--- a/交付成果/第4轮朗读优化版/朗读优化4周版/读书会02_慈心禅修习_4周资料包（朗读优化版）/Word版/第4周_慈心深化、慈巴拉密与总结回向_学员版.docx
+++ b/交付成果/第4轮朗读优化版/朗读优化4周版/读书会02_慈心禅修习_4周资料包（朗读优化版）/Word版/第4周_慈心深化、慈巴拉密与总结回向_学员版.docx
@@ -4,28 +4,35 @@
   <w:body>
     <w:p>
       <w:pPr>
-        <w:spacing w:before="160" w:after="80"/>
-      </w:pPr>
-      <w:r>
-        <w:rPr>
-          <w:rFonts w:ascii="Microsoft YaHei" w:hAnsi="Microsoft YaHei" w:eastAsia="Microsoft YaHei"/>
-          <w:b/>
-          <w:color w:val="1E5631"/>
-          <w:sz w:val="34"/>
-        </w:rPr>
-        <w:t>第4周：慈心深化、慈巴拉密与总结回向（学员版）</w:t>
+        <w:jc w:val="right"/>
+      </w:pPr>
+      <w:r>
+        <w:rPr>
+          <w:color w:val="888888"/>
+          <w:sz w:val="16"/>
+        </w:rPr>
+        <w:t>📅 最近更新：2026-09-22 17:16　|　学员版（第三版修订 · 4周版）</w:t>
       </w:r>
     </w:p>
     <w:p>
       <w:pPr>
-        <w:spacing w:before="160" w:after="80"/>
-      </w:pPr>
-      <w:r>
-        <w:rPr>
-          <w:rFonts w:ascii="Microsoft YaHei" w:hAnsi="Microsoft YaHei" w:eastAsia="Microsoft YaHei"/>
+        <w:jc w:val="center"/>
+      </w:pPr>
+      <w:r>
+        <w:rPr>
           <w:b/>
-          <w:color w:val="1E5631"/>
-          <w:sz w:val="28"/>
+          <w:color w:val="1E4620"/>
+          <w:sz w:val="36"/>
+        </w:rPr>
+        <w:t>第4周：慈心深化、慈巴拉密与总结回向</w:t>
+      </w:r>
+    </w:p>
+    <w:p>
+      <w:r>
+        <w:rPr>
+          <w:b/>
+          <w:color w:val="1E4620"/>
+          <w:sz w:val="26"/>
         </w:rPr>
         <w:t>📋 本周信息卡</w:t>
       </w:r>
@@ -34,7 +41,6 @@
       <w:tblPr>
         <w:tblStyle w:val="TableGrid"/>
         <w:tblW w:type="auto" w:w="0"/>
-        <w:jc w:val="center"/>
         <w:tblLook w:firstColumn="1" w:firstRow="1" w:lastColumn="0" w:lastRow="0" w:noHBand="0" w:noVBand="1" w:val="04A0"/>
       </w:tblPr>
       <w:tblGrid>
@@ -45,17 +51,20 @@
         <w:tc>
           <w:tcPr>
             <w:tcW w:type="dxa" w:w="4819"/>
-            <w:shd w:val="clear" w:color="auto" w:fill="1E5631"/>
+            <w:shd w:val="clear" w:fill="1E4620"/>
           </w:tcPr>
           <w:p>
-            <w:pPr>
-              <w:spacing w:after="20"/>
-            </w:pPr>
             <w:r>
               <w:rPr>
-                <w:b/>
                 <w:color w:val="FFFFFF"/>
-                <w:sz w:val="19"/>
+                <w:sz w:val="18"/>
+              </w:rPr>
+            </w:r>
+            <w:r>
+              <w:rPr>
+                <w:b w:val="0"/>
+                <w:color w:val="FFFFFF"/>
+                <w:sz w:val="18"/>
               </w:rPr>
               <w:t>项目</w:t>
             </w:r>
@@ -64,17 +73,20 @@
         <w:tc>
           <w:tcPr>
             <w:tcW w:type="dxa" w:w="4819"/>
-            <w:shd w:val="clear" w:color="auto" w:fill="1E5631"/>
+            <w:shd w:val="clear" w:fill="1E4620"/>
           </w:tcPr>
           <w:p>
-            <w:pPr>
-              <w:spacing w:after="20"/>
-            </w:pPr>
             <w:r>
               <w:rPr>
-                <w:b/>
                 <w:color w:val="FFFFFF"/>
-                <w:sz w:val="19"/>
+                <w:sz w:val="18"/>
+              </w:rPr>
+            </w:r>
+            <w:r>
+              <w:rPr>
+                <w:b w:val="0"/>
+                <w:color w:val="FFFFFF"/>
+                <w:sz w:val="18"/>
               </w:rPr>
               <w:t>内容</w:t>
             </w:r>
@@ -87,12 +99,15 @@
             <w:tcW w:type="dxa" w:w="4819"/>
           </w:tcPr>
           <w:p>
-            <w:pPr>
-              <w:spacing w:after="20"/>
-            </w:pPr>
             <w:r>
               <w:rPr>
-                <w:sz w:val="19"/>
+                <w:sz w:val="18"/>
+              </w:rPr>
+            </w:r>
+            <w:r>
+              <w:rPr>
+                <w:b w:val="0"/>
+                <w:sz w:val="18"/>
               </w:rPr>
               <w:t>时长</w:t>
             </w:r>
@@ -103,12 +118,15 @@
             <w:tcW w:type="dxa" w:w="4819"/>
           </w:tcPr>
           <w:p>
-            <w:pPr>
-              <w:spacing w:after="20"/>
-            </w:pPr>
             <w:r>
               <w:rPr>
-                <w:sz w:val="19"/>
+                <w:sz w:val="18"/>
+              </w:rPr>
+            </w:r>
+            <w:r>
+              <w:rPr>
+                <w:b w:val="0"/>
+                <w:sz w:val="18"/>
               </w:rPr>
               <w:t>120分钟（4周版 · 9环节）</w:t>
             </w:r>
@@ -119,15 +137,18 @@
         <w:tc>
           <w:tcPr>
             <w:tcW w:type="dxa" w:w="4819"/>
-            <w:shd w:val="clear" w:color="auto" w:fill="F2F2F2"/>
+            <w:shd w:val="clear" w:fill="F2F5FA"/>
           </w:tcPr>
           <w:p>
-            <w:pPr>
-              <w:spacing w:after="20"/>
-            </w:pPr>
             <w:r>
               <w:rPr>
-                <w:sz w:val="19"/>
+                <w:sz w:val="18"/>
+              </w:rPr>
+            </w:r>
+            <w:r>
+              <w:rPr>
+                <w:b w:val="0"/>
+                <w:sz w:val="18"/>
               </w:rPr>
               <w:t>核心问题</w:t>
             </w:r>
@@ -136,15 +157,18 @@
         <w:tc>
           <w:tcPr>
             <w:tcW w:type="dxa" w:w="4819"/>
-            <w:shd w:val="clear" w:color="auto" w:fill="F2F2F2"/>
+            <w:shd w:val="clear" w:fill="F2F5FA"/>
           </w:tcPr>
           <w:p>
-            <w:pPr>
-              <w:spacing w:after="20"/>
-            </w:pPr>
             <w:r>
               <w:rPr>
-                <w:sz w:val="19"/>
+                <w:sz w:val="18"/>
+              </w:rPr>
+            </w:r>
+            <w:r>
+              <w:rPr>
+                <w:b w:val="0"/>
+                <w:sz w:val="18"/>
               </w:rPr>
               <w:t>慈心怎么用在生活里？与人冲突时怎么修？慈心禅与入出息念如何配合？；《慈经》十五种素质是什么？什么是慈巴拉密？这8周慈心有没有改变我的生活？</w:t>
             </w:r>
@@ -157,12 +181,15 @@
             <w:tcW w:type="dxa" w:w="4819"/>
           </w:tcPr>
           <w:p>
-            <w:pPr>
-              <w:spacing w:after="20"/>
-            </w:pPr>
             <w:r>
               <w:rPr>
-                <w:sz w:val="19"/>
+                <w:sz w:val="18"/>
+              </w:rPr>
+            </w:r>
+            <w:r>
+              <w:rPr>
+                <w:b w:val="0"/>
+                <w:sz w:val="18"/>
               </w:rPr>
               <w:t>共读原文</w:t>
             </w:r>
@@ -173,12 +200,15 @@
             <w:tcW w:type="dxa" w:w="4819"/>
           </w:tcPr>
           <w:p>
-            <w:pPr>
-              <w:spacing w:after="20"/>
-            </w:pPr>
             <w:r>
               <w:rPr>
-                <w:sz w:val="19"/>
+                <w:sz w:val="18"/>
+              </w:rPr>
+            </w:r>
+            <w:r>
+              <w:rPr>
+                <w:b w:val="0"/>
+                <w:sz w:val="18"/>
               </w:rPr>
               <w:t>共读原文1：① 天湖寺早晚课诵本·发愿（PDF课诵本：每日发愿）② 慈经·应作慈爱经（PDF课件：行住坐卧皆修慈）　｜　共读原文2：① 慈经中的十五种素质（素质1/10课件）② 慈巴拉密——第九种圆满（菩萨道思想12课件）③ 总结回向（回向偈+发愿文）</w:t>
             </w:r>
@@ -189,15 +219,18 @@
         <w:tc>
           <w:tcPr>
             <w:tcW w:type="dxa" w:w="4819"/>
-            <w:shd w:val="clear" w:color="auto" w:fill="F2F2F2"/>
+            <w:shd w:val="clear" w:fill="F2F5FA"/>
           </w:tcPr>
           <w:p>
-            <w:pPr>
-              <w:spacing w:after="20"/>
-            </w:pPr>
             <w:r>
               <w:rPr>
-                <w:sz w:val="19"/>
+                <w:sz w:val="18"/>
+              </w:rPr>
+            </w:r>
+            <w:r>
+              <w:rPr>
+                <w:b w:val="0"/>
+                <w:sz w:val="18"/>
               </w:rPr>
               <w:t>本周作业</w:t>
             </w:r>
@@ -206,26 +239,24 @@
         <w:tc>
           <w:tcPr>
             <w:tcW w:type="dxa" w:w="4819"/>
-            <w:shd w:val="clear" w:color="auto" w:fill="F2F2F2"/>
+            <w:shd w:val="clear" w:fill="F2F5FA"/>
           </w:tcPr>
           <w:p>
-            <w:pPr>
-              <w:spacing w:after="20"/>
-            </w:pPr>
+            <w:r>
+              <w:rPr>
+                <w:sz w:val="18"/>
+              </w:rPr>
+            </w:r>
           </w:p>
         </w:tc>
       </w:tr>
     </w:tbl>
     <w:p>
-      <w:pPr>
-        <w:spacing w:before="160" w:after="80"/>
-      </w:pPr>
-      <w:r>
-        <w:rPr>
-          <w:rFonts w:ascii="Microsoft YaHei" w:hAnsi="Microsoft YaHei" w:eastAsia="Microsoft YaHei"/>
+      <w:r>
+        <w:rPr>
           <w:b/>
-          <w:color w:val="1E5631"/>
-          <w:sz w:val="28"/>
+          <w:color w:val="1E4620"/>
+          <w:sz w:val="26"/>
         </w:rPr>
         <w:t>🧘 静心开场（10 min）</w:t>
       </w:r>
@@ -234,1358 +265,1845 @@
       <w:r>
         <w:rPr>
           <w:b/>
-          <w:sz w:val="21"/>
         </w:rPr>
         <w:t>请跟随引导静心</w:t>
       </w:r>
       <w:r>
         <w:rPr>
-          <w:sz w:val="21"/>
+          <w:b w:val="0"/>
         </w:rPr>
         <w:t>：</w:t>
       </w:r>
     </w:p>
     <w:p>
       <w:pPr>
-        <w:spacing w:before="40" w:after="80"/>
-        <w:ind w:left="283"/>
-        <w:shd w:val="clear" w:color="auto" w:fill="EDF6EF"/>
+        <w:ind w:left="170"/>
         <w:pBdr>
-          <w:left w:val="single" w:sz="20" w:space="6" w:color="1E5631"/>
+          <w:left w:val="single" w:sz="18" w:space="4" w:color="1E4620"/>
         </w:pBdr>
-      </w:pPr>
-      <w:r>
-        <w:rPr>
-          <w:sz w:val="20"/>
-        </w:rPr>
-        <w:t>先静坐一分钟。（停顿） 前六周我们学会了慈心的四步练习、四无量心。但修行最难的从来不是"在垫子上"，而是"在生活中"——生气的时候、害怕的时候、睡不着的时候。今天我们就来聊聊，怎么把慈心带进这些真实的时刻。</w:t>
+        <w:shd w:val="clear" w:fill="F2F5FA"/>
+      </w:pPr>
+      <w:r>
+        <w:rPr>
+          <w:b w:val="0"/>
+        </w:rPr>
+        <w:t>先静坐一分钟。（停顿）</w:t>
       </w:r>
     </w:p>
     <w:p>
       <w:pPr>
-        <w:spacing w:before="40" w:after="80"/>
-        <w:ind w:left="283"/>
-        <w:shd w:val="clear" w:color="auto" w:fill="EDF6EF"/>
+        <w:ind w:left="170"/>
         <w:pBdr>
-          <w:left w:val="single" w:sz="20" w:space="6" w:color="1E5631"/>
+          <w:left w:val="single" w:sz="18" w:space="4" w:color="1E4620"/>
         </w:pBdr>
-      </w:pPr>
-      <w:r>
-        <w:rPr>
-          <w:sz w:val="20"/>
-        </w:rPr>
-        <w:t xml:space="preserve">💬 </w:t>
-      </w:r>
-      <w:r>
-        <w:rPr>
-          <w:b/>
-          <w:sz w:val="20"/>
-        </w:rPr>
-        <w:t>破冰｜3–5分钟</w:t>
-      </w:r>
-      <w:r>
-        <w:rPr>
-          <w:sz w:val="20"/>
-        </w:rPr>
-        <w:t>：这周，有没有哪个时刻，你很希望自己「别被情绪带走」？</w:t>
+        <w:shd w:val="clear" w:fill="F2F5FA"/>
+      </w:pPr>
+      <w:r>
+        <w:rPr>
+          <w:b w:val="0"/>
+        </w:rPr>
+        <w:t>前六周我们学会了慈心的四步练习、四无量心。但修行最难的从来不是"在垫子上"，而是"在生活中"——生气的时候、害怕的时候、睡不着的时候。今天我们就来聊聊，怎么把慈心带进这些真实的时刻。</w:t>
       </w:r>
     </w:p>
     <w:p>
       <w:pPr>
-        <w:spacing w:before="40" w:after="80"/>
-        <w:ind w:left="283"/>
-        <w:shd w:val="clear" w:color="auto" w:fill="EDF6EF"/>
+        <w:ind w:left="170"/>
         <w:pBdr>
-          <w:left w:val="single" w:sz="20" w:space="6" w:color="1E5631"/>
+          <w:left w:val="single" w:sz="18" w:space="4" w:color="1E4620"/>
         </w:pBdr>
-      </w:pPr>
-      <w:r>
-        <w:rPr>
-          <w:sz w:val="20"/>
-        </w:rPr>
-        <w:t xml:space="preserve">🛡️ </w:t>
+        <w:shd w:val="clear" w:fill="F2F5FA"/>
+      </w:pPr>
+      <w:r>
+        <w:rPr>
+          <w:b w:val="0"/>
+        </w:rPr>
+        <w:t xml:space="preserve">💬 </w:t>
       </w:r>
       <w:r>
         <w:rPr>
           <w:b/>
-          <w:sz w:val="20"/>
-        </w:rPr>
-        <w:t>心理安全三约定</w:t>
-      </w:r>
-      <w:r>
-        <w:rPr>
-          <w:sz w:val="20"/>
-        </w:rPr>
-        <w:t xml:space="preserve">（每次开场在心里过一遍）：① </w:t>
-      </w:r>
-      <w:r>
-        <w:rPr>
-          <w:b/>
-          <w:sz w:val="20"/>
-        </w:rPr>
-        <w:t>保密</w:t>
-      </w:r>
-      <w:r>
-        <w:rPr>
-          <w:sz w:val="20"/>
-        </w:rPr>
-        <w:t xml:space="preserve">——这里说的话不出这间屋子；② </w:t>
-      </w:r>
-      <w:r>
-        <w:rPr>
-          <w:b/>
-          <w:sz w:val="20"/>
-        </w:rPr>
-        <w:t>不评判</w:t>
-      </w:r>
-      <w:r>
-        <w:rPr>
-          <w:sz w:val="20"/>
-        </w:rPr>
-        <w:t xml:space="preserve">——不评价任何人的分享，也不急着评价自己；③ </w:t>
-      </w:r>
-      <w:r>
-        <w:rPr>
-          <w:b/>
-          <w:sz w:val="20"/>
-        </w:rPr>
-        <w:t>可随时暂停</w:t>
-      </w:r>
-      <w:r>
-        <w:rPr>
-          <w:sz w:val="20"/>
-        </w:rPr>
-        <w:t>——任何时候觉得不舒服，都可以停下来休息、喝水或离开，不需要解释。</w:t>
+        </w:rPr>
+        <w:t>破冰｜3–5分钟</w:t>
+      </w:r>
+      <w:r>
+        <w:rPr>
+          <w:b w:val="0"/>
+        </w:rPr>
+        <w:t>：这周，有没有哪个时刻，你很希望自己「别被情绪带走」？</w:t>
       </w:r>
     </w:p>
     <w:p>
       <w:pPr>
-        <w:spacing w:before="160" w:after="80"/>
-      </w:pPr>
-      <w:r>
-        <w:rPr>
-          <w:rFonts w:ascii="Microsoft YaHei" w:hAnsi="Microsoft YaHei" w:eastAsia="Microsoft YaHei"/>
+        <w:ind w:left="170"/>
+        <w:pBdr>
+          <w:left w:val="single" w:sz="18" w:space="4" w:color="1E4620"/>
+        </w:pBdr>
+        <w:shd w:val="clear" w:fill="F2F5FA"/>
+      </w:pPr>
+      <w:r>
+        <w:rPr>
+          <w:b w:val="0"/>
+        </w:rPr>
+        <w:t xml:space="preserve">🛡️ </w:t>
+      </w:r>
+      <w:r>
+        <w:rPr>
           <w:b/>
-          <w:color w:val="1E5631"/>
-          <w:sz w:val="28"/>
-        </w:rPr>
-        <w:t>📖 共读原文1（20 min）</w:t>
+        </w:rPr>
+        <w:t>心理安全三约定</w:t>
+      </w:r>
+      <w:r>
+        <w:rPr>
+          <w:b w:val="0"/>
+        </w:rPr>
+        <w:t xml:space="preserve">（每次开场在心里过一遍）：① </w:t>
+      </w:r>
+      <w:r>
+        <w:rPr>
+          <w:b/>
+        </w:rPr>
+        <w:t>保密</w:t>
+      </w:r>
+      <w:r>
+        <w:rPr>
+          <w:b w:val="0"/>
+        </w:rPr>
+        <w:t xml:space="preserve">——这里说的话不出这间屋子；② </w:t>
+      </w:r>
+      <w:r>
+        <w:rPr>
+          <w:b/>
+        </w:rPr>
+        <w:t>不评判</w:t>
+      </w:r>
+      <w:r>
+        <w:rPr>
+          <w:b w:val="0"/>
+        </w:rPr>
+        <w:t xml:space="preserve">——不评价任何人的分享，也不急着评价自己；③ </w:t>
+      </w:r>
+      <w:r>
+        <w:rPr>
+          <w:b/>
+        </w:rPr>
+        <w:t>可随时暂停</w:t>
+      </w:r>
+      <w:r>
+        <w:rPr>
+          <w:b w:val="0"/>
+        </w:rPr>
+        <w:t>——任何时候觉得不舒服，都可以停下来休息、喝水或离开，不需要解释。</w:t>
       </w:r>
     </w:p>
     <w:p>
-      <w:pPr>
-        <w:spacing w:before="40" w:after="80"/>
-        <w:ind w:left="283"/>
-        <w:shd w:val="clear" w:color="auto" w:fill="EDF6EF"/>
-        <w:pBdr>
-          <w:left w:val="single" w:sz="20" w:space="6" w:color="1E5631"/>
-        </w:pBdr>
-      </w:pPr>
-      <w:r>
-        <w:rPr>
-          <w:sz w:val="20"/>
-        </w:rPr>
-        <w:t xml:space="preserve">🎤 </w:t>
-      </w:r>
       <w:r>
         <w:rPr>
           <w:b/>
-          <w:sz w:val="20"/>
-        </w:rPr>
-        <w:t>本周朗读段</w:t>
-      </w:r>
-      <w:r>
-        <w:rPr>
-          <w:sz w:val="20"/>
-        </w:rPr>
-        <w:t>（★核心段落｜约 296 字｜中等稍慢约 2 分钟；本讲共读原文正文合计约 537 字）：先朗读全部★核心段落；◈扩展段落及补充原文作默读／选读／延伸。</w:t>
+          <w:color w:val="1E4620"/>
+          <w:sz w:val="26"/>
+        </w:rPr>
+        <w:t>📖 共读原文1（20 min）</w:t>
       </w:r>
     </w:p>
     <w:p>
       <w:pPr>
-        <w:spacing w:before="120" w:after="80"/>
-      </w:pPr>
-      <w:r>
-        <w:rPr>
-          <w:rFonts w:ascii="Microsoft YaHei" w:hAnsi="Microsoft YaHei" w:eastAsia="Microsoft YaHei"/>
+        <w:ind w:left="170"/>
+        <w:pBdr>
+          <w:left w:val="single" w:sz="18" w:space="4" w:color="1E4620"/>
+        </w:pBdr>
+        <w:shd w:val="clear" w:fill="F2F5FA"/>
+      </w:pPr>
+      <w:r>
+        <w:rPr>
+          <w:b w:val="0"/>
+        </w:rPr>
+        <w:t xml:space="preserve">🎤 </w:t>
+      </w:r>
+      <w:r>
+        <w:rPr>
           <w:b/>
-          <w:color w:val="1E5631"/>
-          <w:sz w:val="25"/>
-        </w:rPr>
-        <w:t>原文材料①：慈心融入每日课诵——发愿文（Patthanā）</w:t>
+        </w:rPr>
+        <w:t>本周朗读段</w:t>
+      </w:r>
+      <w:r>
+        <w:rPr>
+          <w:b w:val="0"/>
+        </w:rPr>
+        <w:t>（★核心段落｜约 296 字｜中等稍慢约 2 分钟；本讲共读原文正文合计约 537 字）：先朗读全部★核心段落；◈扩展段落及补充原文作默读／选读／延伸。</w:t>
       </w:r>
     </w:p>
     <w:p>
       <w:r>
         <w:rPr>
           <w:b/>
-          <w:sz w:val="21"/>
-        </w:rPr>
-        <w:t>★核心段落（必读）</w:t>
-      </w:r>
-      <w:r>
-        <w:rPr>
-          <w:sz w:val="21"/>
-        </w:rPr>
-        <w:t>【本周朗读段】</w:t>
+          <w:color w:val="1E4620"/>
+          <w:sz w:val="23"/>
+        </w:rPr>
+        <w:t>原文材料①：慈心融入每日课诵——发愿文（Patthanā）</w:t>
       </w:r>
     </w:p>
     <w:p>
       <w:r>
         <w:rPr>
           <w:b/>
-          <w:sz w:val="21"/>
-        </w:rPr>
-        <w:t>（二）发愿（Patthanā）</w:t>
+        </w:rPr>
+        <w:t>★核心段落（必读）</w:t>
+      </w:r>
+      <w:r>
+        <w:rPr>
+          <w:b w:val="0"/>
+        </w:rPr>
+        <w:t>【本周朗读段】</w:t>
       </w:r>
     </w:p>
     <w:p>
       <w:r>
         <w:rPr>
-          <w:sz w:val="21"/>
-        </w:rPr>
-        <w:t>Idaṃ me ñātīnaṃ hotu, sukhitā hontu ñātayo! （x3）</w:t>
+          <w:b/>
+        </w:rPr>
+        <w:t>（二）发愿（Patthanā）</w:t>
       </w:r>
     </w:p>
     <w:p>
       <w:r>
         <w:rPr>
-          <w:sz w:val="21"/>
-        </w:rPr>
-        <w:t>愿此为我亲，愿诸亲快乐！（三遍）</w:t>
+          <w:b w:val="0"/>
+        </w:rPr>
+        <w:t>Idaṃ me ñātīnaṃ hotu, sukhitā hontu ñātayo! （x3）</w:t>
       </w:r>
     </w:p>
     <w:p>
       <w:r>
         <w:rPr>
-          <w:sz w:val="21"/>
-        </w:rPr>
-        <w:t>Iminā puñña-kammena, mā me bāla-samāgamo,</w:t>
+          <w:b w:val="0"/>
+        </w:rPr>
+        <w:t>愿此为我亲，愿诸亲快乐！（三遍）</w:t>
       </w:r>
     </w:p>
     <w:p>
       <w:r>
         <w:rPr>
-          <w:sz w:val="21"/>
-        </w:rPr>
-        <w:t>以此功德业，我不遇愚人，</w:t>
+          <w:b w:val="0"/>
+        </w:rPr>
+        <w:t>Iminā puñña-kammena, mā me bāla-samāgamo,</w:t>
       </w:r>
     </w:p>
     <w:p>
       <w:r>
         <w:rPr>
-          <w:sz w:val="21"/>
-        </w:rPr>
-        <w:t>Sataṃ samāgamo hotu, yāvanibbāna-pattiyā! （x3）</w:t>
+          <w:b w:val="0"/>
+        </w:rPr>
+        <w:t>以此功德业，我不遇愚人，</w:t>
       </w:r>
     </w:p>
     <w:p>
       <w:r>
         <w:rPr>
-          <w:sz w:val="21"/>
-        </w:rPr>
-        <w:t>愿会遇善士，直到证涅槃！（三遍）</w:t>
+          <w:b w:val="0"/>
+        </w:rPr>
+        <w:t>Sataṃ samāgamo hotu, yāvanibbāna-pattiyā! （x3）</w:t>
       </w:r>
     </w:p>
     <w:p>
       <w:r>
         <w:rPr>
-          <w:sz w:val="21"/>
-        </w:rPr>
-        <w:t>Idaṃ me puñña-kammaṃ, āsavakkhayāvahaṃ hotu. （x3）</w:t>
+          <w:b w:val="0"/>
+        </w:rPr>
+        <w:t>愿会遇善士，直到证涅槃！（三遍）</w:t>
       </w:r>
     </w:p>
     <w:p>
       <w:r>
         <w:rPr>
-          <w:sz w:val="21"/>
-        </w:rPr>
-        <w:t>愿我此德行，导向诸漏尽！（三遍）</w:t>
+          <w:b w:val="0"/>
+        </w:rPr>
+        <w:t>Idaṃ me puñña-kammaṃ, āsavakkhayāvahaṃ hotu. （x3）</w:t>
       </w:r>
     </w:p>
     <w:p>
       <w:r>
         <w:rPr>
-          <w:sz w:val="21"/>
-        </w:rPr>
-        <w:t>Sabba dukkha pamuccatu!</w:t>
+          <w:b w:val="0"/>
+        </w:rPr>
+        <w:t>愿我此德行，导向诸漏尽！（三遍）</w:t>
       </w:r>
     </w:p>
     <w:p>
       <w:r>
         <w:rPr>
-          <w:sz w:val="21"/>
-        </w:rPr>
-        <w:t>愿解脱一切苦！</w:t>
+          <w:b w:val="0"/>
+        </w:rPr>
+        <w:t>Sabba dukkha pamuccatu!</w:t>
       </w:r>
     </w:p>
     <w:p>
       <w:r>
         <w:rPr>
-          <w:b/>
-          <w:sz w:val="21"/>
-        </w:rPr>
-        <w:t>◈扩展段落（可选）</w:t>
-      </w:r>
-      <w:r>
-        <w:rPr>
-          <w:sz w:val="21"/>
-        </w:rPr>
-        <w:t>【默读／选读／延伸】</w:t>
+          <w:b w:val="0"/>
+        </w:rPr>
+        <w:t>愿解脱一切苦！</w:t>
       </w:r>
     </w:p>
     <w:p>
       <w:r>
         <w:rPr>
           <w:b/>
-          <w:sz w:val="21"/>
-        </w:rPr>
-        <w:t>（三）散播慈爱与发愿（Mettābhāvanā ca Patthanā ca）的实践定位</w:t>
-      </w:r>
-      <w:r>
-        <w:rPr>
-          <w:sz w:val="21"/>
-        </w:rPr>
-        <w:t>——课诵本中注明："每晚在结束一天的修行生活前念诵"。这告诉我们：慈心不只是打坐时的练习，更要变成</w:t>
-      </w:r>
-      <w:r>
-        <w:rPr>
-          <w:b/>
-          <w:sz w:val="21"/>
-        </w:rPr>
-        <w:t>每日功课</w:t>
-      </w:r>
-      <w:r>
-        <w:rPr>
-          <w:sz w:val="21"/>
-        </w:rPr>
-        <w:t>——每晚念诵应作慈爱经、发愿、散播慈爱，让慈心成为一天修行生活的收尾，日复一日，慈心才能"持续地被生起"。</w:t>
+        </w:rPr>
+        <w:t>◈扩展段落（可选）</w:t>
+      </w:r>
+      <w:r>
+        <w:rPr>
+          <w:b w:val="0"/>
+        </w:rPr>
+        <w:t>【默读／选读／延伸】</w:t>
       </w:r>
     </w:p>
     <w:p>
-      <w:pPr>
-        <w:spacing w:before="40" w:after="80"/>
-        <w:ind w:left="283"/>
-        <w:shd w:val="clear" w:color="auto" w:fill="EDF6EF"/>
-        <w:pBdr>
-          <w:left w:val="single" w:sz="20" w:space="6" w:color="1E5631"/>
-        </w:pBdr>
-      </w:pPr>
-      <w:r>
-        <w:rPr>
-          <w:sz w:val="20"/>
-        </w:rPr>
-        <w:t>实践引导（可带领大家当场试）：今晚睡前，试着把上面这段发愿文念三遍——"愿此为我亲，愿诸亲快乐"，带着对亲友的祝福入睡。这就是把慈心变成每日功课的第一步。</w:t>
+      <w:r>
+        <w:rPr>
+          <w:b/>
+        </w:rPr>
+        <w:t>（三）散播慈爱与发愿（Mettābhāvanā ca Patthanā ca）的实践定位</w:t>
+      </w:r>
+      <w:r>
+        <w:rPr>
+          <w:b w:val="0"/>
+        </w:rPr>
+        <w:t>——课诵本中注明："每晚在结束一天的修行生活前念诵"。这告诉我们：慈心不只是打坐时的练习，更要变成</w:t>
+      </w:r>
+      <w:r>
+        <w:rPr>
+          <w:b/>
+        </w:rPr>
+        <w:t>每日功课</w:t>
+      </w:r>
+      <w:r>
+        <w:rPr>
+          <w:b w:val="0"/>
+        </w:rPr>
+        <w:t>——每晚念诵应作慈爱经、发愿、散播慈爱，让慈心成为一天修行生活的收尾，日复一日，慈心才能"持续地被生起"。</w:t>
       </w:r>
     </w:p>
     <w:p>
-      <w:r>
-        <w:rPr>
-          <w:b/>
-          <w:sz w:val="21"/>
-        </w:rPr>
-        <w:t>◈扩展段落（可选）</w:t>
-      </w:r>
-      <w:r>
-        <w:rPr>
-          <w:sz w:val="21"/>
-        </w:rPr>
-        <w:t>【默读／选读／延伸】</w:t>
+      <w:pPr>
+        <w:ind w:left="170"/>
+        <w:pBdr>
+          <w:left w:val="single" w:sz="18" w:space="4" w:color="1E4620"/>
+        </w:pBdr>
+        <w:shd w:val="clear" w:fill="F2F5FA"/>
+      </w:pPr>
+      <w:r>
+        <w:rPr>
+          <w:b w:val="0"/>
+        </w:rPr>
+        <w:t>实践引导（可带领大家当场试）：今晚睡前，试着把上面这段发愿文念三遍——"愿此为我亲，愿诸亲快乐"，带着对亲友的祝福入睡。这就是把慈心变成每日功课的第一步。</w:t>
       </w:r>
     </w:p>
     <w:p>
-      <w:pPr>
-        <w:spacing w:before="40" w:after="80"/>
-        <w:ind w:left="283"/>
-        <w:shd w:val="clear" w:color="auto" w:fill="EDF6EF"/>
-        <w:pBdr>
-          <w:left w:val="single" w:sz="20" w:space="6" w:color="1E5631"/>
-        </w:pBdr>
-      </w:pPr>
-      <w:r>
-        <w:rPr>
-          <w:sz w:val="20"/>
-        </w:rPr>
-        <w:t>（另：慈心禅那的定位——出自第189讲"（三）慈心禅那的十一种利益"末段）</w:t>
+      <w:r>
+        <w:rPr>
+          <w:b/>
+        </w:rPr>
+        <w:t>◈扩展段落（可选）</w:t>
+      </w:r>
+      <w:r>
+        <w:rPr>
+          <w:b w:val="0"/>
+        </w:rPr>
+        <w:t>【默读／选读／延伸】</w:t>
       </w:r>
     </w:p>
     <w:p>
       <w:pPr>
-        <w:spacing w:before="40" w:after="80"/>
-        <w:ind w:left="283"/>
-        <w:shd w:val="clear" w:color="auto" w:fill="EDF6EF"/>
+        <w:ind w:left="170"/>
         <w:pBdr>
-          <w:left w:val="single" w:sz="20" w:space="6" w:color="1E5631"/>
+          <w:left w:val="single" w:sz="18" w:space="4" w:color="1E4620"/>
         </w:pBdr>
-      </w:pPr>
-      <w:r>
-        <w:rPr>
-          <w:sz w:val="20"/>
-        </w:rPr>
-        <w:t>然而慈心禅只能暂时灭除瞋恚；若要根除瞋恚，必须精进地修行直到证得不来道（三果圣者），因为该圣道才能根除瞋恚。（三果圣者不管碰到任何事情都不会生气。）</w:t>
+        <w:shd w:val="clear" w:fill="F2F5FA"/>
+      </w:pPr>
+      <w:r>
+        <w:rPr>
+          <w:b w:val="0"/>
+        </w:rPr>
+        <w:t>（另：慈心禅那的定位——出自第189讲"（三）慈心禅那的十一种利益"末段）</w:t>
       </w:r>
     </w:p>
     <w:p>
       <w:pPr>
-        <w:spacing w:before="120" w:after="80"/>
-      </w:pPr>
-      <w:r>
-        <w:rPr>
-          <w:rFonts w:ascii="Microsoft YaHei" w:hAnsi="Microsoft YaHei" w:eastAsia="Microsoft YaHei"/>
-          <w:b/>
-          <w:color w:val="1E5631"/>
-          <w:sz w:val="25"/>
-        </w:rPr>
-        <w:t>原文材料②：应作慈爱经——行住坐卧皆修慈</w:t>
+        <w:ind w:left="170"/>
+        <w:pBdr>
+          <w:left w:val="single" w:sz="18" w:space="4" w:color="1E4620"/>
+        </w:pBdr>
+        <w:shd w:val="clear" w:fill="F2F5FA"/>
+      </w:pPr>
+      <w:r>
+        <w:rPr>
+          <w:b w:val="0"/>
+        </w:rPr>
+        <w:t>然而慈心禅只能暂时灭除瞋恚；若要根除瞋恚，必须精进地修行直到证得不来道（三果圣者），因为该圣道才能根除瞋恚。（三果圣者不管碰到任何事情都不会生气。）</w:t>
       </w:r>
     </w:p>
     <w:p>
-      <w:pPr>
-        <w:ind w:left="340"/>
-      </w:pPr>
-      <w:r>
-        <w:rPr>
-          <w:color w:val="1E5631"/>
-          <w:sz w:val="21"/>
-        </w:rPr>
-        <w:t xml:space="preserve">• </w:t>
-      </w:r>
-      <w:r>
-        <w:rPr>
-          <w:sz w:val="21"/>
-        </w:rPr>
-        <w:t xml:space="preserve">📌 </w:t>
-      </w:r>
       <w:r>
         <w:rPr>
           <w:b/>
-          <w:sz w:val="21"/>
-        </w:rPr>
-        <w:t>完整原文见《原文全集》第六部分（应作慈爱经，含巴利原文与中文翻译）</w:t>
+          <w:color w:val="1E4620"/>
+          <w:sz w:val="23"/>
+        </w:rPr>
+        <w:t>原文材料②：应作慈爱经——行住坐卧皆修慈</w:t>
       </w:r>
     </w:p>
     <w:p>
+      <w:pPr>
+        <w:pStyle w:val="ListBullet"/>
+      </w:pPr>
+      <w:r>
+        <w:rPr>
+          <w:b w:val="0"/>
+        </w:rPr>
+        <w:t xml:space="preserve">📌 </w:t>
+      </w:r>
       <w:r>
         <w:rPr>
           <w:b/>
-          <w:sz w:val="21"/>
-        </w:rPr>
-        <w:t>经文原文摘录（共读用）——完整经文（复制自《原文全集》第六部分，未作删改）</w:t>
-      </w:r>
-      <w:r>
-        <w:rPr>
-          <w:sz w:val="21"/>
-        </w:rPr>
-        <w:t>：</w:t>
+        </w:rPr>
+        <w:t>完整原文见《原文全集》第六部分（应作慈爱经，含巴利原文与中文翻译）</w:t>
       </w:r>
     </w:p>
     <w:p>
       <w:r>
         <w:rPr>
           <w:b/>
-          <w:sz w:val="21"/>
-        </w:rPr>
-        <w:t>◈扩展段落（可选）</w:t>
-      </w:r>
-      <w:r>
-        <w:rPr>
-          <w:sz w:val="21"/>
-        </w:rPr>
-        <w:t>（时间紧时跳过巴利原文，直接读中文）【默读／选读／延伸】</w:t>
+        </w:rPr>
+        <w:t>经文原文摘录（共读用）——完整经文（复制自《原文全集》第六部分，未作删改）</w:t>
+      </w:r>
+      <w:r>
+        <w:rPr>
+          <w:b w:val="0"/>
+        </w:rPr>
+        <w:t>：</w:t>
       </w:r>
     </w:p>
     <w:p>
-      <w:pPr>
-        <w:spacing w:before="40" w:after="80"/>
-        <w:ind w:left="283"/>
-        <w:shd w:val="clear" w:color="auto" w:fill="EDF6EF"/>
-        <w:pBdr>
-          <w:left w:val="single" w:sz="20" w:space="6" w:color="1E5631"/>
-        </w:pBdr>
-      </w:pPr>
       <w:r>
         <w:rPr>
           <w:b/>
-          <w:sz w:val="20"/>
-        </w:rPr>
-        <w:t>【巴利原文】</w:t>
+        </w:rPr>
+        <w:t>◈扩展段落（可选）</w:t>
+      </w:r>
+      <w:r>
+        <w:rPr>
+          <w:b w:val="0"/>
+        </w:rPr>
+        <w:t>（时间紧时跳过巴利原文，直接读中文）【默读／选读／延伸】</w:t>
       </w:r>
     </w:p>
     <w:p>
       <w:pPr>
-        <w:spacing w:before="40" w:after="80"/>
-        <w:ind w:left="283"/>
-        <w:shd w:val="clear" w:color="auto" w:fill="EDF6EF"/>
+        <w:ind w:left="170"/>
         <w:pBdr>
-          <w:left w:val="single" w:sz="20" w:space="6" w:color="1E5631"/>
+          <w:left w:val="single" w:sz="18" w:space="4" w:color="1E4620"/>
         </w:pBdr>
-      </w:pPr>
-      <w:r>
-        <w:rPr>
-          <w:sz w:val="20"/>
-        </w:rPr>
-        <w:t>Karaṇīyam atthakusalena, yantaṃ santaṃ padaṃ abhisamecca: sakko ujū ca sūjū ca, suvaco c'assa mudu anatimānī; Santussako ca subharo ca, appakicco ca sallahukavutti, santindriyo ca nipako ca, appagabbho kulesu ananugiddho. Na ca khuddaṃ samācare kiñci, yena viññū pare upavadeyyuṃ. sukhino vā khemino hontu, sabbe sattā bhavantu sukhitattā. Ye keci pāṇabhūt'atthi, tasā vā thāvarā vā anavasesā, dīghā vā ye mahantā vā, majjhimā rassakāṇukathūlā; Diṭṭhā vā yeva addiṭṭhā, ye ca dūre vasanti avidūre, bhūtā vā sambhavesī vā, sabbe sattā bhavantu sukhitattā. Na paro paraṃ nikubbetha, nātimaññetha katthaci naṃ kañci; byārosanā paṭighasaññā, nāññamaññassa dukkhamiccheyya. Mātā yathā niyaṃ puttaṃ, āyusā ekaputtamanurakkhe; evampi sabbabhūtesu, mānasaṃ bhāvaye aparimāṇaṃ. Mettañca sabbalokasmiṃ, mānasaṃ bhāvaye aparimāṇaṃ, uddhaṃ adho ca tiriyañca, asambādhaṃ averaṃ asapattaṃ. Tiṭṭhaṃ caraṃ nisinno vā, sayāno vā yāvat'assa vigatamiddho, etaṃ satiṃ adhiṭṭheyya, brahmametaṃ vihāraṃ idhamāhu. Diṭṭhiñca anupagamma, sīlavā dassanena sampanno, kāmesu vineyya gedhaṃ, na hi jātu gabbhaseyyaṃ punaretīti.</w:t>
+        <w:shd w:val="clear" w:fill="F2F5FA"/>
+      </w:pPr>
+      <w:r>
+        <w:rPr>
+          <w:b/>
+        </w:rPr>
+        <w:t>【巴利原文】</w:t>
       </w:r>
     </w:p>
     <w:p>
-      <w:r>
-        <w:rPr>
-          <w:b/>
-          <w:sz w:val="21"/>
-        </w:rPr>
-        <w:t>★核心段落（必读）</w:t>
-      </w:r>
-      <w:r>
-        <w:rPr>
-          <w:sz w:val="21"/>
-        </w:rPr>
-        <w:t>【本周朗读段】</w:t>
+      <w:pPr>
+        <w:ind w:left="170"/>
+        <w:pBdr>
+          <w:left w:val="single" w:sz="18" w:space="4" w:color="1E4620"/>
+        </w:pBdr>
+        <w:shd w:val="clear" w:fill="F2F5FA"/>
+      </w:pPr>
+      <w:r>
+        <w:rPr>
+          <w:b w:val="0"/>
+        </w:rPr>
+        <w:t>Karaṇīyam atthakusalena, yantaṃ santaṃ padaṃ abhisamecca:</w:t>
       </w:r>
     </w:p>
     <w:p>
       <w:pPr>
-        <w:spacing w:before="40" w:after="80"/>
-        <w:ind w:left="283"/>
-        <w:shd w:val="clear" w:color="auto" w:fill="EDF6EF"/>
+        <w:ind w:left="170"/>
         <w:pBdr>
-          <w:left w:val="single" w:sz="20" w:space="6" w:color="1E5631"/>
+          <w:left w:val="single" w:sz="18" w:space="4" w:color="1E4620"/>
         </w:pBdr>
-      </w:pPr>
-      <w:r>
-        <w:rPr>
-          <w:b/>
-          <w:sz w:val="20"/>
-        </w:rPr>
-        <w:t>【中文翻译】</w:t>
+        <w:shd w:val="clear" w:fill="F2F5FA"/>
+      </w:pPr>
+      <w:r>
+        <w:rPr>
+          <w:b w:val="0"/>
+        </w:rPr>
+        <w:t>sakko ujū ca sūjū ca, suvaco c'assa mudu anatimānī;</w:t>
       </w:r>
     </w:p>
     <w:p>
       <w:pPr>
-        <w:spacing w:before="40" w:after="80"/>
-        <w:ind w:left="283"/>
-        <w:shd w:val="clear" w:color="auto" w:fill="EDF6EF"/>
+        <w:ind w:left="170"/>
         <w:pBdr>
-          <w:left w:val="single" w:sz="20" w:space="6" w:color="1E5631"/>
+          <w:left w:val="single" w:sz="18" w:space="4" w:color="1E4620"/>
         </w:pBdr>
-      </w:pPr>
-      <w:r>
-        <w:rPr>
-          <w:sz w:val="20"/>
-        </w:rPr>
-        <w:t>善求义利、领悟寂静境界后应当作： 有能力、正直、诚实，顺从、柔和、不骄慢； 知足、易扶养，少事务、生活简朴， 诸根寂静、贤明，不无礼与不贪著居家； 只要会遭智者谴责，即使是小事也不做。 愿一切有情幸福、安稳！自有其乐！</w:t>
+        <w:shd w:val="clear" w:fill="F2F5FA"/>
+      </w:pPr>
+      <w:r>
+        <w:rPr>
+          <w:b w:val="0"/>
+        </w:rPr>
+        <w:t>Santussako ca subharo ca, appakicco ca sallahukavutti,</w:t>
       </w:r>
     </w:p>
     <w:p>
       <w:pPr>
-        <w:spacing w:before="40" w:after="80"/>
-        <w:ind w:left="283"/>
-        <w:shd w:val="clear" w:color="auto" w:fill="EDF6EF"/>
+        <w:ind w:left="170"/>
         <w:pBdr>
-          <w:left w:val="single" w:sz="20" w:space="6" w:color="1E5631"/>
+          <w:left w:val="single" w:sz="18" w:space="4" w:color="1E4620"/>
         </w:pBdr>
-      </w:pPr>
-      <w:r>
-        <w:rPr>
-          <w:sz w:val="20"/>
-        </w:rPr>
-        <w:t>凡所有的有情生类，动摇的或不动的，毫无遗漏， 长的或大的，中的、短的、细的或粗的， 凡是见到的或没见到的，住在远方或近处的， 已生的或寻求出生的，愿一切有情自有其乐！</w:t>
+        <w:shd w:val="clear" w:fill="F2F5FA"/>
+      </w:pPr>
+      <w:r>
+        <w:rPr>
+          <w:b w:val="0"/>
+        </w:rPr>
+        <w:t>santindriyo ca nipako ca, appagabbho kulesu ananugiddho.</w:t>
       </w:r>
     </w:p>
     <w:p>
       <w:pPr>
-        <w:spacing w:before="40" w:after="80"/>
-        <w:ind w:left="283"/>
-        <w:shd w:val="clear" w:color="auto" w:fill="EDF6EF"/>
+        <w:ind w:left="170"/>
         <w:pBdr>
-          <w:left w:val="single" w:sz="20" w:space="6" w:color="1E5631"/>
+          <w:left w:val="single" w:sz="18" w:space="4" w:color="1E4620"/>
         </w:pBdr>
-      </w:pPr>
-      <w:r>
-        <w:rPr>
-          <w:sz w:val="20"/>
-        </w:rPr>
-        <w:t>不要有人欺骗他人，不要轻视任何地方的任何人， 不要以忿怒、瞋恚想，而彼此希望对方受苦！</w:t>
+        <w:shd w:val="clear" w:fill="F2F5FA"/>
+      </w:pPr>
+      <w:r>
+        <w:rPr>
+          <w:b w:val="0"/>
+        </w:rPr>
+        <w:t>Na ca khuddaṃ samācare kiñci, yena viññū pare upavadeyyuṃ.</w:t>
       </w:r>
     </w:p>
     <w:p>
       <w:pPr>
-        <w:spacing w:before="40" w:after="80"/>
-        <w:ind w:left="283"/>
-        <w:shd w:val="clear" w:color="auto" w:fill="EDF6EF"/>
+        <w:ind w:left="170"/>
         <w:pBdr>
-          <w:left w:val="single" w:sz="20" w:space="6" w:color="1E5631"/>
+          <w:left w:val="single" w:sz="18" w:space="4" w:color="1E4620"/>
         </w:pBdr>
-      </w:pPr>
-      <w:r>
-        <w:rPr>
-          <w:sz w:val="20"/>
-        </w:rPr>
-        <w:t>正如母亲对待自己的儿子，会以生命来保护唯一的儿子； 也如此对一切生类培育无量之心！</w:t>
+        <w:shd w:val="clear" w:fill="F2F5FA"/>
+      </w:pPr>
+      <w:r>
+        <w:rPr>
+          <w:b w:val="0"/>
+        </w:rPr>
+        <w:t>sukhino vā khemino hontu, sabbe sattā bhavantu sukhitattā.</w:t>
       </w:r>
     </w:p>
     <w:p>
       <w:pPr>
-        <w:spacing w:before="40" w:after="80"/>
-        <w:ind w:left="283"/>
-        <w:shd w:val="clear" w:color="auto" w:fill="EDF6EF"/>
+        <w:ind w:left="170"/>
         <w:pBdr>
-          <w:left w:val="single" w:sz="20" w:space="6" w:color="1E5631"/>
+          <w:left w:val="single" w:sz="18" w:space="4" w:color="1E4620"/>
         </w:pBdr>
-      </w:pPr>
-      <w:r>
-        <w:rPr>
-          <w:sz w:val="20"/>
-        </w:rPr>
-        <w:t>以慈爱对一切世界培育无量之心， 上方、下方及四方，无障碍、无怨恨、无敌对！</w:t>
+        <w:shd w:val="clear" w:fill="F2F5FA"/>
+      </w:pPr>
+      <w:r>
+        <w:rPr>
+          <w:b w:val="0"/>
+        </w:rPr>
+        <w:t>Ye keci pāṇabhūt'atthi, tasā vā thāvarā vā anavasesā,</w:t>
       </w:r>
     </w:p>
     <w:p>
       <w:pPr>
-        <w:spacing w:before="40" w:after="80"/>
-        <w:ind w:left="283"/>
-        <w:shd w:val="clear" w:color="auto" w:fill="EDF6EF"/>
+        <w:ind w:left="170"/>
         <w:pBdr>
-          <w:left w:val="single" w:sz="20" w:space="6" w:color="1E5631"/>
+          <w:left w:val="single" w:sz="18" w:space="4" w:color="1E4620"/>
         </w:pBdr>
-      </w:pPr>
-      <w:r>
-        <w:rPr>
-          <w:sz w:val="20"/>
-        </w:rPr>
-        <w:t>站立、行走、坐着或躺卧，只要他离开睡眠，皆应确立如此之念， 这是他们于此所说的梵住。</w:t>
+        <w:shd w:val="clear" w:fill="F2F5FA"/>
+      </w:pPr>
+      <w:r>
+        <w:rPr>
+          <w:b w:val="0"/>
+        </w:rPr>
+        <w:t>dīghā vā ye mahantā vā, majjhimā rassakāṇukathūlā;</w:t>
       </w:r>
     </w:p>
     <w:p>
       <w:pPr>
-        <w:spacing w:before="40" w:after="80"/>
-        <w:ind w:left="283"/>
-        <w:shd w:val="clear" w:color="auto" w:fill="EDF6EF"/>
+        <w:ind w:left="170"/>
         <w:pBdr>
-          <w:left w:val="single" w:sz="20" w:space="6" w:color="1E5631"/>
+          <w:left w:val="single" w:sz="18" w:space="4" w:color="1E4620"/>
         </w:pBdr>
-      </w:pPr>
-      <w:r>
-        <w:rPr>
-          <w:sz w:val="20"/>
-        </w:rPr>
-        <w:t>不接受邪见，持戒，具足彻见， 调伏对诸欲的贪求，确定不会再投胎！</w:t>
+        <w:shd w:val="clear" w:fill="F2F5FA"/>
+      </w:pPr>
+      <w:r>
+        <w:rPr>
+          <w:b w:val="0"/>
+        </w:rPr>
+        <w:t>Diṭṭhā vā yeva addiṭṭhā, ye ca dūre vasanti avidūre,</w:t>
       </w:r>
     </w:p>
     <w:p>
       <w:pPr>
-        <w:spacing w:before="40" w:after="80"/>
-        <w:ind w:left="283"/>
-        <w:shd w:val="clear" w:color="auto" w:fill="EDF6EF"/>
+        <w:ind w:left="170"/>
         <w:pBdr>
-          <w:left w:val="single" w:sz="20" w:space="6" w:color="1E5631"/>
+          <w:left w:val="single" w:sz="18" w:space="4" w:color="1E4620"/>
         </w:pBdr>
-      </w:pPr>
-      <w:r>
-        <w:rPr>
-          <w:sz w:val="20"/>
-        </w:rPr>
-        <w:t>——应作慈爱经结束</w:t>
+        <w:shd w:val="clear" w:fill="F2F5FA"/>
+      </w:pPr>
+      <w:r>
+        <w:rPr>
+          <w:b w:val="0"/>
+        </w:rPr>
+        <w:t>bhūtā vā sambhavesī vā, sabbe sattā bhavantu sukhitattā.</w:t>
       </w:r>
     </w:p>
     <w:p>
       <w:pPr>
-        <w:spacing w:before="120" w:after="80"/>
-      </w:pPr>
-      <w:r>
-        <w:rPr>
-          <w:rFonts w:ascii="Microsoft YaHei" w:hAnsi="Microsoft YaHei" w:eastAsia="Microsoft YaHei"/>
-          <w:b/>
-          <w:color w:val="1E5631"/>
-          <w:sz w:val="25"/>
-        </w:rPr>
-        <w:t>原文材料③：冲突时先修慈心——暂停、觉察与慈悲沟通</w:t>
+        <w:ind w:left="170"/>
+        <w:pBdr>
+          <w:left w:val="single" w:sz="18" w:space="4" w:color="1E4620"/>
+        </w:pBdr>
+        <w:shd w:val="clear" w:fill="F2F5FA"/>
+      </w:pPr>
+      <w:r>
+        <w:rPr>
+          <w:b w:val="0"/>
+        </w:rPr>
+        <w:t>Na paro paraṃ nikubbetha, nātimaññetha katthaci naṃ kañci;</w:t>
       </w:r>
     </w:p>
     <w:p>
       <w:pPr>
-        <w:ind w:left="340"/>
-      </w:pPr>
-      <w:r>
-        <w:rPr>
-          <w:color w:val="1E5631"/>
-          <w:sz w:val="21"/>
-        </w:rPr>
-        <w:t xml:space="preserve">• </w:t>
-      </w:r>
-      <w:r>
-        <w:rPr>
-          <w:b/>
-          <w:sz w:val="21"/>
-        </w:rPr>
-        <w:t>注</w:t>
-      </w:r>
-      <w:r>
-        <w:rPr>
-          <w:sz w:val="21"/>
-        </w:rPr>
-        <w:t>：本文为课程 PDF 提取文字（共修版），共读文字照录未删改</w:t>
+        <w:ind w:left="170"/>
+        <w:pBdr>
+          <w:left w:val="single" w:sz="18" w:space="4" w:color="1E4620"/>
+        </w:pBdr>
+        <w:shd w:val="clear" w:fill="F2F5FA"/>
+      </w:pPr>
+      <w:r>
+        <w:rPr>
+          <w:b w:val="0"/>
+        </w:rPr>
+        <w:t>byārosanā paṭighasaññā, nāññamaññassa dukkhamiccheyya.</w:t>
       </w:r>
     </w:p>
     <w:p>
       <w:pPr>
-        <w:ind w:left="340"/>
-      </w:pPr>
-      <w:r>
-        <w:rPr>
-          <w:color w:val="1E5631"/>
-          <w:sz w:val="21"/>
-        </w:rPr>
-        <w:t xml:space="preserve">• </w:t>
-      </w:r>
-      <w:r>
-        <w:rPr>
-          <w:b/>
-          <w:sz w:val="21"/>
-        </w:rPr>
-        <w:t>📌 系列分工</w:t>
-      </w:r>
-      <w:r>
-        <w:rPr>
-          <w:sz w:val="21"/>
-        </w:rPr>
-        <w:t>：本课完整内容属"心的修行"系列课程，此处只收录"冲突沟通与慈悲"相关段落</w:t>
+        <w:ind w:left="170"/>
+        <w:pBdr>
+          <w:left w:val="single" w:sz="18" w:space="4" w:color="1E4620"/>
+        </w:pBdr>
+        <w:shd w:val="clear" w:fill="F2F5FA"/>
+      </w:pPr>
+      <w:r>
+        <w:rPr>
+          <w:b w:val="0"/>
+        </w:rPr>
+        <w:t>Mātā yathā niyaṃ puttaṃ, āyusā ekaputtamanurakkhe;</w:t>
       </w:r>
     </w:p>
     <w:p>
-      <w:r>
-        <w:rPr>
-          <w:b/>
-          <w:sz w:val="21"/>
-        </w:rPr>
-        <w:t>★核心段落（必读）</w:t>
-      </w:r>
-      <w:r>
-        <w:rPr>
-          <w:sz w:val="21"/>
-        </w:rPr>
-        <w:t>【本周朗读段】</w:t>
+      <w:pPr>
+        <w:ind w:left="170"/>
+        <w:pBdr>
+          <w:left w:val="single" w:sz="18" w:space="4" w:color="1E4620"/>
+        </w:pBdr>
+        <w:shd w:val="clear" w:fill="F2F5FA"/>
+      </w:pPr>
+      <w:r>
+        <w:rPr>
+          <w:b w:val="0"/>
+        </w:rPr>
+        <w:t>evampi sabbabhūtesu, mānasaṃ bhāvaye aparimāṇaṃ.</w:t>
       </w:r>
     </w:p>
     <w:p>
       <w:pPr>
-        <w:spacing w:before="40" w:after="80"/>
-        <w:ind w:left="283"/>
-        <w:shd w:val="clear" w:color="auto" w:fill="EDF6EF"/>
+        <w:ind w:left="170"/>
         <w:pBdr>
-          <w:left w:val="single" w:sz="20" w:space="6" w:color="1E5631"/>
+          <w:left w:val="single" w:sz="18" w:space="4" w:color="1E4620"/>
         </w:pBdr>
-      </w:pPr>
-      <w:r>
-        <w:rPr>
-          <w:sz w:val="20"/>
-        </w:rPr>
-        <w:t>我们教过大家一个法宝，永远不要对果报直接采取行动。第一个我们要懂得停下来，让你的心停下来。就像昨天讲的按下暂停键：等我一下，等我两秒钟，等我两分钟。什么时候需要暂停呢？当你一发现自己有情绪了，被一句话或者被一个场景刺激到了，觉得难以自控了，想发泄、指责、攻击对方的时候，这个时候就要按暂停键，要拉铃。暂停是一门很重要的修行功夫。每次我们能够停下来，它都是可以给我们留下一个、或者营造出一个大家可以主动调整的空间。不然你就会持续地陷入这种习惯性的、情绪性的行为反应上面去。……第二步呢，创造空间。创造空间干什么？接着下来，我们要觉察、观察，觉察了解自己，了解他人。……那觉察什么呢？觉察苦、觉察集，睁眼四圣谛呀。苦什么？……第一个：看自己的苦，自己什么苦？自己的情绪就是苦，对不对？</w:t>
+        <w:shd w:val="clear" w:fill="F2F5FA"/>
+      </w:pPr>
+      <w:r>
+        <w:rPr>
+          <w:b w:val="0"/>
+        </w:rPr>
+        <w:t>Mettañca sabbalokasmiṃ, mānasaṃ bhāvaye aparimāṇaṃ,</w:t>
       </w:r>
     </w:p>
     <w:p>
-      <w:r>
-        <w:rPr>
-          <w:b/>
-          <w:sz w:val="21"/>
-        </w:rPr>
-        <w:t>★核心段落（必读）</w:t>
-      </w:r>
-      <w:r>
-        <w:rPr>
-          <w:sz w:val="21"/>
-        </w:rPr>
-        <w:t>【本周朗读段】</w:t>
+      <w:pPr>
+        <w:ind w:left="170"/>
+        <w:pBdr>
+          <w:left w:val="single" w:sz="18" w:space="4" w:color="1E4620"/>
+        </w:pBdr>
+        <w:shd w:val="clear" w:fill="F2F5FA"/>
+      </w:pPr>
+      <w:r>
+        <w:rPr>
+          <w:b w:val="0"/>
+        </w:rPr>
+        <w:t>uddhaṃ adho ca tiriyañca, asambādhaṃ averaṃ asapattaṃ.</w:t>
       </w:r>
     </w:p>
     <w:p>
       <w:pPr>
-        <w:spacing w:before="40" w:after="80"/>
-        <w:ind w:left="283"/>
-        <w:shd w:val="clear" w:color="auto" w:fill="EDF6EF"/>
+        <w:ind w:left="170"/>
         <w:pBdr>
-          <w:left w:val="single" w:sz="20" w:space="6" w:color="1E5631"/>
+          <w:left w:val="single" w:sz="18" w:space="4" w:color="1E4620"/>
         </w:pBdr>
-      </w:pPr>
-      <w:r>
-        <w:rPr>
-          <w:sz w:val="20"/>
-        </w:rPr>
-        <w:t>那这个时候的工具是什么？就是慈悲喜舍。我们经过了前面这样的暂停，觉察双方的苦和它的因，然后有效地运用慈悲喜舍的工具，让自己的身心包括环境，营造到适合双方可以交流，就是至少你是开放的，能够允许别人很安全地走入你的内心。或者你完全地不会让对方觉得是有害、要么是指责、要么是责备的，那他就愿意把心扉打开来接受你，跟你聊一聊，让你了解，让你走进他。那慈悲喜舍，先修慈，对他修慈心，修悲心，然后给予足够的空间——中舍。你有这样的前期的这种准备，对方自然而然就会放松下来，敞开心胸。以前教过大家，最好的方法是什么呢？请教。不要说："我要跟你谈一谈，你有什么问题？……"他马上就盔甲穿起来了，大门就关闭了。请教什么？即使是孩子也要请教："宝贝，我请教你一下，刚才你为什么哭了？"……所以无论是一般的关系还是亲密的关系，乃至于敌对的关系，只要想解决问题，那我们要明白，最重要的是关系……</w:t>
+        <w:shd w:val="clear" w:fill="F2F5FA"/>
+      </w:pPr>
+      <w:r>
+        <w:rPr>
+          <w:b w:val="0"/>
+        </w:rPr>
+        <w:t>Tiṭṭhaṃ caraṃ nisinno vā, sayāno vā yāvat'assa vigatamiddho,</w:t>
       </w:r>
     </w:p>
     <w:p>
       <w:pPr>
-        <w:spacing w:before="160" w:after="80"/>
-      </w:pPr>
-      <w:r>
-        <w:rPr>
-          <w:rFonts w:ascii="Microsoft YaHei" w:hAnsi="Microsoft YaHei" w:eastAsia="Microsoft YaHei"/>
-          <w:b/>
-          <w:color w:val="1E5631"/>
-          <w:sz w:val="28"/>
-        </w:rPr>
-        <w:t>💬 第一轮分享（10 min）</w:t>
+        <w:ind w:left="170"/>
+        <w:pBdr>
+          <w:left w:val="single" w:sz="18" w:space="4" w:color="1E4620"/>
+        </w:pBdr>
+        <w:shd w:val="clear" w:fill="F2F5FA"/>
+      </w:pPr>
+      <w:r>
+        <w:rPr>
+          <w:b w:val="0"/>
+        </w:rPr>
+        <w:t>etaṃ satiṃ adhiṭṭheyya, brahmametaṃ vihāraṃ idhamāhu.</w:t>
       </w:r>
     </w:p>
     <w:p>
       <w:pPr>
-        <w:spacing w:before="40" w:after="80"/>
-        <w:ind w:left="283"/>
-        <w:shd w:val="clear" w:color="auto" w:fill="EDF6EF"/>
+        <w:ind w:left="170"/>
         <w:pBdr>
-          <w:left w:val="single" w:sz="20" w:space="6" w:color="1E5631"/>
+          <w:left w:val="single" w:sz="18" w:space="4" w:color="1E4620"/>
         </w:pBdr>
-      </w:pPr>
-      <w:r>
-        <w:rPr>
-          <w:sz w:val="20"/>
-        </w:rPr>
-        <w:t>请大家轮流分享：经文说"站立、行走、坐着或躺卧，皆应确立如此之念"——你生活里有没有过"一天都保持某种心情"的经历？比如某天特别开心，一整天都带着那种心情。</w:t>
+        <w:shd w:val="clear" w:fill="F2F5FA"/>
+      </w:pPr>
+      <w:r>
+        <w:rPr>
+          <w:b w:val="0"/>
+        </w:rPr>
+        <w:t>Diṭṭhiñca anupagamma, sīlavā dassanena sampanno,</w:t>
       </w:r>
     </w:p>
     <w:p>
       <w:pPr>
-        <w:spacing w:before="160" w:after="80"/>
-      </w:pPr>
-      <w:r>
-        <w:rPr>
-          <w:rFonts w:ascii="Microsoft YaHei" w:hAnsi="Microsoft YaHei" w:eastAsia="Microsoft YaHei"/>
-          <w:b/>
-          <w:color w:val="1E5631"/>
-          <w:sz w:val="28"/>
-        </w:rPr>
-        <w:t>🎯 第一轮主题讨论（10 min）</w:t>
+        <w:ind w:left="170"/>
+        <w:pBdr>
+          <w:left w:val="single" w:sz="18" w:space="4" w:color="1E4620"/>
+        </w:pBdr>
+        <w:shd w:val="clear" w:fill="F2F5FA"/>
+      </w:pPr>
+      <w:r>
+        <w:rPr>
+          <w:b w:val="0"/>
+        </w:rPr>
+        <w:t>kāmesu vineyya gedhaṃ, na hi jātu gabbhaseyyaṃ punaretīti.</w:t>
       </w:r>
     </w:p>
     <w:p>
       <w:r>
         <w:rPr>
           <w:b/>
-          <w:sz w:val="21"/>
-        </w:rPr>
-        <w:t>讨论问题（按优先级）</w:t>
-      </w:r>
-      <w:r>
-        <w:rPr>
-          <w:sz w:val="21"/>
-        </w:rPr>
-        <w:t>：</w:t>
+        </w:rPr>
+        <w:t>★核心段落（必读）</w:t>
+      </w:r>
+      <w:r>
+        <w:rPr>
+          <w:b w:val="0"/>
+        </w:rPr>
+        <w:t>【本周朗读段】</w:t>
       </w:r>
     </w:p>
     <w:p>
       <w:pPr>
-        <w:ind w:left="340"/>
-      </w:pPr>
-      <w:r>
-        <w:rPr>
-          <w:color w:val="1E5631"/>
-          <w:sz w:val="21"/>
-        </w:rPr>
-        <w:t xml:space="preserve">• </w:t>
-      </w:r>
-      <w:r>
-        <w:rPr>
-          <w:sz w:val="21"/>
-        </w:rPr>
-        <w:t>问题①（★必答，时间不够时只讨论这个）</w:t>
+        <w:ind w:left="170"/>
+        <w:pBdr>
+          <w:left w:val="single" w:sz="18" w:space="4" w:color="1E4620"/>
+        </w:pBdr>
+        <w:shd w:val="clear" w:fill="F2F5FA"/>
+      </w:pPr>
+      <w:r>
+        <w:rPr>
+          <w:b/>
+        </w:rPr>
+        <w:t>【中文翻译】</w:t>
       </w:r>
     </w:p>
     <w:p>
       <w:pPr>
-        <w:ind w:left="340"/>
-      </w:pPr>
-      <w:r>
-        <w:rPr>
-          <w:color w:val="1E5631"/>
-          <w:sz w:val="21"/>
-        </w:rPr>
-        <w:t xml:space="preserve">• </w:t>
-      </w:r>
-      <w:r>
-        <w:rPr>
-          <w:sz w:val="21"/>
-        </w:rPr>
-        <w:t>问题②（◈选答）</w:t>
+        <w:ind w:left="170"/>
+        <w:pBdr>
+          <w:left w:val="single" w:sz="18" w:space="4" w:color="1E4620"/>
+        </w:pBdr>
+        <w:shd w:val="clear" w:fill="F2F5FA"/>
+      </w:pPr>
+      <w:r>
+        <w:rPr>
+          <w:b w:val="0"/>
+        </w:rPr>
+        <w:t>善求义利、领悟寂静境界后应当作：</w:t>
       </w:r>
     </w:p>
     <w:p>
       <w:pPr>
-        <w:ind w:left="340"/>
-      </w:pPr>
-      <w:r>
-        <w:rPr>
-          <w:color w:val="1E5631"/>
-          <w:sz w:val="21"/>
-        </w:rPr>
-        <w:t xml:space="preserve">• </w:t>
-      </w:r>
-      <w:r>
-        <w:rPr>
-          <w:sz w:val="21"/>
-        </w:rPr>
-        <w:t>问题③（◈选答，时间富余或大家感兴趣时讨论）</w:t>
+        <w:ind w:left="170"/>
+        <w:pBdr>
+          <w:left w:val="single" w:sz="18" w:space="4" w:color="1E4620"/>
+        </w:pBdr>
+        <w:shd w:val="clear" w:fill="F2F5FA"/>
+      </w:pPr>
+      <w:r>
+        <w:rPr>
+          <w:b w:val="0"/>
+        </w:rPr>
+        <w:t>有能力、正直、诚实，顺从、柔和、不骄慢；</w:t>
       </w:r>
     </w:p>
     <w:p>
       <w:pPr>
-        <w:ind w:left="340"/>
-      </w:pPr>
-      <w:r>
-        <w:rPr>
-          <w:b/>
-          <w:sz w:val="21"/>
-        </w:rPr>
-        <w:t xml:space="preserve">1. </w:t>
-      </w:r>
-      <w:r>
-        <w:rPr>
-          <w:sz w:val="21"/>
-        </w:rPr>
-        <w:t>【问题①★必答】材料①说要把慈心变成"每日功课"——每晚睡前念诵发愿文"愿此为我亲，愿诸亲快乐"，带着对亲友的祝福入睡。你觉得把慈心变成"每晚发愿"这样的每日功课，难在哪里？什么最容易让你坚持不下来？</w:t>
+        <w:ind w:left="170"/>
+        <w:pBdr>
+          <w:left w:val="single" w:sz="18" w:space="4" w:color="1E4620"/>
+        </w:pBdr>
+        <w:shd w:val="clear" w:fill="F2F5FA"/>
+      </w:pPr>
+      <w:r>
+        <w:rPr>
+          <w:b w:val="0"/>
+        </w:rPr>
+        <w:t>知足、易扶养，少事务、生活简朴，</w:t>
       </w:r>
     </w:p>
     <w:p>
       <w:pPr>
-        <w:ind w:left="340"/>
-      </w:pPr>
-      <w:r>
-        <w:rPr>
-          <w:b/>
-          <w:sz w:val="21"/>
-        </w:rPr>
-        <w:t xml:space="preserve">2. </w:t>
-      </w:r>
-      <w:r>
-        <w:rPr>
-          <w:sz w:val="21"/>
-        </w:rPr>
-        <w:t>【问题②◈选答】材料②的经文说"站立、行走、坐着或躺卧，皆应确立如此之念"——整天行住坐卧都在慈心里。你觉得现代人做到这个最难的是什么？（工作压力？堵车？别人说话难听？）</w:t>
+        <w:ind w:left="170"/>
+        <w:pBdr>
+          <w:left w:val="single" w:sz="18" w:space="4" w:color="1E4620"/>
+        </w:pBdr>
+        <w:shd w:val="clear" w:fill="F2F5FA"/>
+      </w:pPr>
+      <w:r>
+        <w:rPr>
+          <w:b w:val="0"/>
+        </w:rPr>
+        <w:t>诸根寂静、贤明，不无礼与不贪著居家；</w:t>
       </w:r>
     </w:p>
     <w:p>
       <w:pPr>
-        <w:ind w:left="340"/>
-      </w:pPr>
-      <w:r>
-        <w:rPr>
-          <w:b/>
-          <w:sz w:val="21"/>
-        </w:rPr>
-        <w:t xml:space="preserve">3. </w:t>
-      </w:r>
-      <w:r>
-        <w:rPr>
-          <w:sz w:val="21"/>
-        </w:rPr>
-        <w:t>【问题③◈选答】材料③说冲突时"先修慈，对他修慈心，修悲心，然后给予足够的空间"——回想你最近一次和人起冲突，如果当时按"暂停→觉察→修慈→请教"的顺序来，你猜会有什么不同？</w:t>
+        <w:ind w:left="170"/>
+        <w:pBdr>
+          <w:left w:val="single" w:sz="18" w:space="4" w:color="1E4620"/>
+        </w:pBdr>
+        <w:shd w:val="clear" w:fill="F2F5FA"/>
+      </w:pPr>
+      <w:r>
+        <w:rPr>
+          <w:b w:val="0"/>
+        </w:rPr>
+        <w:t>只要会遭智者谴责，即使是小事也不做。</w:t>
       </w:r>
     </w:p>
     <w:p>
       <w:pPr>
-        <w:ind w:left="340"/>
-      </w:pPr>
-      <w:r>
-        <w:rPr>
-          <w:b/>
-          <w:sz w:val="21"/>
-        </w:rPr>
-        <w:t xml:space="preserve">4. </w:t>
-      </w:r>
-      <w:r>
-        <w:rPr>
-          <w:sz w:val="21"/>
-        </w:rPr>
-        <w:t>【问题④◈选答】经文说"以慈爱对一切世界培育无量之心，无障碍、无怨恨、无敌对"——如果你用这种心态生活一天，你猜会有什么不同？</w:t>
+        <w:ind w:left="170"/>
+        <w:pBdr>
+          <w:left w:val="single" w:sz="18" w:space="4" w:color="1E4620"/>
+        </w:pBdr>
+        <w:shd w:val="clear" w:fill="F2F5FA"/>
+      </w:pPr>
+      <w:r>
+        <w:rPr>
+          <w:b w:val="0"/>
+        </w:rPr>
+        <w:t>愿一切有情幸福、安稳！自有其乐！</w:t>
       </w:r>
     </w:p>
     <w:p>
       <w:pPr>
-        <w:spacing w:before="40" w:after="80"/>
-        <w:ind w:left="283"/>
-        <w:shd w:val="clear" w:color="auto" w:fill="EDF6EF"/>
+        <w:ind w:left="170"/>
         <w:pBdr>
-          <w:left w:val="single" w:sz="20" w:space="6" w:color="1E5631"/>
+          <w:left w:val="single" w:sz="18" w:space="4" w:color="1E4620"/>
         </w:pBdr>
-      </w:pPr>
-      <w:r>
-        <w:rPr>
-          <w:b/>
-          <w:sz w:val="20"/>
-        </w:rPr>
-        <w:t>分层追问</w:t>
-      </w:r>
-      <w:r>
-        <w:rPr>
-          <w:sz w:val="20"/>
-        </w:rPr>
-        <w:t>（可视时间取用，由浅入深）： - 【现象】这周有哪个时刻，你希望自己不被情绪带走？ - 【影响】情绪上头时，你通常怎么处理？结果如何？ - 【应对】下次情绪来时，你愿意先试哪个动作——停下来呼吸，还是先祝自己平安？</w:t>
+        <w:shd w:val="clear" w:fill="F2F5FA"/>
+      </w:pPr>
+      <w:r>
+        <w:rPr>
+          <w:b w:val="0"/>
+        </w:rPr>
+        <w:t>凡所有的有情生类，动摇的或不动的，毫无遗漏，</w:t>
       </w:r>
     </w:p>
     <w:p>
       <w:pPr>
-        <w:spacing w:before="160" w:after="80"/>
-      </w:pPr>
-      <w:r>
-        <w:rPr>
-          <w:rFonts w:ascii="Microsoft YaHei" w:hAnsi="Microsoft YaHei" w:eastAsia="Microsoft YaHei"/>
-          <w:b/>
-          <w:color w:val="1E5631"/>
-          <w:sz w:val="28"/>
-        </w:rPr>
-        <w:t>🧘 禅修练习（15 min）</w:t>
+        <w:ind w:left="170"/>
+        <w:pBdr>
+          <w:left w:val="single" w:sz="18" w:space="4" w:color="1E4620"/>
+        </w:pBdr>
+        <w:shd w:val="clear" w:fill="F2F5FA"/>
+      </w:pPr>
+      <w:r>
+        <w:rPr>
+          <w:b w:val="0"/>
+        </w:rPr>
+        <w:t>长的或大的，中的、短的、细的或粗的，</w:t>
       </w:r>
     </w:p>
     <w:p>
       <w:pPr>
-        <w:spacing w:before="40" w:after="80"/>
-        <w:ind w:left="283"/>
-        <w:shd w:val="clear" w:color="auto" w:fill="EDF6EF"/>
+        <w:ind w:left="170"/>
         <w:pBdr>
-          <w:left w:val="single" w:sz="20" w:space="6" w:color="1E5631"/>
+          <w:left w:val="single" w:sz="18" w:space="4" w:color="1E4620"/>
         </w:pBdr>
-      </w:pPr>
-      <w:r>
-        <w:rPr>
-          <w:sz w:val="20"/>
-        </w:rPr>
-        <w:t>💡 本周由连续两周合并，含两段禅修练习引导词；时间紧可读其一，或各取前半段（合计约15分钟）。</w:t>
+        <w:shd w:val="clear" w:fill="F2F5FA"/>
+      </w:pPr>
+      <w:r>
+        <w:rPr>
+          <w:b w:val="0"/>
+        </w:rPr>
+        <w:t>凡是见到的或没见到的，住在远方或近处的，</w:t>
       </w:r>
     </w:p>
     <w:p>
       <w:pPr>
-        <w:spacing w:before="40" w:after="80"/>
-        <w:ind w:left="283"/>
-        <w:shd w:val="clear" w:color="auto" w:fill="EDF6EF"/>
+        <w:ind w:left="170"/>
         <w:pBdr>
-          <w:left w:val="single" w:sz="20" w:space="6" w:color="1E5631"/>
+          <w:left w:val="single" w:sz="18" w:space="4" w:color="1E4620"/>
         </w:pBdr>
-      </w:pPr>
-      <w:r>
-        <w:rPr>
-          <w:sz w:val="20"/>
-        </w:rPr>
-        <w:t xml:space="preserve">⚠️ </w:t>
-      </w:r>
-      <w:r>
-        <w:rPr>
-          <w:b/>
-          <w:sz w:val="20"/>
-        </w:rPr>
-        <w:t>禅修禁忌提示</w:t>
-      </w:r>
-      <w:r>
-        <w:rPr>
-          <w:sz w:val="20"/>
-        </w:rPr>
-        <w:t>：若你正处在严重抑郁、焦虑、创伤后应激，或精神类疾病的发作／用药期，或正经历强烈的情绪危机，请先咨询医生或心理师，再决定是否练习；练习中若出现明显不适（如心悸、胸闷、情绪失控），请立即停止，睁开眼睛，把注意力放回呼吸与身体，必要时离场休息。</w:t>
+        <w:shd w:val="clear" w:fill="F2F5FA"/>
+      </w:pPr>
+      <w:r>
+        <w:rPr>
+          <w:b w:val="0"/>
+        </w:rPr>
+        <w:t>已生的或寻求出生的，愿一切有情自有其乐！</w:t>
       </w:r>
     </w:p>
     <w:p>
-      <w:r>
-        <w:rPr>
-          <w:b/>
-          <w:sz w:val="21"/>
-        </w:rPr>
-        <w:t>引导词</w:t>
-      </w:r>
-      <w:r>
-        <w:rPr>
-          <w:sz w:val="21"/>
-        </w:rPr>
-        <w:t>：</w:t>
+      <w:pPr>
+        <w:ind w:left="170"/>
+        <w:pBdr>
+          <w:left w:val="single" w:sz="18" w:space="4" w:color="1E4620"/>
+        </w:pBdr>
+        <w:shd w:val="clear" w:fill="F2F5FA"/>
+      </w:pPr>
+      <w:r>
+        <w:rPr>
+          <w:b w:val="0"/>
+        </w:rPr>
+        <w:t>不要有人欺骗他人，不要轻视任何地方的任何人，</w:t>
       </w:r>
     </w:p>
     <w:p>
       <w:pPr>
-        <w:spacing w:before="40" w:after="80"/>
-        <w:ind w:left="283"/>
-        <w:shd w:val="clear" w:color="auto" w:fill="EDF6EF"/>
+        <w:ind w:left="170"/>
         <w:pBdr>
-          <w:left w:val="single" w:sz="20" w:space="6" w:color="1E5631"/>
+          <w:left w:val="single" w:sz="18" w:space="4" w:color="1E4620"/>
         </w:pBdr>
-      </w:pPr>
-      <w:r>
-        <w:rPr>
-          <w:sz w:val="20"/>
-        </w:rPr>
-        <w:t>躺好或坐好，闭上眼睛。想象自己像一棵树，稳稳地扎根在大地上，头向着天空，自然地生长。（停顿）</w:t>
+        <w:shd w:val="clear" w:fill="F2F5FA"/>
+      </w:pPr>
+      <w:r>
+        <w:rPr>
+          <w:b w:val="0"/>
+        </w:rPr>
+        <w:t>不要以忿怒、瞋恚想，而彼此希望对方受苦！</w:t>
       </w:r>
     </w:p>
     <w:p>
       <w:pPr>
-        <w:spacing w:before="40" w:after="80"/>
-        <w:ind w:left="283"/>
-        <w:shd w:val="clear" w:color="auto" w:fill="EDF6EF"/>
+        <w:ind w:left="170"/>
         <w:pBdr>
-          <w:left w:val="single" w:sz="20" w:space="6" w:color="1E5631"/>
+          <w:left w:val="single" w:sz="18" w:space="4" w:color="1E4620"/>
         </w:pBdr>
-      </w:pPr>
-      <w:r>
-        <w:rPr>
-          <w:sz w:val="20"/>
-        </w:rPr>
-        <w:t>愿我安稳，愿我没有危难。 愿我内心平静，没有痛苦。 愿我身体放松，没有病痛。 愿我今夜安眠，保有快乐。（停顿）</w:t>
+        <w:shd w:val="clear" w:fill="F2F5FA"/>
+      </w:pPr>
+      <w:r>
+        <w:rPr>
+          <w:b w:val="0"/>
+        </w:rPr>
+        <w:t>正如母亲对待自己的儿子，会以生命来保护唯一的儿子；</w:t>
       </w:r>
     </w:p>
     <w:p>
       <w:pPr>
-        <w:spacing w:before="40" w:after="80"/>
-        <w:ind w:left="283"/>
-        <w:shd w:val="clear" w:color="auto" w:fill="EDF6EF"/>
+        <w:ind w:left="170"/>
         <w:pBdr>
-          <w:left w:val="single" w:sz="20" w:space="6" w:color="1E5631"/>
+          <w:left w:val="single" w:sz="18" w:space="4" w:color="1E4620"/>
         </w:pBdr>
-      </w:pPr>
-      <w:r>
-        <w:rPr>
-          <w:sz w:val="20"/>
-        </w:rPr>
-        <w:t>把祝福送给家人：愿我的家人平安。 把祝福送给一切众生：愿一切众生平安。</w:t>
+        <w:shd w:val="clear" w:fill="F2F5FA"/>
+      </w:pPr>
+      <w:r>
+        <w:rPr>
+          <w:b w:val="0"/>
+        </w:rPr>
+        <w:t>也如此对一切生类培育无量之心！</w:t>
       </w:r>
     </w:p>
     <w:p>
       <w:pPr>
-        <w:spacing w:before="40" w:after="80"/>
-        <w:ind w:left="283"/>
-        <w:shd w:val="clear" w:color="auto" w:fill="EDF6EF"/>
+        <w:ind w:left="170"/>
         <w:pBdr>
-          <w:left w:val="single" w:sz="20" w:space="6" w:color="1E5631"/>
+          <w:left w:val="single" w:sz="18" w:space="4" w:color="1E4620"/>
         </w:pBdr>
-      </w:pPr>
-      <w:r>
-        <w:rPr>
-          <w:sz w:val="20"/>
-        </w:rPr>
-        <w:t>（停顿）就这样，带着慈心，慢慢放松，准备入睡。 好，慢慢睁开眼睛（如果是睡前练习，可以直接睡了）。</w:t>
+        <w:shd w:val="clear" w:fill="F2F5FA"/>
+      </w:pPr>
+      <w:r>
+        <w:rPr>
+          <w:b w:val="0"/>
+        </w:rPr>
+        <w:t>以慈爱对一切世界培育无量之心，</w:t>
       </w:r>
     </w:p>
     <w:p>
-      <w:r>
-        <w:rPr>
-          <w:b/>
-          <w:sz w:val="21"/>
-        </w:rPr>
-        <w:t>引导词</w:t>
-      </w:r>
-      <w:r>
-        <w:rPr>
-          <w:sz w:val="21"/>
-        </w:rPr>
-        <w:t>：</w:t>
+      <w:pPr>
+        <w:ind w:left="170"/>
+        <w:pBdr>
+          <w:left w:val="single" w:sz="18" w:space="4" w:color="1E4620"/>
+        </w:pBdr>
+        <w:shd w:val="clear" w:fill="F2F5FA"/>
+      </w:pPr>
+      <w:r>
+        <w:rPr>
+          <w:b w:val="0"/>
+        </w:rPr>
+        <w:t>上方、下方及四方，无障碍、无怨恨、无敌对！</w:t>
       </w:r>
     </w:p>
     <w:p>
       <w:pPr>
-        <w:spacing w:before="40" w:after="80"/>
-        <w:ind w:left="283"/>
-        <w:shd w:val="clear" w:color="auto" w:fill="EDF6EF"/>
+        <w:ind w:left="170"/>
         <w:pBdr>
-          <w:left w:val="single" w:sz="20" w:space="6" w:color="1E5631"/>
+          <w:left w:val="single" w:sz="18" w:space="4" w:color="1E4620"/>
         </w:pBdr>
-      </w:pPr>
-      <w:r>
-        <w:rPr>
-          <w:sz w:val="20"/>
-        </w:rPr>
-        <w:t>坐好，闭上眼睛。先对自己：愿我没有怨敌，远离危难；愿我没有内心的痛苦；愿我没有身体的痛苦；愿我善业成就，保有快乐。（停顿）</w:t>
+        <w:shd w:val="clear" w:fill="F2F5FA"/>
+      </w:pPr>
+      <w:r>
+        <w:rPr>
+          <w:b w:val="0"/>
+        </w:rPr>
+        <w:t>站立、行走、坐着或躺卧，只要他离开睡眠，皆应确立如此之念，</w:t>
       </w:r>
     </w:p>
     <w:p>
       <w:pPr>
-        <w:spacing w:before="40" w:after="80"/>
-        <w:ind w:left="283"/>
-        <w:shd w:val="clear" w:color="auto" w:fill="EDF6EF"/>
+        <w:ind w:left="170"/>
         <w:pBdr>
-          <w:left w:val="single" w:sz="20" w:space="6" w:color="1E5631"/>
+          <w:left w:val="single" w:sz="18" w:space="4" w:color="1E4620"/>
         </w:pBdr>
-      </w:pPr>
-      <w:r>
-        <w:rPr>
-          <w:sz w:val="20"/>
-        </w:rPr>
-        <w:t>对尊敬的、亲爱的同性：愿这位善人远离危难，内心愉悦，身体健康，保有快乐。（停顿）</w:t>
+        <w:shd w:val="clear" w:fill="F2F5FA"/>
+      </w:pPr>
+      <w:r>
+        <w:rPr>
+          <w:b w:val="0"/>
+        </w:rPr>
+        <w:t>这是他们于此所说的梵住。</w:t>
       </w:r>
     </w:p>
     <w:p>
       <w:pPr>
-        <w:spacing w:before="40" w:after="80"/>
-        <w:ind w:left="283"/>
-        <w:shd w:val="clear" w:color="auto" w:fill="EDF6EF"/>
+        <w:ind w:left="170"/>
         <w:pBdr>
-          <w:left w:val="single" w:sz="20" w:space="6" w:color="1E5631"/>
+          <w:left w:val="single" w:sz="18" w:space="4" w:color="1E4620"/>
         </w:pBdr>
-      </w:pPr>
-      <w:r>
-        <w:rPr>
-          <w:sz w:val="20"/>
-        </w:rPr>
-        <w:t>对中性的人：愿这位朋友远离危难，内心愉悦，身体健康，保有快乐。（停顿）</w:t>
+        <w:shd w:val="clear" w:fill="F2F5FA"/>
+      </w:pPr>
+      <w:r>
+        <w:rPr>
+          <w:b w:val="0"/>
+        </w:rPr>
+        <w:t>不接受邪见，持戒，具足彻见，</w:t>
       </w:r>
     </w:p>
     <w:p>
       <w:pPr>
-        <w:spacing w:before="40" w:after="80"/>
-        <w:ind w:left="283"/>
-        <w:shd w:val="clear" w:color="auto" w:fill="EDF6EF"/>
+        <w:ind w:left="170"/>
         <w:pBdr>
-          <w:left w:val="single" w:sz="20" w:space="6" w:color="1E5631"/>
+          <w:left w:val="single" w:sz="18" w:space="4" w:color="1E4620"/>
         </w:pBdr>
-      </w:pPr>
-      <w:r>
-        <w:rPr>
-          <w:sz w:val="20"/>
-        </w:rPr>
-        <w:t>对不喜欢的人、乃至怨敌：愿他远离危难，愿他不再被烦恼折磨，愿他早日离苦，愿他保有快乐。（停顿）</w:t>
+        <w:shd w:val="clear" w:fill="F2F5FA"/>
+      </w:pPr>
+      <w:r>
+        <w:rPr>
+          <w:b w:val="0"/>
+        </w:rPr>
+        <w:t>调伏对诸欲的贪求，确定不会再投胎！</w:t>
       </w:r>
     </w:p>
     <w:p>
       <w:pPr>
-        <w:spacing w:before="40" w:after="80"/>
-        <w:ind w:left="283"/>
-        <w:shd w:val="clear" w:color="auto" w:fill="EDF6EF"/>
+        <w:ind w:left="170"/>
         <w:pBdr>
-          <w:left w:val="single" w:sz="20" w:space="6" w:color="1E5631"/>
+          <w:left w:val="single" w:sz="18" w:space="4" w:color="1E4620"/>
         </w:pBdr>
-      </w:pPr>
-      <w:r>
-        <w:rPr>
-          <w:sz w:val="20"/>
-        </w:rPr>
-        <w:t>对十方一切众生：愿一切众生远离危难，愿一切众生内心愉悦，愿一切众生身体健康，愿一切众生保有快乐。（停顿）</w:t>
+        <w:shd w:val="clear" w:fill="F2F5FA"/>
+      </w:pPr>
+      <w:r>
+        <w:rPr>
+          <w:b w:val="0"/>
+        </w:rPr>
+        <w:t>——应作慈爱经结束</w:t>
       </w:r>
     </w:p>
     <w:p>
-      <w:pPr>
-        <w:spacing w:before="40" w:after="80"/>
-        <w:ind w:left="283"/>
-        <w:shd w:val="clear" w:color="auto" w:fill="EDF6EF"/>
-        <w:pBdr>
-          <w:left w:val="single" w:sz="20" w:space="6" w:color="1E5631"/>
-        </w:pBdr>
-      </w:pPr>
-      <w:r>
-        <w:rPr>
-          <w:sz w:val="20"/>
-        </w:rPr>
-        <w:t>愿我此功德，导向诸漏尽；愿我此功德，为证涅槃缘；我此功德分，回向诸有情；愿彼等一切，同得功德分。</w:t>
+      <w:r>
+        <w:rPr>
+          <w:b/>
+          <w:color w:val="1E4620"/>
+          <w:sz w:val="23"/>
+        </w:rPr>
+        <w:t>原文材料③：冲突时先修慈心——暂停、觉察与慈悲沟通</w:t>
       </w:r>
     </w:p>
     <w:p>
       <w:pPr>
-        <w:spacing w:before="40" w:after="80"/>
-        <w:ind w:left="283"/>
-        <w:shd w:val="clear" w:color="auto" w:fill="EDF6EF"/>
-        <w:pBdr>
-          <w:left w:val="single" w:sz="20" w:space="6" w:color="1E5631"/>
-        </w:pBdr>
-      </w:pPr>
-      <w:r>
-        <w:rPr>
-          <w:sz w:val="20"/>
-        </w:rPr>
-        <w:t>好，慢慢睁开眼睛。</w:t>
+        <w:pStyle w:val="ListBullet"/>
+      </w:pPr>
+      <w:r>
+        <w:rPr>
+          <w:b/>
+        </w:rPr>
+        <w:t>注</w:t>
+      </w:r>
+      <w:r>
+        <w:rPr>
+          <w:b w:val="0"/>
+        </w:rPr>
+        <w:t>：本文为课程 PDF 提取文字（共修版），共读文字照录未删改</w:t>
       </w:r>
     </w:p>
     <w:p>
       <w:pPr>
-        <w:spacing w:before="160" w:after="80"/>
-      </w:pPr>
-      <w:r>
-        <w:rPr>
-          <w:rFonts w:ascii="Microsoft YaHei" w:hAnsi="Microsoft YaHei" w:eastAsia="Microsoft YaHei"/>
+        <w:pStyle w:val="ListBullet"/>
+      </w:pPr>
+      <w:r>
+        <w:rPr>
           <w:b/>
-          <w:color w:val="1E5631"/>
-          <w:sz w:val="28"/>
-        </w:rPr>
-        <w:t>📖 共读原文2（20 min）</w:t>
+        </w:rPr>
+        <w:t>📌 系列分工</w:t>
+      </w:r>
+      <w:r>
+        <w:rPr>
+          <w:b w:val="0"/>
+        </w:rPr>
+        <w:t>：本课完整内容属"心的修行"系列课程，此处只收录"冲突沟通与慈悲"相关段落</w:t>
       </w:r>
     </w:p>
     <w:p>
-      <w:pPr>
-        <w:spacing w:before="40" w:after="80"/>
-        <w:ind w:left="283"/>
-        <w:shd w:val="clear" w:color="auto" w:fill="EDF6EF"/>
-        <w:pBdr>
-          <w:left w:val="single" w:sz="20" w:space="6" w:color="1E5631"/>
-        </w:pBdr>
-      </w:pPr>
-      <w:r>
-        <w:rPr>
-          <w:sz w:val="20"/>
-        </w:rPr>
-        <w:t xml:space="preserve">🎤 </w:t>
-      </w:r>
       <w:r>
         <w:rPr>
           <w:b/>
-          <w:sz w:val="20"/>
-        </w:rPr>
-        <w:t>本周朗读段</w:t>
-      </w:r>
-      <w:r>
-        <w:rPr>
-          <w:sz w:val="20"/>
-        </w:rPr>
-        <w:t>（★核心段落｜约 550 字｜中等稍慢约 3 分钟；本讲共读原文正文合计约 852 字）：先朗读全部★核心段落；◈扩展段落及补充原文作默读／选读／延伸。</w:t>
+        </w:rPr>
+        <w:t>★核心段落（必读）</w:t>
+      </w:r>
+      <w:r>
+        <w:rPr>
+          <w:b w:val="0"/>
+        </w:rPr>
+        <w:t>【本周朗读段】</w:t>
       </w:r>
     </w:p>
     <w:p>
       <w:pPr>
-        <w:spacing w:before="120" w:after="80"/>
-      </w:pPr>
-      <w:r>
-        <w:rPr>
-          <w:rFonts w:ascii="Microsoft YaHei" w:hAnsi="Microsoft YaHei" w:eastAsia="Microsoft YaHei"/>
-          <w:b/>
-          <w:color w:val="1E5631"/>
-          <w:sz w:val="25"/>
-        </w:rPr>
-        <w:t>原文材料①：慈经中的十五种素质（十五慈前分）</w:t>
+        <w:ind w:left="170"/>
+        <w:pBdr>
+          <w:left w:val="single" w:sz="18" w:space="4" w:color="1E4620"/>
+        </w:pBdr>
+        <w:shd w:val="clear" w:fill="F2F5FA"/>
+      </w:pPr>
+      <w:r>
+        <w:rPr>
+          <w:b w:val="0"/>
+        </w:rPr>
+        <w:t>我们教过大家一个法宝，永远不要对果报直接采取行动。第一个我们要懂得停下来，让你的心停下来。就像昨天讲的按下暂停键：等我一下，等我两秒钟，等我两分钟。什么时候需要暂停呢？当你一发现自己有情绪了，被一句话或者被一个场景刺激到了，觉得难以自控了，想发泄、指责、攻击对方的时候，这个时候就要按暂停键，要拉铃。暂停是一门很重要的修行功夫。每次我们能够停下来，它都是可以给我们留下一个、或者营造出一个大家可以主动调整的空间。不然你就会持续地陷入这种习惯性的、情绪性的行为反应上面去。……第二步呢，创造空间。创造空间干什么？接着下来，我们要觉察、观察，觉察了解自己，了解他人。……那觉察什么呢？觉察苦、觉察集，睁眼四圣谛呀。苦什么？……第一个：看自己的苦，自己什么苦？自己的情绪就是苦，对不对？</w:t>
       </w:r>
     </w:p>
     <w:p>
       <w:r>
         <w:rPr>
           <w:b/>
-          <w:sz w:val="21"/>
         </w:rPr>
         <w:t>★核心段落（必读）</w:t>
       </w:r>
       <w:r>
         <w:rPr>
-          <w:sz w:val="21"/>
+          <w:b w:val="0"/>
         </w:rPr>
         <w:t>【本周朗读段】</w:t>
       </w:r>
     </w:p>
     <w:p>
-      <w:r>
-        <w:rPr>
-          <w:sz w:val="21"/>
-        </w:rPr>
-        <w:t>《应作慈爱经》开篇的十五种素质——经文说，善求义利、领悟寂静境界后应当作：</w:t>
+      <w:pPr>
+        <w:ind w:left="170"/>
+        <w:pBdr>
+          <w:left w:val="single" w:sz="18" w:space="4" w:color="1E4620"/>
+        </w:pBdr>
+        <w:shd w:val="clear" w:fill="F2F5FA"/>
+      </w:pPr>
+      <w:r>
+        <w:rPr>
+          <w:b w:val="0"/>
+        </w:rPr>
+        <w:t>那这个时候的工具是什么？就是慈悲喜舍。我们经过了前面这样的暂停，觉察双方的苦和它的因，然后有效地运用慈悲喜舍的工具，让自己的身心包括环境，营造到适合双方可以交流，就是至少你是开放的，能够允许别人很安全地走入你的内心。或者你完全地不会让对方觉得是有害、要么是指责、要么是责备的，那他就愿意把心扉打开来接受你，跟你聊一聊，让你了解，让你走进他。那慈悲喜舍，先修慈，对他修慈心，修悲心，然后给予足够的空间——中舍。你有这样的前期的这种准备，对方自然而然就会放松下来，敞开心胸。以前教过大家，最好的方法是什么呢？请教。不要说："我要跟你谈一谈，你有什么问题？……"他马上就盔甲穿起来了，大门就关闭了。请教什么？即使是孩子也要请教："宝贝，我请教你一下，刚才你为什么哭了？"……所以无论是一般的关系还是亲密的关系，乃至于敌对的关系，只要想解决问题，那我们要明白，最重要的是关系……</w:t>
       </w:r>
     </w:p>
     <w:p>
-      <w:pPr>
-        <w:spacing w:before="40" w:after="80"/>
-        <w:ind w:left="283"/>
-        <w:shd w:val="clear" w:color="auto" w:fill="EDF6EF"/>
-        <w:pBdr>
-          <w:left w:val="single" w:sz="20" w:space="6" w:color="1E5631"/>
-        </w:pBdr>
-      </w:pPr>
-      <w:r>
-        <w:rPr>
-          <w:sz w:val="20"/>
-        </w:rPr>
-        <w:t>有能力（堪能）、正直、诚实，顺从（易受劝）、柔和、不骄慢； 知足、易扶养，少事务、生活简朴， 诸根寂静、贤明，不无礼与不贪著居家； 只要会遭智者谴责，即使是小事也不做。</w:t>
+      <w:r>
+        <w:rPr>
+          <w:b/>
+          <w:color w:val="1E4620"/>
+          <w:sz w:val="26"/>
+        </w:rPr>
+        <w:t>💬 第一轮分享（10 min）</w:t>
       </w:r>
     </w:p>
     <w:p>
-      <w:r>
-        <w:rPr>
-          <w:sz w:val="21"/>
+      <w:pPr>
+        <w:ind w:left="170"/>
+        <w:pBdr>
+          <w:left w:val="single" w:sz="18" w:space="4" w:color="1E4620"/>
+        </w:pBdr>
+        <w:shd w:val="clear" w:fill="F2F5FA"/>
+      </w:pPr>
+      <w:r>
+        <w:rPr>
+          <w:b w:val="0"/>
+        </w:rPr>
+        <w:t>请大家轮流分享：经文说"站立、行走、坐着或躺卧，皆应确立如此之念"——你生活里有没有过"一天都保持某种心情"的经历？比如某天特别开心，一整天都带着那种心情。</w:t>
+      </w:r>
+    </w:p>
+    <w:p>
+      <w:r>
+        <w:rPr>
+          <w:b/>
+          <w:color w:val="1E4620"/>
+          <w:sz w:val="26"/>
+        </w:rPr>
+        <w:t>🎯 第一轮主题讨论（10 min）</w:t>
+      </w:r>
+    </w:p>
+    <w:p>
+      <w:r>
+        <w:rPr>
+          <w:b/>
+        </w:rPr>
+        <w:t>讨论问题（按优先级）</w:t>
+      </w:r>
+      <w:r>
+        <w:rPr>
+          <w:b w:val="0"/>
+        </w:rPr>
+        <w:t>：</w:t>
+      </w:r>
+    </w:p>
+    <w:p>
+      <w:pPr>
+        <w:pStyle w:val="ListBullet"/>
+      </w:pPr>
+      <w:r>
+        <w:rPr>
+          <w:b w:val="0"/>
+        </w:rPr>
+        <w:t>问题①（★必答，时间不够时只讨论这个）</w:t>
+      </w:r>
+    </w:p>
+    <w:p>
+      <w:pPr>
+        <w:pStyle w:val="ListBullet"/>
+      </w:pPr>
+      <w:r>
+        <w:rPr>
+          <w:b w:val="0"/>
+        </w:rPr>
+        <w:t>问题②（◈选答）</w:t>
+      </w:r>
+    </w:p>
+    <w:p>
+      <w:pPr>
+        <w:pStyle w:val="ListBullet"/>
+      </w:pPr>
+      <w:r>
+        <w:rPr>
+          <w:b w:val="0"/>
+        </w:rPr>
+        <w:t>问题③（◈选答，时间富余或大家感兴趣时讨论）</w:t>
+      </w:r>
+    </w:p>
+    <w:p>
+      <w:pPr>
+        <w:pStyle w:val="ListNumber"/>
+      </w:pPr>
+      <w:r>
+        <w:rPr>
+          <w:b w:val="0"/>
+        </w:rPr>
+        <w:t>【问题①★必答】材料①说要把慈心变成"每日功课"——每晚睡前念诵发愿文"愿此为我亲，愿诸亲快乐"，带着对亲友的祝福入睡。你觉得把慈心变成"每晚发愿"这样的每日功课，难在哪里？什么最容易让你坚持不下来？</w:t>
+      </w:r>
+    </w:p>
+    <w:p>
+      <w:pPr>
+        <w:pStyle w:val="ListNumber"/>
+      </w:pPr>
+      <w:r>
+        <w:rPr>
+          <w:b w:val="0"/>
+        </w:rPr>
+        <w:t>【问题②◈选答】材料②的经文说"站立、行走、坐着或躺卧，皆应确立如此之念"——整天行住坐卧都在慈心里。你觉得现代人做到这个最难的是什么？（工作压力？堵车？别人说话难听？）</w:t>
+      </w:r>
+    </w:p>
+    <w:p>
+      <w:pPr>
+        <w:pStyle w:val="ListNumber"/>
+      </w:pPr>
+      <w:r>
+        <w:rPr>
+          <w:b w:val="0"/>
+        </w:rPr>
+        <w:t>【问题③◈选答】材料③说冲突时"先修慈，对他修慈心，修悲心，然后给予足够的空间"——回想你最近一次和人起冲突，如果当时按"暂停→觉察→修慈→请教"的顺序来，你猜会有什么不同？</w:t>
+      </w:r>
+    </w:p>
+    <w:p>
+      <w:pPr>
+        <w:pStyle w:val="ListNumber"/>
+      </w:pPr>
+      <w:r>
+        <w:rPr>
+          <w:b w:val="0"/>
+        </w:rPr>
+        <w:t>【问题④◈选答】经文说"以慈爱对一切世界培育无量之心，无障碍、无怨恨、无敌对"——如果你用这种心态生活一天，你猜会有什么不同？</w:t>
+      </w:r>
+    </w:p>
+    <w:p>
+      <w:pPr>
+        <w:ind w:left="170"/>
+        <w:pBdr>
+          <w:left w:val="single" w:sz="18" w:space="4" w:color="1E4620"/>
+        </w:pBdr>
+        <w:shd w:val="clear" w:fill="F2F5FA"/>
+      </w:pPr>
+      <w:r>
+        <w:rPr>
+          <w:b/>
+        </w:rPr>
+        <w:t>分层追问</w:t>
+      </w:r>
+      <w:r>
+        <w:rPr>
+          <w:b w:val="0"/>
+        </w:rPr>
+        <w:t>（可视时间取用，由浅入深）：</w:t>
+      </w:r>
+    </w:p>
+    <w:p>
+      <w:pPr>
+        <w:ind w:left="170"/>
+        <w:pBdr>
+          <w:left w:val="single" w:sz="18" w:space="4" w:color="1E4620"/>
+        </w:pBdr>
+        <w:shd w:val="clear" w:fill="F2F5FA"/>
+      </w:pPr>
+      <w:r>
+        <w:rPr>
+          <w:b w:val="0"/>
+        </w:rPr>
+        <w:t>- 【现象】这周有哪个时刻，你希望自己不被情绪带走？</w:t>
+      </w:r>
+    </w:p>
+    <w:p>
+      <w:pPr>
+        <w:ind w:left="170"/>
+        <w:pBdr>
+          <w:left w:val="single" w:sz="18" w:space="4" w:color="1E4620"/>
+        </w:pBdr>
+        <w:shd w:val="clear" w:fill="F2F5FA"/>
+      </w:pPr>
+      <w:r>
+        <w:rPr>
+          <w:b w:val="0"/>
+        </w:rPr>
+        <w:t>- 【影响】情绪上头时，你通常怎么处理？结果如何？</w:t>
+      </w:r>
+    </w:p>
+    <w:p>
+      <w:pPr>
+        <w:ind w:left="170"/>
+        <w:pBdr>
+          <w:left w:val="single" w:sz="18" w:space="4" w:color="1E4620"/>
+        </w:pBdr>
+        <w:shd w:val="clear" w:fill="F2F5FA"/>
+      </w:pPr>
+      <w:r>
+        <w:rPr>
+          <w:b w:val="0"/>
+        </w:rPr>
+        <w:t>- 【应对】下次情绪来时，你愿意先试哪个动作——停下来呼吸，还是先祝自己平安？</w:t>
+      </w:r>
+    </w:p>
+    <w:p>
+      <w:r>
+        <w:rPr>
+          <w:b/>
+          <w:color w:val="1E4620"/>
+          <w:sz w:val="26"/>
+        </w:rPr>
+        <w:t>🧘 禅修练习（15 min）</w:t>
+      </w:r>
+    </w:p>
+    <w:p>
+      <w:pPr>
+        <w:ind w:left="170"/>
+        <w:pBdr>
+          <w:left w:val="single" w:sz="18" w:space="4" w:color="1E4620"/>
+        </w:pBdr>
+        <w:shd w:val="clear" w:fill="F2F5FA"/>
+      </w:pPr>
+      <w:r>
+        <w:rPr>
+          <w:b w:val="0"/>
+        </w:rPr>
+        <w:t>💡 本周由连续两周合并，含两段禅修练习引导词；时间紧可读其一，或各取前半段（合计约15分钟）。</w:t>
+      </w:r>
+    </w:p>
+    <w:p>
+      <w:pPr>
+        <w:ind w:left="170"/>
+        <w:pBdr>
+          <w:left w:val="single" w:sz="18" w:space="4" w:color="1E4620"/>
+        </w:pBdr>
+        <w:shd w:val="clear" w:fill="F2F5FA"/>
+      </w:pPr>
+      <w:r>
+        <w:rPr>
+          <w:b w:val="0"/>
+        </w:rPr>
+        <w:t xml:space="preserve">⚠️ </w:t>
+      </w:r>
+      <w:r>
+        <w:rPr>
+          <w:b/>
+        </w:rPr>
+        <w:t>禅修禁忌提示</w:t>
+      </w:r>
+      <w:r>
+        <w:rPr>
+          <w:b w:val="0"/>
+        </w:rPr>
+        <w:t>：若你正处在严重抑郁、焦虑、创伤后应激，或精神类疾病的发作／用药期，或正经历强烈的情绪危机，请先咨询医生或心理师，再决定是否练习；练习中若出现明显不适（如心悸、胸闷、情绪失控），请立即停止，睁开眼睛，把注意力放回呼吸与身体，必要时离场休息。</w:t>
+      </w:r>
+    </w:p>
+    <w:p>
+      <w:r>
+        <w:rPr>
+          <w:b/>
+        </w:rPr>
+        <w:t>引导词</w:t>
+      </w:r>
+      <w:r>
+        <w:rPr>
+          <w:b w:val="0"/>
+        </w:rPr>
+        <w:t>：</w:t>
+      </w:r>
+    </w:p>
+    <w:p>
+      <w:pPr>
+        <w:ind w:left="170"/>
+        <w:pBdr>
+          <w:left w:val="single" w:sz="18" w:space="4" w:color="1E4620"/>
+        </w:pBdr>
+        <w:shd w:val="clear" w:fill="F2F5FA"/>
+      </w:pPr>
+      <w:r>
+        <w:rPr>
+          <w:b w:val="0"/>
+        </w:rPr>
+        <w:t>躺好或坐好，闭上眼睛。想象自己像一棵树，稳稳地扎根在大地上，头向着天空，自然地生长。（停顿）</w:t>
+      </w:r>
+    </w:p>
+    <w:p>
+      <w:pPr>
+        <w:ind w:left="170"/>
+        <w:pBdr>
+          <w:left w:val="single" w:sz="18" w:space="4" w:color="1E4620"/>
+        </w:pBdr>
+        <w:shd w:val="clear" w:fill="F2F5FA"/>
+      </w:pPr>
+      <w:r>
+        <w:rPr>
+          <w:b w:val="0"/>
+        </w:rPr>
+        <w:t>愿我安稳，愿我没有危难。</w:t>
+      </w:r>
+    </w:p>
+    <w:p>
+      <w:pPr>
+        <w:ind w:left="170"/>
+        <w:pBdr>
+          <w:left w:val="single" w:sz="18" w:space="4" w:color="1E4620"/>
+        </w:pBdr>
+        <w:shd w:val="clear" w:fill="F2F5FA"/>
+      </w:pPr>
+      <w:r>
+        <w:rPr>
+          <w:b w:val="0"/>
+        </w:rPr>
+        <w:t>愿我内心平静，没有痛苦。</w:t>
+      </w:r>
+    </w:p>
+    <w:p>
+      <w:pPr>
+        <w:ind w:left="170"/>
+        <w:pBdr>
+          <w:left w:val="single" w:sz="18" w:space="4" w:color="1E4620"/>
+        </w:pBdr>
+        <w:shd w:val="clear" w:fill="F2F5FA"/>
+      </w:pPr>
+      <w:r>
+        <w:rPr>
+          <w:b w:val="0"/>
+        </w:rPr>
+        <w:t>愿我身体放松，没有病痛。</w:t>
+      </w:r>
+    </w:p>
+    <w:p>
+      <w:pPr>
+        <w:ind w:left="170"/>
+        <w:pBdr>
+          <w:left w:val="single" w:sz="18" w:space="4" w:color="1E4620"/>
+        </w:pBdr>
+        <w:shd w:val="clear" w:fill="F2F5FA"/>
+      </w:pPr>
+      <w:r>
+        <w:rPr>
+          <w:b w:val="0"/>
+        </w:rPr>
+        <w:t>愿我今夜安眠，保有快乐。（停顿）</w:t>
+      </w:r>
+    </w:p>
+    <w:p>
+      <w:pPr>
+        <w:ind w:left="170"/>
+        <w:pBdr>
+          <w:left w:val="single" w:sz="18" w:space="4" w:color="1E4620"/>
+        </w:pBdr>
+        <w:shd w:val="clear" w:fill="F2F5FA"/>
+      </w:pPr>
+      <w:r>
+        <w:rPr>
+          <w:b w:val="0"/>
+        </w:rPr>
+        <w:t>把祝福送给家人：愿我的家人平安。</w:t>
+      </w:r>
+    </w:p>
+    <w:p>
+      <w:pPr>
+        <w:ind w:left="170"/>
+        <w:pBdr>
+          <w:left w:val="single" w:sz="18" w:space="4" w:color="1E4620"/>
+        </w:pBdr>
+        <w:shd w:val="clear" w:fill="F2F5FA"/>
+      </w:pPr>
+      <w:r>
+        <w:rPr>
+          <w:b w:val="0"/>
+        </w:rPr>
+        <w:t>把祝福送给一切众生：愿一切众生平安。</w:t>
+      </w:r>
+    </w:p>
+    <w:p>
+      <w:pPr>
+        <w:ind w:left="170"/>
+        <w:pBdr>
+          <w:left w:val="single" w:sz="18" w:space="4" w:color="1E4620"/>
+        </w:pBdr>
+        <w:shd w:val="clear" w:fill="F2F5FA"/>
+      </w:pPr>
+      <w:r>
+        <w:rPr>
+          <w:b w:val="0"/>
+        </w:rPr>
+        <w:t>（停顿）就这样，带着慈心，慢慢放松，准备入睡。</w:t>
+      </w:r>
+    </w:p>
+    <w:p>
+      <w:pPr>
+        <w:ind w:left="170"/>
+        <w:pBdr>
+          <w:left w:val="single" w:sz="18" w:space="4" w:color="1E4620"/>
+        </w:pBdr>
+        <w:shd w:val="clear" w:fill="F2F5FA"/>
+      </w:pPr>
+      <w:r>
+        <w:rPr>
+          <w:b w:val="0"/>
+        </w:rPr>
+        <w:t>好，慢慢睁开眼睛（如果是睡前练习，可以直接睡了）。</w:t>
+      </w:r>
+    </w:p>
+    <w:p>
+      <w:r>
+        <w:rPr>
+          <w:b/>
+        </w:rPr>
+        <w:t>引导词</w:t>
+      </w:r>
+      <w:r>
+        <w:rPr>
+          <w:b w:val="0"/>
+        </w:rPr>
+        <w:t>：</w:t>
+      </w:r>
+    </w:p>
+    <w:p>
+      <w:pPr>
+        <w:ind w:left="170"/>
+        <w:pBdr>
+          <w:left w:val="single" w:sz="18" w:space="4" w:color="1E4620"/>
+        </w:pBdr>
+        <w:shd w:val="clear" w:fill="F2F5FA"/>
+      </w:pPr>
+      <w:r>
+        <w:rPr>
+          <w:b w:val="0"/>
+        </w:rPr>
+        <w:t>坐好，闭上眼睛。先对自己：愿我没有怨敌，远离危难；愿我没有内心的痛苦；愿我没有身体的痛苦；愿我善业成就，保有快乐。（停顿）</w:t>
+      </w:r>
+    </w:p>
+    <w:p>
+      <w:pPr>
+        <w:ind w:left="170"/>
+        <w:pBdr>
+          <w:left w:val="single" w:sz="18" w:space="4" w:color="1E4620"/>
+        </w:pBdr>
+        <w:shd w:val="clear" w:fill="F2F5FA"/>
+      </w:pPr>
+      <w:r>
+        <w:rPr>
+          <w:b w:val="0"/>
+        </w:rPr>
+        <w:t>对尊敬的、亲爱的同性：愿这位善人远离危难，内心愉悦，身体健康，保有快乐。（停顿）</w:t>
+      </w:r>
+    </w:p>
+    <w:p>
+      <w:pPr>
+        <w:ind w:left="170"/>
+        <w:pBdr>
+          <w:left w:val="single" w:sz="18" w:space="4" w:color="1E4620"/>
+        </w:pBdr>
+        <w:shd w:val="clear" w:fill="F2F5FA"/>
+      </w:pPr>
+      <w:r>
+        <w:rPr>
+          <w:b w:val="0"/>
+        </w:rPr>
+        <w:t>对中性的人：愿这位朋友远离危难，内心愉悦，身体健康，保有快乐。（停顿）</w:t>
+      </w:r>
+    </w:p>
+    <w:p>
+      <w:pPr>
+        <w:ind w:left="170"/>
+        <w:pBdr>
+          <w:left w:val="single" w:sz="18" w:space="4" w:color="1E4620"/>
+        </w:pBdr>
+        <w:shd w:val="clear" w:fill="F2F5FA"/>
+      </w:pPr>
+      <w:r>
+        <w:rPr>
+          <w:b w:val="0"/>
+        </w:rPr>
+        <w:t>对不喜欢的人、乃至怨敌：愿他远离危难，愿他不再被烦恼折磨，愿他早日离苦，愿他保有快乐。（停顿）</w:t>
+      </w:r>
+    </w:p>
+    <w:p>
+      <w:pPr>
+        <w:ind w:left="170"/>
+        <w:pBdr>
+          <w:left w:val="single" w:sz="18" w:space="4" w:color="1E4620"/>
+        </w:pBdr>
+        <w:shd w:val="clear" w:fill="F2F5FA"/>
+      </w:pPr>
+      <w:r>
+        <w:rPr>
+          <w:b w:val="0"/>
+        </w:rPr>
+        <w:t>对十方一切众生：愿一切众生远离危难，愿一切众生内心愉悦，愿一切众生身体健康，愿一切众生保有快乐。（停顿）</w:t>
+      </w:r>
+    </w:p>
+    <w:p>
+      <w:pPr>
+        <w:ind w:left="170"/>
+        <w:pBdr>
+          <w:left w:val="single" w:sz="18" w:space="4" w:color="1E4620"/>
+        </w:pBdr>
+        <w:shd w:val="clear" w:fill="F2F5FA"/>
+      </w:pPr>
+      <w:r>
+        <w:rPr>
+          <w:b w:val="0"/>
+        </w:rPr>
+        <w:t>愿我此功德，导向诸漏尽；愿我此功德，为证涅槃缘；我此功德分，回向诸有情；愿彼等一切，同得功德分。</w:t>
+      </w:r>
+    </w:p>
+    <w:p>
+      <w:pPr>
+        <w:ind w:left="170"/>
+        <w:pBdr>
+          <w:left w:val="single" w:sz="18" w:space="4" w:color="1E4620"/>
+        </w:pBdr>
+        <w:shd w:val="clear" w:fill="F2F5FA"/>
+      </w:pPr>
+      <w:r>
+        <w:rPr>
+          <w:b w:val="0"/>
+        </w:rPr>
+        <w:t>好，慢慢睁开眼睛。</w:t>
+      </w:r>
+    </w:p>
+    <w:p>
+      <w:r>
+        <w:rPr>
+          <w:b/>
+          <w:color w:val="1E4620"/>
+          <w:sz w:val="26"/>
+        </w:rPr>
+        <w:t>📖 共读原文2（20 min）</w:t>
+      </w:r>
+    </w:p>
+    <w:p>
+      <w:pPr>
+        <w:ind w:left="170"/>
+        <w:pBdr>
+          <w:left w:val="single" w:sz="18" w:space="4" w:color="1E4620"/>
+        </w:pBdr>
+        <w:shd w:val="clear" w:fill="F2F5FA"/>
+      </w:pPr>
+      <w:r>
+        <w:rPr>
+          <w:b w:val="0"/>
+        </w:rPr>
+        <w:t xml:space="preserve">🎤 </w:t>
+      </w:r>
+      <w:r>
+        <w:rPr>
+          <w:b/>
+        </w:rPr>
+        <w:t>本周朗读段</w:t>
+      </w:r>
+      <w:r>
+        <w:rPr>
+          <w:b w:val="0"/>
+        </w:rPr>
+        <w:t>（★核心段落｜约 550 字｜中等稍慢约 3 分钟；本讲共读原文正文合计约 852 字）：先朗读全部★核心段落；◈扩展段落及补充原文作默读／选读／延伸。</w:t>
+      </w:r>
+    </w:p>
+    <w:p>
+      <w:r>
+        <w:rPr>
+          <w:b/>
+          <w:color w:val="1E4620"/>
+          <w:sz w:val="23"/>
+        </w:rPr>
+        <w:t>原文材料①：慈经中的十五种素质（十五慈前分）</w:t>
+      </w:r>
+    </w:p>
+    <w:p>
+      <w:r>
+        <w:rPr>
+          <w:b/>
+        </w:rPr>
+        <w:t>★核心段落（必读）</w:t>
+      </w:r>
+      <w:r>
+        <w:rPr>
+          <w:b w:val="0"/>
+        </w:rPr>
+        <w:t>【本周朗读段】</w:t>
+      </w:r>
+    </w:p>
+    <w:p>
+      <w:r>
+        <w:rPr>
+          <w:b w:val="0"/>
+        </w:rPr>
+        <w:t>《应作慈爱经》开篇的十五种素质——经文说，善求义利、领悟寂静境界后应当作：</w:t>
+      </w:r>
+    </w:p>
+    <w:p>
+      <w:pPr>
+        <w:ind w:left="170"/>
+        <w:pBdr>
+          <w:left w:val="single" w:sz="18" w:space="4" w:color="1E4620"/>
+        </w:pBdr>
+        <w:shd w:val="clear" w:fill="F2F5FA"/>
+      </w:pPr>
+      <w:r>
+        <w:rPr>
+          <w:b w:val="0"/>
+        </w:rPr>
+        <w:t>有能力（堪能）、正直、诚实，顺从（易受劝）、柔和、不骄慢；</w:t>
+      </w:r>
+    </w:p>
+    <w:p>
+      <w:pPr>
+        <w:ind w:left="170"/>
+        <w:pBdr>
+          <w:left w:val="single" w:sz="18" w:space="4" w:color="1E4620"/>
+        </w:pBdr>
+        <w:shd w:val="clear" w:fill="F2F5FA"/>
+      </w:pPr>
+      <w:r>
+        <w:rPr>
+          <w:b w:val="0"/>
+        </w:rPr>
+        <w:t>知足、易扶养，少事务、生活简朴，</w:t>
+      </w:r>
+    </w:p>
+    <w:p>
+      <w:pPr>
+        <w:ind w:left="170"/>
+        <w:pBdr>
+          <w:left w:val="single" w:sz="18" w:space="4" w:color="1E4620"/>
+        </w:pBdr>
+        <w:shd w:val="clear" w:fill="F2F5FA"/>
+      </w:pPr>
+      <w:r>
+        <w:rPr>
+          <w:b w:val="0"/>
+        </w:rPr>
+        <w:t>诸根寂静、贤明，不无礼与不贪著居家；</w:t>
+      </w:r>
+    </w:p>
+    <w:p>
+      <w:pPr>
+        <w:ind w:left="170"/>
+        <w:pBdr>
+          <w:left w:val="single" w:sz="18" w:space="4" w:color="1E4620"/>
+        </w:pBdr>
+        <w:shd w:val="clear" w:fill="F2F5FA"/>
+      </w:pPr>
+      <w:r>
+        <w:rPr>
+          <w:b w:val="0"/>
+        </w:rPr>
+        <w:t>只要会遭智者谴责，即使是小事也不做。</w:t>
+      </w:r>
+    </w:p>
+    <w:p>
+      <w:r>
+        <w:rPr>
+          <w:b w:val="0"/>
         </w:rPr>
         <w:t>课件对前几项的逐条讲解（巴利-中文对照）：</w:t>
       </w:r>
@@ -1594,7 +2112,6 @@
       <w:tblPr>
         <w:tblStyle w:val="TableGrid"/>
         <w:tblW w:type="auto" w:w="0"/>
-        <w:jc w:val="center"/>
         <w:tblLook w:firstColumn="1" w:firstRow="1" w:lastColumn="0" w:lastRow="0" w:noHBand="0" w:noVBand="1" w:val="04A0"/>
       </w:tblPr>
       <w:tblGrid>
@@ -1606,17 +2123,20 @@
         <w:tc>
           <w:tcPr>
             <w:tcW w:type="dxa" w:w="3213"/>
-            <w:shd w:val="clear" w:color="auto" w:fill="1E5631"/>
+            <w:shd w:val="clear" w:fill="1E4620"/>
           </w:tcPr>
           <w:p>
-            <w:pPr>
-              <w:spacing w:after="20"/>
-            </w:pPr>
             <w:r>
               <w:rPr>
-                <w:b/>
                 <w:color w:val="FFFFFF"/>
-                <w:sz w:val="19"/>
+                <w:sz w:val="18"/>
+              </w:rPr>
+            </w:r>
+            <w:r>
+              <w:rPr>
+                <w:b w:val="0"/>
+                <w:color w:val="FFFFFF"/>
+                <w:sz w:val="18"/>
               </w:rPr>
               <w:t>巴利语</w:t>
             </w:r>
@@ -1625,17 +2145,20 @@
         <w:tc>
           <w:tcPr>
             <w:tcW w:type="dxa" w:w="3213"/>
-            <w:shd w:val="clear" w:color="auto" w:fill="1E5631"/>
+            <w:shd w:val="clear" w:fill="1E4620"/>
           </w:tcPr>
           <w:p>
-            <w:pPr>
-              <w:spacing w:after="20"/>
-            </w:pPr>
             <w:r>
               <w:rPr>
-                <w:b/>
                 <w:color w:val="FFFFFF"/>
-                <w:sz w:val="19"/>
+                <w:sz w:val="18"/>
+              </w:rPr>
+            </w:r>
+            <w:r>
+              <w:rPr>
+                <w:b w:val="0"/>
+                <w:color w:val="FFFFFF"/>
+                <w:sz w:val="18"/>
               </w:rPr>
               <w:t>中文</w:t>
             </w:r>
@@ -1644,17 +2167,20 @@
         <w:tc>
           <w:tcPr>
             <w:tcW w:type="dxa" w:w="3213"/>
-            <w:shd w:val="clear" w:color="auto" w:fill="1E5631"/>
+            <w:shd w:val="clear" w:fill="1E4620"/>
           </w:tcPr>
           <w:p>
-            <w:pPr>
-              <w:spacing w:after="20"/>
-            </w:pPr>
             <w:r>
               <w:rPr>
-                <w:b/>
                 <w:color w:val="FFFFFF"/>
-                <w:sz w:val="19"/>
+                <w:sz w:val="18"/>
+              </w:rPr>
+            </w:r>
+            <w:r>
+              <w:rPr>
+                <w:b w:val="0"/>
+                <w:color w:val="FFFFFF"/>
+                <w:sz w:val="18"/>
               </w:rPr>
               <w:t>讲解要点</w:t>
             </w:r>
@@ -1667,12 +2193,15 @@
             <w:tcW w:type="dxa" w:w="3213"/>
           </w:tcPr>
           <w:p>
-            <w:pPr>
-              <w:spacing w:after="20"/>
-            </w:pPr>
             <w:r>
               <w:rPr>
-                <w:sz w:val="19"/>
+                <w:sz w:val="18"/>
+              </w:rPr>
+            </w:r>
+            <w:r>
+              <w:rPr>
+                <w:b w:val="0"/>
+                <w:sz w:val="18"/>
               </w:rPr>
               <w:t>sakko</w:t>
             </w:r>
@@ -1683,12 +2212,15 @@
             <w:tcW w:type="dxa" w:w="3213"/>
           </w:tcPr>
           <w:p>
-            <w:pPr>
-              <w:spacing w:after="20"/>
-            </w:pPr>
             <w:r>
               <w:rPr>
-                <w:sz w:val="19"/>
+                <w:sz w:val="18"/>
+              </w:rPr>
+            </w:r>
+            <w:r>
+              <w:rPr>
+                <w:b w:val="0"/>
+                <w:sz w:val="18"/>
               </w:rPr>
               <w:t>堪能／有能力</w:t>
             </w:r>
@@ -1699,12 +2231,15 @@
             <w:tcW w:type="dxa" w:w="3213"/>
           </w:tcPr>
           <w:p>
-            <w:pPr>
-              <w:spacing w:after="20"/>
-            </w:pPr>
             <w:r>
               <w:rPr>
-                <w:sz w:val="19"/>
+                <w:sz w:val="18"/>
+              </w:rPr>
+            </w:r>
+            <w:r>
+              <w:rPr>
+                <w:b w:val="0"/>
+                <w:sz w:val="18"/>
               </w:rPr>
               <w:t>住阿兰若的比库想要住于"证知寂静的境界"……即拥有第二、第四精勤支</w:t>
             </w:r>
@@ -1715,15 +2250,18 @@
         <w:tc>
           <w:tcPr>
             <w:tcW w:type="dxa" w:w="3213"/>
-            <w:shd w:val="clear" w:color="auto" w:fill="F2F2F2"/>
+            <w:shd w:val="clear" w:fill="F2F5FA"/>
           </w:tcPr>
           <w:p>
-            <w:pPr>
-              <w:spacing w:after="20"/>
-            </w:pPr>
             <w:r>
               <w:rPr>
-                <w:sz w:val="19"/>
+                <w:sz w:val="18"/>
+              </w:rPr>
+            </w:r>
+            <w:r>
+              <w:rPr>
+                <w:b w:val="0"/>
+                <w:sz w:val="18"/>
               </w:rPr>
               <w:t>ujū / sūjū</w:t>
             </w:r>
@@ -1732,15 +2270,18 @@
         <w:tc>
           <w:tcPr>
             <w:tcW w:type="dxa" w:w="3213"/>
-            <w:shd w:val="clear" w:color="auto" w:fill="F2F2F2"/>
+            <w:shd w:val="clear" w:fill="F2F5FA"/>
           </w:tcPr>
           <w:p>
-            <w:pPr>
-              <w:spacing w:after="20"/>
-            </w:pPr>
             <w:r>
               <w:rPr>
-                <w:sz w:val="19"/>
+                <w:sz w:val="18"/>
+              </w:rPr>
+            </w:r>
+            <w:r>
+              <w:rPr>
+                <w:b w:val="0"/>
+                <w:sz w:val="18"/>
               </w:rPr>
               <w:t>正直／善正直</w:t>
             </w:r>
@@ -1749,15 +2290,18 @@
         <w:tc>
           <w:tcPr>
             <w:tcW w:type="dxa" w:w="3213"/>
-            <w:shd w:val="clear" w:color="auto" w:fill="F2F2F2"/>
+            <w:shd w:val="clear" w:fill="F2F5FA"/>
           </w:tcPr>
           <w:p>
-            <w:pPr>
-              <w:spacing w:after="20"/>
-            </w:pPr>
             <w:r>
               <w:rPr>
-                <w:sz w:val="19"/>
+                <w:sz w:val="18"/>
+              </w:rPr>
+            </w:r>
+            <w:r>
+              <w:rPr>
+                <w:b w:val="0"/>
+                <w:sz w:val="18"/>
               </w:rPr>
               <w:t>—</w:t>
             </w:r>
@@ -1770,12 +2314,15 @@
             <w:tcW w:type="dxa" w:w="3213"/>
           </w:tcPr>
           <w:p>
-            <w:pPr>
-              <w:spacing w:after="20"/>
-            </w:pPr>
             <w:r>
               <w:rPr>
-                <w:sz w:val="19"/>
+                <w:sz w:val="18"/>
+              </w:rPr>
+            </w:r>
+            <w:r>
+              <w:rPr>
+                <w:b w:val="0"/>
+                <w:sz w:val="18"/>
               </w:rPr>
               <w:t>suvaco</w:t>
             </w:r>
@@ -1786,12 +2333,15 @@
             <w:tcW w:type="dxa" w:w="3213"/>
           </w:tcPr>
           <w:p>
-            <w:pPr>
-              <w:spacing w:after="20"/>
-            </w:pPr>
             <w:r>
               <w:rPr>
-                <w:sz w:val="19"/>
+                <w:sz w:val="18"/>
+              </w:rPr>
+            </w:r>
+            <w:r>
+              <w:rPr>
+                <w:b w:val="0"/>
+                <w:sz w:val="18"/>
               </w:rPr>
               <w:t>易受劝</w:t>
             </w:r>
@@ -1802,12 +2352,15 @@
             <w:tcW w:type="dxa" w:w="3213"/>
           </w:tcPr>
           <w:p>
-            <w:pPr>
-              <w:spacing w:after="20"/>
-            </w:pPr>
             <w:r>
               <w:rPr>
-                <w:sz w:val="19"/>
+                <w:sz w:val="18"/>
+              </w:rPr>
+            </w:r>
+            <w:r>
+              <w:rPr>
+                <w:b w:val="0"/>
+                <w:sz w:val="18"/>
               </w:rPr>
               <w:t>—</w:t>
             </w:r>
@@ -1818,15 +2371,18 @@
         <w:tc>
           <w:tcPr>
             <w:tcW w:type="dxa" w:w="3213"/>
-            <w:shd w:val="clear" w:color="auto" w:fill="F2F2F2"/>
+            <w:shd w:val="clear" w:fill="F2F5FA"/>
           </w:tcPr>
           <w:p>
-            <w:pPr>
-              <w:spacing w:after="20"/>
-            </w:pPr>
             <w:r>
               <w:rPr>
-                <w:sz w:val="19"/>
+                <w:sz w:val="18"/>
+              </w:rPr>
+            </w:r>
+            <w:r>
+              <w:rPr>
+                <w:b w:val="0"/>
+                <w:sz w:val="18"/>
               </w:rPr>
               <w:t>mudu</w:t>
             </w:r>
@@ -1835,15 +2391,18 @@
         <w:tc>
           <w:tcPr>
             <w:tcW w:type="dxa" w:w="3213"/>
-            <w:shd w:val="clear" w:color="auto" w:fill="F2F2F2"/>
+            <w:shd w:val="clear" w:fill="F2F5FA"/>
           </w:tcPr>
           <w:p>
-            <w:pPr>
-              <w:spacing w:after="20"/>
-            </w:pPr>
             <w:r>
               <w:rPr>
-                <w:sz w:val="19"/>
+                <w:sz w:val="18"/>
+              </w:rPr>
+            </w:r>
+            <w:r>
+              <w:rPr>
+                <w:b w:val="0"/>
+                <w:sz w:val="18"/>
               </w:rPr>
               <w:t>柔和</w:t>
             </w:r>
@@ -1852,15 +2411,18 @@
         <w:tc>
           <w:tcPr>
             <w:tcW w:type="dxa" w:w="3213"/>
-            <w:shd w:val="clear" w:color="auto" w:fill="F2F2F2"/>
+            <w:shd w:val="clear" w:fill="F2F5FA"/>
           </w:tcPr>
           <w:p>
-            <w:pPr>
-              <w:spacing w:after="20"/>
-            </w:pPr>
             <w:r>
               <w:rPr>
-                <w:sz w:val="19"/>
+                <w:sz w:val="18"/>
+              </w:rPr>
+            </w:r>
+            <w:r>
+              <w:rPr>
+                <w:b w:val="0"/>
+                <w:sz w:val="18"/>
               </w:rPr>
               <w:t>—</w:t>
             </w:r>
@@ -1873,12 +2435,15 @@
             <w:tcW w:type="dxa" w:w="3213"/>
           </w:tcPr>
           <w:p>
-            <w:pPr>
-              <w:spacing w:after="20"/>
-            </w:pPr>
             <w:r>
               <w:rPr>
-                <w:sz w:val="19"/>
+                <w:sz w:val="18"/>
+              </w:rPr>
+            </w:r>
+            <w:r>
+              <w:rPr>
+                <w:b w:val="0"/>
+                <w:sz w:val="18"/>
               </w:rPr>
               <w:t>anatimānī</w:t>
             </w:r>
@@ -1889,12 +2454,15 @@
             <w:tcW w:type="dxa" w:w="3213"/>
           </w:tcPr>
           <w:p>
-            <w:pPr>
-              <w:spacing w:after="20"/>
-            </w:pPr>
             <w:r>
               <w:rPr>
-                <w:sz w:val="19"/>
+                <w:sz w:val="18"/>
+              </w:rPr>
+            </w:r>
+            <w:r>
+              <w:rPr>
+                <w:b w:val="0"/>
+                <w:sz w:val="18"/>
               </w:rPr>
               <w:t>不骄慢</w:t>
             </w:r>
@@ -1905,12 +2473,15 @@
             <w:tcW w:type="dxa" w:w="3213"/>
           </w:tcPr>
           <w:p>
-            <w:pPr>
-              <w:spacing w:after="20"/>
-            </w:pPr>
             <w:r>
               <w:rPr>
-                <w:sz w:val="19"/>
+                <w:sz w:val="18"/>
+              </w:rPr>
+            </w:r>
+            <w:r>
+              <w:rPr>
+                <w:b w:val="0"/>
+                <w:sz w:val="18"/>
               </w:rPr>
               <w:t>—</w:t>
             </w:r>
@@ -1921,7 +2492,7 @@
     <w:p>
       <w:r>
         <w:rPr>
-          <w:sz w:val="21"/>
+          <w:b w:val="0"/>
         </w:rPr>
         <w:t>（正精进：已生善法令增长、未生善法令生起，已生不善令断除、未生不善令不生。）</w:t>
       </w:r>
@@ -1930,13 +2501,12 @@
       <w:r>
         <w:rPr>
           <w:b/>
-          <w:sz w:val="21"/>
         </w:rPr>
         <w:t>★核心段落（必读）</w:t>
       </w:r>
       <w:r>
         <w:rPr>
-          <w:sz w:val="21"/>
+          <w:b w:val="0"/>
         </w:rPr>
         <w:t>【本周朗读段】</w:t>
       </w:r>
@@ -1944,75 +2514,61 @@
     <w:p>
       <w:r>
         <w:rPr>
-          <w:sz w:val="21"/>
+          <w:b w:val="0"/>
         </w:rPr>
         <w:t>系列最后一句总结（素质10课件）：</w:t>
       </w:r>
     </w:p>
     <w:p>
       <w:pPr>
-        <w:spacing w:before="40" w:after="80"/>
-        <w:ind w:left="283"/>
-        <w:shd w:val="clear" w:color="auto" w:fill="EDF6EF"/>
+        <w:ind w:left="170"/>
         <w:pBdr>
-          <w:left w:val="single" w:sz="20" w:space="6" w:color="1E5631"/>
+          <w:left w:val="single" w:sz="18" w:space="4" w:color="1E4620"/>
         </w:pBdr>
-      </w:pPr>
-      <w:r>
-        <w:rPr>
-          <w:sz w:val="20"/>
+        <w:shd w:val="clear" w:fill="F2F5FA"/>
+      </w:pPr>
+      <w:r>
+        <w:rPr>
+          <w:b w:val="0"/>
         </w:rPr>
         <w:t>如果一个僧团想要安稳、进步，每个成员都能有良好的僧格培育，我们应该怎么做呢？——依着《应作慈爱经》的十五种素质去检验自己，然后去实行、提升自己的素质。</w:t>
       </w:r>
     </w:p>
     <w:p>
-      <w:pPr>
-        <w:spacing w:before="120" w:after="80"/>
-      </w:pPr>
-      <w:r>
-        <w:rPr>
-          <w:rFonts w:ascii="Microsoft YaHei" w:hAnsi="Microsoft YaHei" w:eastAsia="Microsoft YaHei"/>
+      <w:r>
+        <w:rPr>
           <w:b/>
-          <w:color w:val="1E5631"/>
-          <w:sz w:val="25"/>
+          <w:color w:val="1E4620"/>
+          <w:sz w:val="23"/>
         </w:rPr>
         <w:t>原文材料②：慈巴拉密——慈心是第九种圆满</w:t>
       </w:r>
     </w:p>
     <w:p>
       <w:pPr>
-        <w:ind w:left="340"/>
-      </w:pPr>
-      <w:r>
-        <w:rPr>
-          <w:color w:val="1E5631"/>
-          <w:sz w:val="21"/>
-        </w:rPr>
-        <w:t xml:space="preserve">• </w:t>
-      </w:r>
+        <w:pStyle w:val="ListBullet"/>
+      </w:pPr>
       <w:r>
         <w:rPr>
           <w:b/>
-          <w:sz w:val="21"/>
         </w:rPr>
         <w:t>📌 系列分工</w:t>
       </w:r>
       <w:r>
         <w:rPr>
-          <w:sz w:val="21"/>
+          <w:b w:val="0"/>
         </w:rPr>
         <w:t>：十巴拉密的</w:t>
       </w:r>
       <w:r>
         <w:rPr>
           <w:b/>
-          <w:sz w:val="21"/>
         </w:rPr>
         <w:t>完整体系归读书会17《菩萨道思想》</w:t>
       </w:r>
       <w:r>
         <w:rPr>
-          <w:sz w:val="21"/>
+          <w:b w:val="0"/>
         </w:rPr>
         <w:t>，本周只读"慈巴拉密"部分</w:t>
       </w:r>
@@ -2021,13 +2577,12 @@
       <w:r>
         <w:rPr>
           <w:b/>
-          <w:sz w:val="21"/>
         </w:rPr>
         <w:t>★核心段落（必读）</w:t>
       </w:r>
       <w:r>
         <w:rPr>
-          <w:sz w:val="21"/>
+          <w:b w:val="0"/>
         </w:rPr>
         <w:t>【本周朗读段】</w:t>
       </w:r>
@@ -2036,61 +2591,39 @@
       <w:r>
         <w:rPr>
           <w:b/>
-          <w:sz w:val="21"/>
         </w:rPr>
         <w:t>「慈爱」本质义</w:t>
       </w:r>
     </w:p>
     <w:p>
       <w:pPr>
-        <w:ind w:left="340"/>
-      </w:pPr>
-      <w:r>
-        <w:rPr>
-          <w:color w:val="1E5631"/>
-          <w:sz w:val="21"/>
-        </w:rPr>
-        <w:t xml:space="preserve">• </w:t>
-      </w:r>
-      <w:r>
-        <w:rPr>
-          <w:sz w:val="21"/>
+        <w:pStyle w:val="ListBullet"/>
+      </w:pPr>
+      <w:r>
+        <w:rPr>
+          <w:b w:val="0"/>
         </w:rPr>
         <w:t>属无瞋心所。</w:t>
       </w:r>
     </w:p>
     <w:p>
       <w:pPr>
-        <w:ind w:left="340"/>
-      </w:pPr>
-      <w:r>
-        <w:rPr>
-          <w:color w:val="1E5631"/>
-          <w:sz w:val="21"/>
-        </w:rPr>
-        <w:t xml:space="preserve">• </w:t>
-      </w:r>
-      <w:r>
-        <w:rPr>
-          <w:sz w:val="21"/>
+        <w:pStyle w:val="ListBullet"/>
+      </w:pPr>
+      <w:r>
+        <w:rPr>
+          <w:b w:val="0"/>
         </w:rPr>
         <w:t>如同「忍辱」本质义一样，并非所有的「无瞋」即是「忍辱」。就在对方侵犯之际，自己不起瞋而加以遏制，因此忍辱即是无瞋。</w:t>
       </w:r>
     </w:p>
     <w:p>
       <w:pPr>
-        <w:ind w:left="340"/>
-      </w:pPr>
-      <w:r>
-        <w:rPr>
-          <w:color w:val="1E5631"/>
-          <w:sz w:val="21"/>
-        </w:rPr>
-        <w:t xml:space="preserve">• </w:t>
-      </w:r>
-      <w:r>
-        <w:rPr>
-          <w:sz w:val="21"/>
+        <w:pStyle w:val="ListBullet"/>
+      </w:pPr>
+      <w:r>
+        <w:rPr>
+          <w:b w:val="0"/>
         </w:rPr>
         <w:t>「慈爱」本质义亦复如是，期许「众生获益」之无瞋心所。</w:t>
       </w:r>
@@ -2098,7 +2631,7 @@
     <w:p>
       <w:r>
         <w:rPr>
-          <w:sz w:val="21"/>
+          <w:b w:val="0"/>
         </w:rPr>
         <w:t>慈是一个真正存在的胜义（paramattha）法。但在列举胜义法（即心、心所、色和涅槃）时，慈并没有被个别地列出来，因为它包括在无瞋心所（adosa-cetasika）中。无瞋心所的含义很广，而慈是无瞋心所的一部分。</w:t>
       </w:r>
@@ -2107,13 +2640,12 @@
       <w:r>
         <w:rPr>
           <w:b/>
-          <w:sz w:val="21"/>
         </w:rPr>
         <w:t>◈扩展段落（可选）</w:t>
       </w:r>
       <w:r>
         <w:rPr>
-          <w:sz w:val="21"/>
+          <w:b w:val="0"/>
         </w:rPr>
         <w:t>【默读／选读／延伸】</w:t>
       </w:r>
@@ -2122,7 +2654,6 @@
       <w:r>
         <w:rPr>
           <w:b/>
-          <w:sz w:val="21"/>
         </w:rPr>
         <w:t>依《慈经》来修慈的方法</w:t>
       </w:r>
@@ -2130,7 +2661,7 @@
     <w:p>
       <w:r>
         <w:rPr>
-          <w:sz w:val="21"/>
+          <w:b w:val="0"/>
         </w:rPr>
         <w:t>《慈经》是佛陀对五百位住林野比库开示的，在圣典结集时，这部经收录在《经集》（Sutta-nipāta）和《小诵》（Khuddaka-pāṭha）中。这部经一开始提到那些想修慈的人应具备的十五种德行。这十五种在巴利语中，即是大家所熟知的十五慈前分（mettā-pubbabhāga），也就是在修习慈爱之前所应具备的德行。</w:t>
       </w:r>
@@ -2139,933 +2670,1098 @@
       <w:r>
         <w:rPr>
           <w:b/>
-          <w:sz w:val="21"/>
         </w:rPr>
         <w:t>528个慈爱</w:t>
       </w:r>
       <w:r>
         <w:rPr>
-          <w:sz w:val="21"/>
+          <w:b w:val="0"/>
         </w:rPr>
         <w:t>（与第5周《智慧之光》的算法一致）：</w:t>
       </w:r>
     </w:p>
     <w:p>
       <w:pPr>
-        <w:spacing w:before="40" w:after="80"/>
-        <w:ind w:left="283"/>
-        <w:shd w:val="clear" w:color="auto" w:fill="EDF6EF"/>
+        <w:ind w:left="170"/>
         <w:pBdr>
-          <w:left w:val="single" w:sz="20" w:space="6" w:color="1E5631"/>
+          <w:left w:val="single" w:sz="18" w:space="4" w:color="1E4620"/>
         </w:pBdr>
-      </w:pPr>
-      <w:r>
-        <w:rPr>
-          <w:sz w:val="20"/>
-        </w:rPr>
-        <w:t>5个无限制的慈爱 + 7个有限制的慈爱 = 12个慈爱。 12种慈爱 × 4种祝愿 = 48个慈爱。 48个慈爱 × 10方位 = 480个慈爱。 480个慈爱 + 不具方位的慈爱48个 = 528个慈爱。</w:t>
+        <w:shd w:val="clear" w:fill="F2F5FA"/>
+      </w:pPr>
+      <w:r>
+        <w:rPr>
+          <w:b w:val="0"/>
+        </w:rPr>
+        <w:t>5个无限制的慈爱 + 7个有限制的慈爱 = 12个慈爱。</w:t>
       </w:r>
     </w:p>
     <w:p>
-      <w:r>
-        <w:rPr>
-          <w:b/>
-          <w:sz w:val="21"/>
-        </w:rPr>
-        <w:t>★核心段落（必读）</w:t>
-      </w:r>
-      <w:r>
-        <w:rPr>
-          <w:sz w:val="21"/>
-        </w:rPr>
-        <w:t>【本周朗读段】</w:t>
+      <w:pPr>
+        <w:ind w:left="170"/>
+        <w:pBdr>
+          <w:left w:val="single" w:sz="18" w:space="4" w:color="1E4620"/>
+        </w:pBdr>
+        <w:shd w:val="clear" w:fill="F2F5FA"/>
+      </w:pPr>
+      <w:r>
+        <w:rPr>
+          <w:b w:val="0"/>
+        </w:rPr>
+        <w:t>12种慈爱 × 4种祝愿 = 48个慈爱。</w:t>
       </w:r>
     </w:p>
     <w:p>
-      <w:r>
-        <w:rPr>
-          <w:b/>
-          <w:sz w:val="21"/>
-        </w:rPr>
-        <w:t>《佛种姓经》——第九巴拉密</w:t>
-      </w:r>
-      <w:r>
-        <w:rPr>
-          <w:sz w:val="21"/>
-        </w:rPr>
-        <w:t>：</w:t>
+      <w:pPr>
+        <w:ind w:left="170"/>
+        <w:pBdr>
+          <w:left w:val="single" w:sz="18" w:space="4" w:color="1E4620"/>
+        </w:pBdr>
+        <w:shd w:val="clear" w:fill="F2F5FA"/>
+      </w:pPr>
+      <w:r>
+        <w:rPr>
+          <w:b w:val="0"/>
+        </w:rPr>
+        <w:t>48个慈爱 × 10方位 = 480个慈爱。</w:t>
       </w:r>
     </w:p>
     <w:p>
       <w:pPr>
-        <w:spacing w:before="40" w:after="80"/>
-        <w:ind w:left="283"/>
-        <w:shd w:val="clear" w:color="auto" w:fill="EDF6EF"/>
+        <w:ind w:left="170"/>
         <w:pBdr>
-          <w:left w:val="single" w:sz="20" w:space="6" w:color="1E5631"/>
+          <w:left w:val="single" w:sz="18" w:space="4" w:color="1E4620"/>
         </w:pBdr>
-      </w:pPr>
-      <w:r>
-        <w:rPr>
-          <w:sz w:val="20"/>
-        </w:rPr>
-        <w:t>Vicinanto tadā dakkhiṇaṃ navamaṃ mettāpāramiṃ; Pubbakehi mahesīhi, āsevitanisevitaṃ.</w:t>
+        <w:shd w:val="clear" w:fill="F2F5FA"/>
+      </w:pPr>
+      <w:r>
+        <w:rPr>
+          <w:b w:val="0"/>
+        </w:rPr>
+        <w:t>480个慈爱 + 不具方位的慈爱48个 = 528个慈爱。</w:t>
       </w:r>
     </w:p>
     <w:p>
-      <w:pPr>
-        <w:spacing w:before="40" w:after="80"/>
-        <w:ind w:left="283"/>
-        <w:shd w:val="clear" w:color="auto" w:fill="EDF6EF"/>
-        <w:pBdr>
-          <w:left w:val="single" w:sz="20" w:space="6" w:color="1E5631"/>
-        </w:pBdr>
-      </w:pPr>
-      <w:r>
-        <w:rPr>
-          <w:sz w:val="20"/>
-        </w:rPr>
-        <w:t>此时，当我思索之际，观察到过去诸菩萨所数次依止之第九个「慈波罗密」。</w:t>
+      <w:r>
+        <w:rPr>
+          <w:b/>
+        </w:rPr>
+        <w:t>★核心段落（必读）</w:t>
+      </w:r>
+      <w:r>
+        <w:rPr>
+          <w:b w:val="0"/>
+        </w:rPr>
+        <w:t>【本周朗读段】</w:t>
       </w:r>
     </w:p>
     <w:p>
       <w:r>
         <w:rPr>
           <w:b/>
-          <w:sz w:val="21"/>
-        </w:rPr>
-        <w:t>◈扩展段落（可选）</w:t>
-      </w:r>
-      <w:r>
-        <w:rPr>
-          <w:sz w:val="21"/>
-        </w:rPr>
-        <w:t>【默读／选读／延伸】</w:t>
+        </w:rPr>
+        <w:t>《佛种姓经》——第九巴拉密</w:t>
+      </w:r>
+      <w:r>
+        <w:rPr>
+          <w:b w:val="0"/>
+        </w:rPr>
+        <w:t>：</w:t>
       </w:r>
     </w:p>
     <w:p>
-      <w:r>
-        <w:rPr>
-          <w:sz w:val="21"/>
-        </w:rPr>
-        <w:t>慈爱：毕竟没有依依不舍之状态。即便两人相隔一个世界之遥远，因而不会心中悲伤难过。慈爱由于如此高洁殊妙之故，又称之为「梵住」。</w:t>
+      <w:pPr>
+        <w:ind w:left="170"/>
+        <w:pBdr>
+          <w:left w:val="single" w:sz="18" w:space="4" w:color="1E4620"/>
+        </w:pBdr>
+        <w:shd w:val="clear" w:fill="F2F5FA"/>
+      </w:pPr>
+      <w:r>
+        <w:rPr>
+          <w:b w:val="0"/>
+        </w:rPr>
+        <w:t>Vicinanto tadā dakkhiṇaṃ navamaṃ mettāpāramiṃ;</w:t>
       </w:r>
     </w:p>
     <w:p>
       <w:pPr>
-        <w:spacing w:before="120" w:after="80"/>
-      </w:pPr>
-      <w:r>
-        <w:rPr>
-          <w:rFonts w:ascii="Microsoft YaHei" w:hAnsi="Microsoft YaHei" w:eastAsia="Microsoft YaHei"/>
-          <w:b/>
-          <w:color w:val="1E5631"/>
-          <w:sz w:val="25"/>
-        </w:rPr>
-        <w:t>原文材料③：总结回向——把慈心带进每一天</w:t>
+        <w:ind w:left="170"/>
+        <w:pBdr>
+          <w:left w:val="single" w:sz="18" w:space="4" w:color="1E4620"/>
+        </w:pBdr>
+        <w:shd w:val="clear" w:fill="F2F5FA"/>
+      </w:pPr>
+      <w:r>
+        <w:rPr>
+          <w:b w:val="0"/>
+        </w:rPr>
+        <w:t>Pubbakehi mahesīhi, āsevitanisevitaṃ.</w:t>
       </w:r>
     </w:p>
     <w:p>
-      <w:r>
-        <w:rPr>
-          <w:b/>
-          <w:sz w:val="21"/>
-        </w:rPr>
-        <w:t>★核心段落（必读）</w:t>
-      </w:r>
-      <w:r>
-        <w:rPr>
-          <w:sz w:val="21"/>
-        </w:rPr>
-        <w:t>【本周朗读段】</w:t>
+      <w:pPr>
+        <w:ind w:left="170"/>
+        <w:pBdr>
+          <w:left w:val="single" w:sz="18" w:space="4" w:color="1E4620"/>
+        </w:pBdr>
+        <w:shd w:val="clear" w:fill="F2F5FA"/>
+      </w:pPr>
+      <w:r>
+        <w:rPr>
+          <w:b w:val="0"/>
+        </w:rPr>
+        <w:t>此时，当我思索之际，观察到过去诸菩萨所数次依止之第九个「慈波罗密」。</w:t>
       </w:r>
     </w:p>
     <w:p>
       <w:r>
         <w:rPr>
           <w:b/>
-          <w:sz w:val="21"/>
-        </w:rPr>
-        <w:t>回向偈（巴利原文+中文）</w:t>
-      </w:r>
-      <w:r>
-        <w:rPr>
-          <w:sz w:val="21"/>
-        </w:rPr>
-        <w:t>：</w:t>
+        </w:rPr>
+        <w:t>◈扩展段落（可选）</w:t>
+      </w:r>
+      <w:r>
+        <w:rPr>
+          <w:b w:val="0"/>
+        </w:rPr>
+        <w:t>【默读／选读／延伸】</w:t>
       </w:r>
     </w:p>
     <w:p>
-      <w:pPr>
-        <w:spacing w:before="40" w:after="80"/>
-        <w:ind w:left="283"/>
-        <w:shd w:val="clear" w:color="auto" w:fill="EDF6EF"/>
-        <w:pBdr>
-          <w:left w:val="single" w:sz="20" w:space="6" w:color="1E5631"/>
-        </w:pBdr>
-      </w:pPr>
-      <w:r>
-        <w:rPr>
-          <w:sz w:val="20"/>
-        </w:rPr>
-        <w:t>Idaṃ me puññaṃ āsavakkhayāvahaṃ hotu. 愿我此功德 导向诸漏尽 Idaṃ me puññaṃ nibbānassa paccayo hotu. 愿我此功德 为证涅槃缘 Mama puñña-bhāgaṃ sabba-sattānaṃ bhājemi. 我此功德分 回向诸有情 te sabbe me samaṃ puñña-bhāgaṃ labhantu. 愿彼等一切 同得功德分</w:t>
+      <w:r>
+        <w:rPr>
+          <w:b w:val="0"/>
+        </w:rPr>
+        <w:t>慈爱：毕竟没有依依不舍之状态。即便两人相隔一个世界之遥远，因而不会心中悲伤难过。慈爱由于如此高洁殊妙之故，又称之为「梵住」。</w:t>
       </w:r>
     </w:p>
     <w:p>
       <w:r>
         <w:rPr>
           <w:b/>
-          <w:sz w:val="21"/>
-        </w:rPr>
-        <w:t>◈扩展段落（可选）</w:t>
-      </w:r>
-      <w:r>
-        <w:rPr>
-          <w:sz w:val="21"/>
-        </w:rPr>
-        <w:t>【默读／选读／延伸】</w:t>
+          <w:color w:val="1E4620"/>
+          <w:sz w:val="23"/>
+        </w:rPr>
+        <w:t>原文材料③：总结回向——把慈心带进每一天</w:t>
       </w:r>
     </w:p>
     <w:p>
       <w:r>
         <w:rPr>
           <w:b/>
-          <w:sz w:val="21"/>
-        </w:rPr>
-        <w:t>发愿文（天湖寺晚课·每日发愿）——8周之后，把慈心带进每一天</w:t>
-      </w:r>
-      <w:r>
-        <w:rPr>
-          <w:sz w:val="21"/>
-        </w:rPr>
-        <w:t>：</w:t>
+        </w:rPr>
+        <w:t>★核心段落（必读）</w:t>
+      </w:r>
+      <w:r>
+        <w:rPr>
+          <w:b w:val="0"/>
+        </w:rPr>
+        <w:t>【本周朗读段】</w:t>
       </w:r>
     </w:p>
     <w:p>
-      <w:pPr>
-        <w:spacing w:before="40" w:after="80"/>
-        <w:ind w:left="283"/>
-        <w:shd w:val="clear" w:color="auto" w:fill="EDF6EF"/>
-        <w:pBdr>
-          <w:left w:val="single" w:sz="20" w:space="6" w:color="1E5631"/>
-        </w:pBdr>
-      </w:pPr>
-      <w:r>
-        <w:rPr>
-          <w:sz w:val="20"/>
-        </w:rPr>
-        <w:t>Idaṃ me ñātīnaṃ hotu, sukhitā hontu ñātayo! （x3） 愿此为我亲，愿诸亲快乐！（三遍） Iminā puñña-kammena, mā me bāla-samāgamo, 以此功德业，我不遇愚人， Sataṃ samāgamo hotu, yāvanibbāna-pattiyā! （x3） 愿会遇善士，直到证涅槃！（三遍） Idaṃ me puñña-kammaṃ, āsavakkhayāvahaṃ hotu. （x3） 愿我此德行，导向诸漏尽！（三遍） Sabba dukkha pamuccatu! 愿解脱一切苦！</w:t>
+      <w:r>
+        <w:rPr>
+          <w:b/>
+        </w:rPr>
+        <w:t>回向偈（巴利原文+中文）</w:t>
+      </w:r>
+      <w:r>
+        <w:rPr>
+          <w:b w:val="0"/>
+        </w:rPr>
+        <w:t>：</w:t>
       </w:r>
     </w:p>
     <w:p>
       <w:pPr>
-        <w:spacing w:before="160" w:after="80"/>
-      </w:pPr>
-      <w:r>
-        <w:rPr>
-          <w:rFonts w:ascii="Microsoft YaHei" w:hAnsi="Microsoft YaHei" w:eastAsia="Microsoft YaHei"/>
-          <w:b/>
-          <w:color w:val="1E5631"/>
-          <w:sz w:val="28"/>
-        </w:rPr>
-        <w:t>💬 第二轮分享（10 min）</w:t>
+        <w:ind w:left="170"/>
+        <w:pBdr>
+          <w:left w:val="single" w:sz="18" w:space="4" w:color="1E4620"/>
+        </w:pBdr>
+        <w:shd w:val="clear" w:fill="F2F5FA"/>
+      </w:pPr>
+      <w:r>
+        <w:rPr>
+          <w:b w:val="0"/>
+        </w:rPr>
+        <w:t>Idaṃ me puññaṃ āsavakkhayāvahaṃ hotu.</w:t>
       </w:r>
     </w:p>
     <w:p>
       <w:pPr>
-        <w:spacing w:before="40" w:after="80"/>
-        <w:ind w:left="283"/>
-        <w:shd w:val="clear" w:color="auto" w:fill="EDF6EF"/>
+        <w:ind w:left="170"/>
         <w:pBdr>
-          <w:left w:val="single" w:sz="20" w:space="6" w:color="1E5631"/>
+          <w:left w:val="single" w:sz="18" w:space="4" w:color="1E4620"/>
         </w:pBdr>
-      </w:pPr>
-      <w:r>
-        <w:rPr>
-          <w:sz w:val="20"/>
-        </w:rPr>
-        <w:t>今天不按顺序也行，谁想先说都可以。请大家分享：这8周里，你最难忘的一次练习、或最触动你的一句话是什么？ （这一轮尽量不打断、不评论，让每个人说完。）</w:t>
+        <w:shd w:val="clear" w:fill="F2F5FA"/>
+      </w:pPr>
+      <w:r>
+        <w:rPr>
+          <w:b w:val="0"/>
+        </w:rPr>
+        <w:t>愿我此功德 导向诸漏尽</w:t>
       </w:r>
     </w:p>
     <w:p>
       <w:pPr>
-        <w:spacing w:before="160" w:after="80"/>
-      </w:pPr>
-      <w:r>
-        <w:rPr>
-          <w:rFonts w:ascii="Microsoft YaHei" w:hAnsi="Microsoft YaHei" w:eastAsia="Microsoft YaHei"/>
-          <w:b/>
-          <w:color w:val="1E5631"/>
-          <w:sz w:val="28"/>
-        </w:rPr>
-        <w:t>🎯 第二轮主题讨论（10 min）</w:t>
+        <w:ind w:left="170"/>
+        <w:pBdr>
+          <w:left w:val="single" w:sz="18" w:space="4" w:color="1E4620"/>
+        </w:pBdr>
+        <w:shd w:val="clear" w:fill="F2F5FA"/>
+      </w:pPr>
+      <w:r>
+        <w:rPr>
+          <w:b w:val="0"/>
+        </w:rPr>
+        <w:t>Idaṃ me puññaṃ nibbānassa paccayo hotu.</w:t>
       </w:r>
     </w:p>
     <w:p>
-      <w:r>
-        <w:rPr>
-          <w:b/>
-          <w:sz w:val="21"/>
-        </w:rPr>
-        <w:t>讨论问题（按优先级）</w:t>
-      </w:r>
-      <w:r>
-        <w:rPr>
-          <w:sz w:val="21"/>
-        </w:rPr>
-        <w:t>：</w:t>
+      <w:pPr>
+        <w:ind w:left="170"/>
+        <w:pBdr>
+          <w:left w:val="single" w:sz="18" w:space="4" w:color="1E4620"/>
+        </w:pBdr>
+        <w:shd w:val="clear" w:fill="F2F5FA"/>
+      </w:pPr>
+      <w:r>
+        <w:rPr>
+          <w:b w:val="0"/>
+        </w:rPr>
+        <w:t>愿我此功德 为证涅槃缘</w:t>
       </w:r>
     </w:p>
     <w:p>
       <w:pPr>
-        <w:ind w:left="340"/>
-      </w:pPr>
-      <w:r>
-        <w:rPr>
-          <w:color w:val="1E5631"/>
-          <w:sz w:val="21"/>
-        </w:rPr>
-        <w:t xml:space="preserve">• </w:t>
-      </w:r>
-      <w:r>
-        <w:rPr>
-          <w:sz w:val="21"/>
-        </w:rPr>
-        <w:t>问题①（★必答，时间不够时只讨论这个）</w:t>
+        <w:ind w:left="170"/>
+        <w:pBdr>
+          <w:left w:val="single" w:sz="18" w:space="4" w:color="1E4620"/>
+        </w:pBdr>
+        <w:shd w:val="clear" w:fill="F2F5FA"/>
+      </w:pPr>
+      <w:r>
+        <w:rPr>
+          <w:b w:val="0"/>
+        </w:rPr>
+        <w:t>Mama puñña-bhāgaṃ sabba-sattānaṃ bhājemi.</w:t>
       </w:r>
     </w:p>
     <w:p>
       <w:pPr>
-        <w:ind w:left="340"/>
-      </w:pPr>
-      <w:r>
-        <w:rPr>
-          <w:color w:val="1E5631"/>
-          <w:sz w:val="21"/>
-        </w:rPr>
-        <w:t xml:space="preserve">• </w:t>
-      </w:r>
-      <w:r>
-        <w:rPr>
-          <w:sz w:val="21"/>
-        </w:rPr>
-        <w:t>问题②（◈选答）</w:t>
+        <w:ind w:left="170"/>
+        <w:pBdr>
+          <w:left w:val="single" w:sz="18" w:space="4" w:color="1E4620"/>
+        </w:pBdr>
+        <w:shd w:val="clear" w:fill="F2F5FA"/>
+      </w:pPr>
+      <w:r>
+        <w:rPr>
+          <w:b w:val="0"/>
+        </w:rPr>
+        <w:t>我此功德分 回向诸有情</w:t>
       </w:r>
     </w:p>
     <w:p>
       <w:pPr>
-        <w:ind w:left="340"/>
-      </w:pPr>
-      <w:r>
-        <w:rPr>
-          <w:color w:val="1E5631"/>
-          <w:sz w:val="21"/>
-        </w:rPr>
-        <w:t xml:space="preserve">• </w:t>
-      </w:r>
-      <w:r>
-        <w:rPr>
-          <w:sz w:val="21"/>
-        </w:rPr>
-        <w:t>问题③（◈选答，时间富余或大家感兴趣时讨论）</w:t>
+        <w:ind w:left="170"/>
+        <w:pBdr>
+          <w:left w:val="single" w:sz="18" w:space="4" w:color="1E4620"/>
+        </w:pBdr>
+        <w:shd w:val="clear" w:fill="F2F5FA"/>
+      </w:pPr>
+      <w:r>
+        <w:rPr>
+          <w:b w:val="0"/>
+        </w:rPr>
+        <w:t>te sabbe me samaṃ puñña-bhāgaṃ labhantu.</w:t>
       </w:r>
     </w:p>
     <w:p>
       <w:pPr>
-        <w:ind w:left="340"/>
-      </w:pPr>
-      <w:r>
-        <w:rPr>
-          <w:b/>
-          <w:sz w:val="21"/>
-        </w:rPr>
-        <w:t xml:space="preserve">1. </w:t>
-      </w:r>
-      <w:r>
-        <w:rPr>
-          <w:sz w:val="21"/>
-        </w:rPr>
-        <w:t>【问题①★必答】十五种素质里，哪一条对你最有挑战？（比如"不骄慢""易受劝""不做智者谴责的小事"）</w:t>
+        <w:ind w:left="170"/>
+        <w:pBdr>
+          <w:left w:val="single" w:sz="18" w:space="4" w:color="1E4620"/>
+        </w:pBdr>
+        <w:shd w:val="clear" w:fill="F2F5FA"/>
+      </w:pPr>
+      <w:r>
+        <w:rPr>
+          <w:b w:val="0"/>
+        </w:rPr>
+        <w:t>愿彼等一切 同得功德分</w:t>
       </w:r>
     </w:p>
     <w:p>
-      <w:pPr>
-        <w:ind w:left="340"/>
-      </w:pPr>
       <w:r>
         <w:rPr>
           <w:b/>
-          <w:sz w:val="21"/>
-        </w:rPr>
-        <w:t xml:space="preserve">2. </w:t>
-      </w:r>
-      <w:r>
-        <w:rPr>
-          <w:sz w:val="21"/>
-        </w:rPr>
-        <w:t>【问题②◈选答】回看第一周，你对"慈心"的理解和现在有什么不同？</w:t>
+        </w:rPr>
+        <w:t>◈扩展段落（可选）</w:t>
+      </w:r>
+      <w:r>
+        <w:rPr>
+          <w:b w:val="0"/>
+        </w:rPr>
+        <w:t>【默读／选读／延伸】</w:t>
       </w:r>
     </w:p>
     <w:p>
-      <w:pPr>
-        <w:ind w:left="340"/>
-      </w:pPr>
       <w:r>
         <w:rPr>
           <w:b/>
-          <w:sz w:val="21"/>
-        </w:rPr>
-        <w:t xml:space="preserve">3. </w:t>
-      </w:r>
-      <w:r>
-        <w:rPr>
-          <w:sz w:val="21"/>
-        </w:rPr>
-        <w:t>【问题③◈选答】这8周里，你生活中有没有因为练习慈心而"不一样"的时刻？（比如没那么容易生气、睡得更好了、对某个人放下了）</w:t>
+        </w:rPr>
+        <w:t>发愿文（天湖寺晚课·每日发愿）——8周之后，把慈心带进每一天</w:t>
+      </w:r>
+      <w:r>
+        <w:rPr>
+          <w:b w:val="0"/>
+        </w:rPr>
+        <w:t>：</w:t>
       </w:r>
     </w:p>
     <w:p>
       <w:pPr>
-        <w:ind w:left="340"/>
-      </w:pPr>
-      <w:r>
-        <w:rPr>
-          <w:b/>
-          <w:sz w:val="21"/>
-        </w:rPr>
-        <w:t xml:space="preserve">4. </w:t>
-      </w:r>
-      <w:r>
-        <w:rPr>
-          <w:sz w:val="21"/>
-        </w:rPr>
-        <w:t>【问题④◈选答】如果让你用一句话向没参加过的人介绍"慈心禅"，你会说什么？</w:t>
+        <w:ind w:left="170"/>
+        <w:pBdr>
+          <w:left w:val="single" w:sz="18" w:space="4" w:color="1E4620"/>
+        </w:pBdr>
+        <w:shd w:val="clear" w:fill="F2F5FA"/>
+      </w:pPr>
+      <w:r>
+        <w:rPr>
+          <w:b w:val="0"/>
+        </w:rPr>
+        <w:t>Idaṃ me ñātīnaṃ hotu, sukhitā hontu ñātayo! （x3）</w:t>
       </w:r>
     </w:p>
     <w:p>
       <w:pPr>
-        <w:spacing w:before="40" w:after="80"/>
-        <w:ind w:left="283"/>
-        <w:shd w:val="clear" w:color="auto" w:fill="EDF6EF"/>
+        <w:ind w:left="170"/>
         <w:pBdr>
-          <w:left w:val="single" w:sz="20" w:space="6" w:color="1E5631"/>
+          <w:left w:val="single" w:sz="18" w:space="4" w:color="1E4620"/>
         </w:pBdr>
-      </w:pPr>
-      <w:r>
-        <w:rPr>
-          <w:b/>
-          <w:sz w:val="20"/>
-        </w:rPr>
-        <w:t>分层追问</w:t>
-      </w:r>
-      <w:r>
-        <w:rPr>
-          <w:sz w:val="20"/>
-        </w:rPr>
-        <w:t>（可视时间取用，由浅入深）： - 【现象】8周前后，你对自己「脾气」的观察有什么变化？ - 【影响】这份变化，影响到了你和谁的相处？ - 【应对】往后你打算怎么把慈心留在每一天？给自己定一个最小的习惯。</w:t>
+        <w:shd w:val="clear" w:fill="F2F5FA"/>
+      </w:pPr>
+      <w:r>
+        <w:rPr>
+          <w:b w:val="0"/>
+        </w:rPr>
+        <w:t>愿此为我亲，愿诸亲快乐！（三遍）</w:t>
       </w:r>
     </w:p>
     <w:p>
       <w:pPr>
-        <w:spacing w:before="160" w:after="80"/>
-      </w:pPr>
-      <w:r>
-        <w:rPr>
-          <w:rFonts w:ascii="Microsoft YaHei" w:hAnsi="Microsoft YaHei" w:eastAsia="Microsoft YaHei"/>
-          <w:b/>
-          <w:color w:val="1E5631"/>
-          <w:sz w:val="28"/>
-        </w:rPr>
-        <w:t>📚 扩展内容包（时间富余时使用）</w:t>
+        <w:ind w:left="170"/>
+        <w:pBdr>
+          <w:left w:val="single" w:sz="18" w:space="4" w:color="1E4620"/>
+        </w:pBdr>
+        <w:shd w:val="clear" w:fill="F2F5FA"/>
+      </w:pPr>
+      <w:r>
+        <w:rPr>
+          <w:b w:val="0"/>
+        </w:rPr>
+        <w:t>Iminā puñña-kammena, mā me bāla-samāgamo,</w:t>
       </w:r>
     </w:p>
     <w:p>
       <w:pPr>
-        <w:spacing w:before="40" w:after="80"/>
-        <w:ind w:left="283"/>
-        <w:shd w:val="clear" w:color="auto" w:fill="EDF6EF"/>
+        <w:ind w:left="170"/>
         <w:pBdr>
-          <w:left w:val="single" w:sz="20" w:space="6" w:color="1E5631"/>
+          <w:left w:val="single" w:sz="18" w:space="4" w:color="1E4620"/>
         </w:pBdr>
-      </w:pPr>
-      <w:r>
-        <w:rPr>
-          <w:sz w:val="20"/>
-        </w:rPr>
-        <w:t>以下内容用于共读提前结束或讨论意犹未尽时，按需选用，不必全部完成。</w:t>
+        <w:shd w:val="clear" w:fill="F2F5FA"/>
+      </w:pPr>
+      <w:r>
+        <w:rPr>
+          <w:b w:val="0"/>
+        </w:rPr>
+        <w:t>以此功德业，我不遇愚人，</w:t>
       </w:r>
     </w:p>
     <w:p>
       <w:pPr>
-        <w:spacing w:before="120" w:after="80"/>
-      </w:pPr>
-      <w:r>
-        <w:rPr>
-          <w:rFonts w:ascii="Microsoft YaHei" w:hAnsi="Microsoft YaHei" w:eastAsia="Microsoft YaHei"/>
-          <w:b/>
-          <w:color w:val="1E5631"/>
-          <w:sz w:val="25"/>
-        </w:rPr>
-        <w:t>扩展一：补充原文段落</w:t>
+        <w:ind w:left="170"/>
+        <w:pBdr>
+          <w:left w:val="single" w:sz="18" w:space="4" w:color="1E4620"/>
+        </w:pBdr>
+        <w:shd w:val="clear" w:fill="F2F5FA"/>
+      </w:pPr>
+      <w:r>
+        <w:rPr>
+          <w:b w:val="0"/>
+        </w:rPr>
+        <w:t>Sataṃ samāgamo hotu, yāvanibbāna-pattiyā! （x3）</w:t>
       </w:r>
     </w:p>
     <w:p>
-      <w:r>
-        <w:rPr>
-          <w:b/>
-          <w:sz w:val="21"/>
-        </w:rPr>
-        <w:t>段落1：慈心一百次不如实际行动关爱一次</w:t>
+      <w:pPr>
+        <w:ind w:left="170"/>
+        <w:pBdr>
+          <w:left w:val="single" w:sz="18" w:space="4" w:color="1E4620"/>
+        </w:pBdr>
+        <w:shd w:val="clear" w:fill="F2F5FA"/>
+      </w:pPr>
+      <w:r>
+        <w:rPr>
+          <w:b w:val="0"/>
+        </w:rPr>
+        <w:t>愿会遇善士，直到证涅槃！（三遍）</w:t>
       </w:r>
     </w:p>
     <w:p>
       <w:pPr>
-        <w:ind w:left="340"/>
-      </w:pPr>
-      <w:r>
-        <w:rPr>
-          <w:color w:val="1E5631"/>
-          <w:sz w:val="21"/>
-        </w:rPr>
-        <w:t xml:space="preserve">• </w:t>
-      </w:r>
-      <w:r>
-        <w:rPr>
-          <w:b/>
-          <w:sz w:val="21"/>
-        </w:rPr>
-        <w:t>出处</w:t>
-      </w:r>
-      <w:r>
-        <w:rPr>
-          <w:sz w:val="21"/>
-        </w:rPr>
-        <w:t>：《原文全集》第四部分（第90讲 命根2&amp;慈）·慈的日常部分</w:t>
+        <w:ind w:left="170"/>
+        <w:pBdr>
+          <w:left w:val="single" w:sz="18" w:space="4" w:color="1E4620"/>
+        </w:pBdr>
+        <w:shd w:val="clear" w:fill="F2F5FA"/>
+      </w:pPr>
+      <w:r>
+        <w:rPr>
+          <w:b w:val="0"/>
+        </w:rPr>
+        <w:t>Idaṃ me puñña-kammaṃ, āsavakkhayāvahaṃ hotu. （x3）</w:t>
       </w:r>
     </w:p>
     <w:p>
       <w:pPr>
-        <w:spacing w:before="40" w:after="80"/>
-        <w:ind w:left="283"/>
-        <w:shd w:val="clear" w:color="auto" w:fill="EDF6EF"/>
+        <w:ind w:left="170"/>
         <w:pBdr>
-          <w:left w:val="single" w:sz="20" w:space="6" w:color="1E5631"/>
+          <w:left w:val="single" w:sz="18" w:space="4" w:color="1E4620"/>
         </w:pBdr>
-      </w:pPr>
-      <w:r>
-        <w:rPr>
-          <w:sz w:val="20"/>
-        </w:rPr>
-        <w:t>那什么是慈心呢？当孩子跟你顶牛的时候，你能不能够看到他的苦？"我先生脾气非常的暴躁"，暴躁的人多苦啊，能不能对他生起慈心。天天修慈心，就是慈心永远不入心，慈心永远不能成为我们心流里面的素质，那就不叫修慈心，那也是自欺欺人，骗自己一下。但能解决问题吗？能短暂解决问题。因为你修慈心了，当下就柔软。我希望大家能够培养把它变成我们内心的一个素质。</w:t>
+        <w:shd w:val="clear" w:fill="F2F5FA"/>
+      </w:pPr>
+      <w:r>
+        <w:rPr>
+          <w:b w:val="0"/>
+        </w:rPr>
+        <w:t>愿我此德行，导向诸漏尽！（三遍）</w:t>
       </w:r>
     </w:p>
     <w:p>
       <w:pPr>
-        <w:spacing w:before="40" w:after="80"/>
-        <w:ind w:left="283"/>
-        <w:shd w:val="clear" w:color="auto" w:fill="EDF6EF"/>
+        <w:ind w:left="170"/>
         <w:pBdr>
-          <w:left w:val="single" w:sz="20" w:space="6" w:color="1E5631"/>
+          <w:left w:val="single" w:sz="18" w:space="4" w:color="1E4620"/>
         </w:pBdr>
-      </w:pPr>
-      <w:r>
-        <w:rPr>
-          <w:sz w:val="20"/>
-        </w:rPr>
-        <w:t>因为慈心是属于给利益，即使他没有生气，但是因为他给利益这个素质连排斥都没有了，所以这种对嗔心的调服是非常有利的（慈心一百次不如实际行动关爱一次）。</w:t>
+        <w:shd w:val="clear" w:fill="F2F5FA"/>
+      </w:pPr>
+      <w:r>
+        <w:rPr>
+          <w:b w:val="0"/>
+        </w:rPr>
+        <w:t>Sabba dukkha pamuccatu!</w:t>
       </w:r>
     </w:p>
     <w:p>
-      <w:r>
-        <w:rPr>
-          <w:b/>
-          <w:sz w:val="21"/>
-        </w:rPr>
-        <w:t>段落2：把慈心变成内心素质（继续上文）</w:t>
+      <w:pPr>
+        <w:ind w:left="170"/>
+        <w:pBdr>
+          <w:left w:val="single" w:sz="18" w:space="4" w:color="1E4620"/>
+        </w:pBdr>
+        <w:shd w:val="clear" w:fill="F2F5FA"/>
+      </w:pPr>
+      <w:r>
+        <w:rPr>
+          <w:b w:val="0"/>
+        </w:rPr>
+        <w:t>愿解脱一切苦！</w:t>
       </w:r>
     </w:p>
     <w:p>
-      <w:pPr>
-        <w:ind w:left="340"/>
-      </w:pPr>
-      <w:r>
-        <w:rPr>
-          <w:color w:val="1E5631"/>
-          <w:sz w:val="21"/>
-        </w:rPr>
-        <w:t xml:space="preserve">• </w:t>
-      </w:r>
       <w:r>
         <w:rPr>
           <w:b/>
-          <w:sz w:val="21"/>
-        </w:rPr>
-        <w:t>出处</w:t>
-      </w:r>
-      <w:r>
-        <w:rPr>
-          <w:sz w:val="21"/>
-        </w:rPr>
-        <w:t>：《原文全集》第四部分（第90讲）·慈的日常部分</w:t>
+          <w:color w:val="1E4620"/>
+          <w:sz w:val="26"/>
+        </w:rPr>
+        <w:t>💬 第二轮分享（10 min）</w:t>
       </w:r>
     </w:p>
     <w:p>
       <w:pPr>
-        <w:spacing w:before="40" w:after="80"/>
-        <w:ind w:left="283"/>
-        <w:shd w:val="clear" w:color="auto" w:fill="EDF6EF"/>
+        <w:ind w:left="170"/>
         <w:pBdr>
-          <w:left w:val="single" w:sz="20" w:space="6" w:color="1E5631"/>
+          <w:left w:val="single" w:sz="18" w:space="4" w:color="1E4620"/>
         </w:pBdr>
-      </w:pPr>
-      <w:r>
-        <w:rPr>
-          <w:sz w:val="20"/>
-        </w:rPr>
-        <w:t>天天修慈心，就是慈心永远不入心，慈心永远不能成为我们心流里面的素质，那就不叫修慈心，那也是自欺欺人，骗自己一下。但能解决问题吗？能短暂解决问题。因为你修慈心了，当下就柔软。我希望大家能够培养把它变成我们内心的一个素质。</w:t>
+        <w:shd w:val="clear" w:fill="F2F5FA"/>
+      </w:pPr>
+      <w:r>
+        <w:rPr>
+          <w:b w:val="0"/>
+        </w:rPr>
+        <w:t>今天不按顺序也行，谁想先说都可以。请大家分享：这8周里，你最难忘的一次练习、或最触动你的一句话是什么？</w:t>
       </w:r>
     </w:p>
     <w:p>
-      <w:r>
-        <w:rPr>
-          <w:b/>
-          <w:sz w:val="21"/>
-        </w:rPr>
-        <w:t>段落3：慈心禅与入出息念的配合（◈选读）</w:t>
+      <w:pPr>
+        <w:ind w:left="170"/>
+        <w:pBdr>
+          <w:left w:val="single" w:sz="18" w:space="4" w:color="1E4620"/>
+        </w:pBdr>
+        <w:shd w:val="clear" w:fill="F2F5FA"/>
+      </w:pPr>
+      <w:r>
+        <w:rPr>
+          <w:b w:val="0"/>
+        </w:rPr>
+        <w:t>（这一轮尽量不打断、不评论，让每个人说完。）</w:t>
       </w:r>
     </w:p>
     <w:p>
-      <w:pPr>
-        <w:ind w:left="340"/>
-      </w:pPr>
-      <w:r>
-        <w:rPr>
-          <w:color w:val="1E5631"/>
-          <w:sz w:val="21"/>
-        </w:rPr>
-        <w:t xml:space="preserve">• </w:t>
-      </w:r>
       <w:r>
         <w:rPr>
           <w:b/>
-          <w:sz w:val="21"/>
-        </w:rPr>
-        <w:t>出处</w:t>
-      </w:r>
-      <w:r>
-        <w:rPr>
-          <w:sz w:val="21"/>
-        </w:rPr>
-        <w:t>：古源尊者开示《慈心&amp;入出息念》（2024-05-21）· 依据录音转写整理</w:t>
+          <w:color w:val="1E4620"/>
+          <w:sz w:val="26"/>
+        </w:rPr>
+        <w:t>🎯 第二轮主题讨论（10 min）</w:t>
       </w:r>
     </w:p>
     <w:p>
-      <w:pPr>
-        <w:ind w:left="340"/>
-      </w:pPr>
-      <w:r>
-        <w:rPr>
-          <w:color w:val="1E5631"/>
-          <w:sz w:val="21"/>
-        </w:rPr>
-        <w:t xml:space="preserve">• </w:t>
-      </w:r>
       <w:r>
         <w:rPr>
           <w:b/>
-          <w:sz w:val="21"/>
-        </w:rPr>
-        <w:t>📌 系列分工</w:t>
-      </w:r>
-      <w:r>
-        <w:rPr>
-          <w:sz w:val="21"/>
-        </w:rPr>
-        <w:t>：入出息念的</w:t>
-      </w:r>
-      <w:r>
-        <w:rPr>
-          <w:b/>
-          <w:sz w:val="21"/>
-        </w:rPr>
-        <w:t>详细方法归读书会01《禅修入门与基础》第3–5周</w:t>
-      </w:r>
-      <w:r>
-        <w:rPr>
-          <w:sz w:val="21"/>
-        </w:rPr>
-        <w:t>，此处只读"两者如何配合"的段落</w:t>
+        </w:rPr>
+        <w:t>讨论问题（按优先级）</w:t>
+      </w:r>
+      <w:r>
+        <w:rPr>
+          <w:b w:val="0"/>
+        </w:rPr>
+        <w:t>：</w:t>
       </w:r>
     </w:p>
     <w:p>
       <w:pPr>
-        <w:spacing w:before="40" w:after="80"/>
-        <w:ind w:left="283"/>
-        <w:shd w:val="clear" w:color="auto" w:fill="EDF6EF"/>
-        <w:pBdr>
-          <w:left w:val="single" w:sz="20" w:space="6" w:color="1E5631"/>
-        </w:pBdr>
-      </w:pPr>
-      <w:r>
-        <w:rPr>
-          <w:sz w:val="20"/>
-        </w:rPr>
-        <w:t>学一个呢，我们就坚持一个，不要像狗熊掰棒子，抓一个扔一个。慈心呢，你每一座之前至少花个十来分钟，给自己散播一下慈爱心。身心都柔软了、平静下来了，我们再来修（入出息念）。</w:t>
+        <w:pStyle w:val="ListBullet"/>
+      </w:pPr>
+      <w:r>
+        <w:rPr>
+          <w:b w:val="0"/>
+        </w:rPr>
+        <w:t>问题①（★必答，时间不够时只讨论这个）</w:t>
       </w:r>
     </w:p>
     <w:p>
       <w:pPr>
-        <w:spacing w:before="40" w:after="80"/>
-        <w:ind w:left="283"/>
-        <w:shd w:val="clear" w:color="auto" w:fill="EDF6EF"/>
-        <w:pBdr>
-          <w:left w:val="single" w:sz="20" w:space="6" w:color="1E5631"/>
-        </w:pBdr>
-      </w:pPr>
-      <w:r>
-        <w:rPr>
-          <w:sz w:val="20"/>
-        </w:rPr>
-        <w:t>禅修对于在家人大部分来讲呢，是滋养你的身心，让你的心变得能够平静下来，能够敏锐，能够有觉察，能够去驱除烦恼。今天呢，大家可以继续练习慈心禅——不管是祝福自己，祝福他人，心平静下来，然后呢，就让那个入出息念自然地呈现。</w:t>
+        <w:pStyle w:val="ListBullet"/>
+      </w:pPr>
+      <w:r>
+        <w:rPr>
+          <w:b w:val="0"/>
+        </w:rPr>
+        <w:t>问题②（◈选答）</w:t>
       </w:r>
     </w:p>
     <w:p>
       <w:pPr>
-        <w:spacing w:before="40" w:after="80"/>
-        <w:ind w:left="283"/>
-        <w:shd w:val="clear" w:color="auto" w:fill="EDF6EF"/>
-        <w:pBdr>
-          <w:left w:val="single" w:sz="20" w:space="6" w:color="1E5631"/>
-        </w:pBdr>
-      </w:pPr>
-      <w:r>
-        <w:rPr>
-          <w:sz w:val="20"/>
-        </w:rPr>
-        <w:t>（注：原话中"让心平静后转入观察呼吸"为尊者对该次禅修营学员的具体指导；尊者同时建议：每天睡前对自己的身体一部分一部分地散播慈爱、感恩、道歉、忏悔，愿它没有痛苦，然后放松——这对入睡困难的人尤其适合。）</w:t>
+        <w:pStyle w:val="ListBullet"/>
+      </w:pPr>
+      <w:r>
+        <w:rPr>
+          <w:b w:val="0"/>
+        </w:rPr>
+        <w:t>问题③（◈选答，时间富余或大家感兴趣时讨论）</w:t>
       </w:r>
     </w:p>
     <w:p>
       <w:pPr>
-        <w:spacing w:before="120" w:after="80"/>
-      </w:pPr>
-      <w:r>
-        <w:rPr>
-          <w:rFonts w:ascii="Microsoft YaHei" w:hAnsi="Microsoft YaHei" w:eastAsia="Microsoft YaHei"/>
-          <w:b/>
-          <w:color w:val="1E5631"/>
-          <w:sz w:val="25"/>
-        </w:rPr>
-        <w:t>扩展二：深入讨论问题</w:t>
+        <w:pStyle w:val="ListNumber"/>
+      </w:pPr>
+      <w:r>
+        <w:rPr>
+          <w:b w:val="0"/>
+        </w:rPr>
+        <w:t>【问题①★必答】十五种素质里，哪一条对你最有挑战？（比如"不骄慢""易受劝""不做智者谴责的小事"）</w:t>
       </w:r>
     </w:p>
     <w:p>
       <w:pPr>
-        <w:ind w:left="340"/>
-      </w:pPr>
-      <w:r>
-        <w:rPr>
-          <w:b/>
-          <w:sz w:val="21"/>
-        </w:rPr>
-        <w:t xml:space="preserve">1. </w:t>
-      </w:r>
-      <w:r>
-        <w:rPr>
-          <w:sz w:val="21"/>
-        </w:rPr>
-        <w:t>材料说"慈心一百次不如实际行动关爱一次"——你觉得"在心里祝福"和"实际做一件关爱的事"（比如帮家人倒杯水、给同事一句真诚的问候），哪一个更难？哪一个你更常做？</w:t>
+        <w:pStyle w:val="ListNumber"/>
+      </w:pPr>
+      <w:r>
+        <w:rPr>
+          <w:b w:val="0"/>
+        </w:rPr>
+        <w:t>【问题②◈选答】回看第一周，你对"慈心"的理解和现在有什么不同？</w:t>
       </w:r>
     </w:p>
     <w:p>
       <w:pPr>
-        <w:ind w:left="340"/>
-      </w:pPr>
-      <w:r>
-        <w:rPr>
-          <w:b/>
-          <w:sz w:val="21"/>
-        </w:rPr>
-        <w:t xml:space="preserve">2. </w:t>
-      </w:r>
-      <w:r>
-        <w:rPr>
-          <w:sz w:val="21"/>
-        </w:rPr>
-        <w:t>材料还说"当孩子跟你顶牛的时候，你能不能够看到他的苦"——在你最亲近的人"惹你生气"时，你能看到他的苦吗？如果能看到，你的反应会有什么不同？</w:t>
+        <w:pStyle w:val="ListNumber"/>
+      </w:pPr>
+      <w:r>
+        <w:rPr>
+          <w:b w:val="0"/>
+        </w:rPr>
+        <w:t>【问题③◈选答】这8周里，你生活中有没有因为练习慈心而"不一样"的时刻？（比如没那么容易生气、睡得更好了、对某个人放下了）</w:t>
       </w:r>
     </w:p>
     <w:p>
       <w:pPr>
-        <w:spacing w:before="120" w:after="80"/>
-      </w:pPr>
-      <w:r>
-        <w:rPr>
-          <w:rFonts w:ascii="Microsoft YaHei" w:hAnsi="Microsoft YaHei" w:eastAsia="Microsoft YaHei"/>
-          <w:b/>
-          <w:color w:val="1E5631"/>
-          <w:sz w:val="25"/>
-        </w:rPr>
-        <w:t>扩展三：延伸小练习</w:t>
+        <w:pStyle w:val="ListNumber"/>
+      </w:pPr>
+      <w:r>
+        <w:rPr>
+          <w:b w:val="0"/>
+        </w:rPr>
+        <w:t>【问题④◈选答】如果让你用一句话向没参加过的人介绍"慈心禅"，你会说什么？</w:t>
       </w:r>
     </w:p>
     <w:p>
       <w:pPr>
-        <w:ind w:left="340"/>
-      </w:pPr>
-      <w:r>
-        <w:rPr>
-          <w:color w:val="1E5631"/>
-          <w:sz w:val="21"/>
-        </w:rPr>
-        <w:t xml:space="preserve">• </w:t>
-      </w:r>
+        <w:ind w:left="170"/>
+        <w:pBdr>
+          <w:left w:val="single" w:sz="18" w:space="4" w:color="1E4620"/>
+        </w:pBdr>
+        <w:shd w:val="clear" w:fill="F2F5FA"/>
+      </w:pPr>
       <w:r>
         <w:rPr>
           <w:b/>
-          <w:sz w:val="21"/>
-        </w:rPr>
-        <w:t>"睡前30秒慈心"（约3分钟）</w:t>
-      </w:r>
-      <w:r>
-        <w:rPr>
-          <w:sz w:val="21"/>
-        </w:rPr>
-        <w:t>：请大家现在当场试一遍引导词的开头几句——闭眼，默念："愿我安稳，愿我没有危难；愿我内心平静，没有痛苦；愿我身体放松，没有病痛；愿我今夜安眠，保有快乐。"感受一下身体的变化。今晚睡前再完整地做一遍。</w:t>
+        </w:rPr>
+        <w:t>分层追问</w:t>
+      </w:r>
+      <w:r>
+        <w:rPr>
+          <w:b w:val="0"/>
+        </w:rPr>
+        <w:t>（可视时间取用，由浅入深）：</w:t>
       </w:r>
     </w:p>
     <w:p>
       <w:pPr>
-        <w:spacing w:before="120" w:after="80"/>
-      </w:pPr>
-      <w:r>
-        <w:rPr>
-          <w:rFonts w:ascii="Microsoft YaHei" w:hAnsi="Microsoft YaHei" w:eastAsia="Microsoft YaHei"/>
-          <w:b/>
-          <w:color w:val="1E5631"/>
-          <w:sz w:val="25"/>
-        </w:rPr>
-        <w:t>扩展四：8周回顾素材（时间富余时重读）</w:t>
+        <w:ind w:left="170"/>
+        <w:pBdr>
+          <w:left w:val="single" w:sz="18" w:space="4" w:color="1E4620"/>
+        </w:pBdr>
+        <w:shd w:val="clear" w:fill="F2F5FA"/>
+      </w:pPr>
+      <w:r>
+        <w:rPr>
+          <w:b w:val="0"/>
+        </w:rPr>
+        <w:t>- 【现象】8周前后，你对自己「脾气」的观察有什么变化？</w:t>
       </w:r>
     </w:p>
     <w:p>
-      <w:r>
-        <w:rPr>
-          <w:b/>
-          <w:sz w:val="21"/>
-        </w:rPr>
-        <w:t>回顾段落①：慈心禅那的十一种利益（第1周共读，第189讲）</w:t>
+      <w:pPr>
+        <w:ind w:left="170"/>
+        <w:pBdr>
+          <w:left w:val="single" w:sz="18" w:space="4" w:color="1E4620"/>
+        </w:pBdr>
+        <w:shd w:val="clear" w:fill="F2F5FA"/>
+      </w:pPr>
+      <w:r>
+        <w:rPr>
+          <w:b w:val="0"/>
+        </w:rPr>
+        <w:t>- 【影响】这份变化，影响到了你和谁的相处？</w:t>
       </w:r>
     </w:p>
     <w:p>
       <w:pPr>
-        <w:spacing w:before="40" w:after="80"/>
-        <w:ind w:left="283"/>
-        <w:shd w:val="clear" w:color="auto" w:fill="EDF6EF"/>
+        <w:ind w:left="170"/>
         <w:pBdr>
-          <w:left w:val="single" w:sz="20" w:space="6" w:color="1E5631"/>
+          <w:left w:val="single" w:sz="18" w:space="4" w:color="1E4620"/>
         </w:pBdr>
-      </w:pPr>
-      <w:r>
-        <w:rPr>
-          <w:sz w:val="20"/>
-        </w:rPr>
-        <w:t>如果能够获得慈心禅那，就会有十一种利益。在《增支部·慈爱经》里，佛陀说：『诸比库，当慈心解脱被培育、开展、勤习、驾御、作为基础、建立、稳固与正确地修行时，可望得到十一种利益。』……</w:t>
+        <w:shd w:val="clear" w:fill="F2F5FA"/>
+      </w:pPr>
+      <w:r>
+        <w:rPr>
+          <w:b w:val="0"/>
+        </w:rPr>
+        <w:t>- 【应对】往后你打算怎么把慈心留在每一天？给自己定一个最小的习惯。</w:t>
       </w:r>
     </w:p>
     <w:p>
-      <w:pPr>
-        <w:spacing w:before="40" w:after="80"/>
-        <w:ind w:left="283"/>
-        <w:shd w:val="clear" w:color="auto" w:fill="EDF6EF"/>
-        <w:pBdr>
-          <w:left w:val="single" w:sz="20" w:space="6" w:color="1E5631"/>
-        </w:pBdr>
-      </w:pPr>
-      <w:r>
-        <w:rPr>
-          <w:sz w:val="20"/>
-        </w:rPr>
-        <w:t>一、睡眠安稳；二、不做恶梦；三、醒觉安稳；四、为人所爱；五、为非人所爱；六、天神守护；七、不被火、毒药与武器所伤害；八、心易得定；九、相貌安祥；十、临终不迷惑；十一、若未能证得更高的成就，他将投生到梵天界。</w:t>
+      <w:r>
+        <w:rPr>
+          <w:b/>
+          <w:color w:val="1E4620"/>
+          <w:sz w:val="26"/>
+        </w:rPr>
+        <w:t>📚 扩展内容包（时间富余时使用）</w:t>
       </w:r>
     </w:p>
     <w:p>
-      <w:r>
-        <w:rPr>
-          <w:b/>
-          <w:sz w:val="21"/>
-        </w:rPr>
-        <w:t>回顾段落②：四无量心特相总表（第6周共读，四份课件）</w:t>
+      <w:pPr>
+        <w:ind w:left="170"/>
+        <w:pBdr>
+          <w:left w:val="single" w:sz="18" w:space="4" w:color="1E4620"/>
+        </w:pBdr>
+        <w:shd w:val="clear" w:fill="F2F5FA"/>
+      </w:pPr>
+      <w:r>
+        <w:rPr>
+          <w:b w:val="0"/>
+        </w:rPr>
+        <w:t>以下内容用于共读提前结束或讨论意犹未尽时，按需选用，不必全部完成。</w:t>
       </w:r>
     </w:p>
     <w:p>
-      <w:pPr>
-        <w:ind w:left="340"/>
-      </w:pPr>
-      <w:r>
-        <w:rPr>
-          <w:color w:val="1E5631"/>
-          <w:sz w:val="21"/>
-        </w:rPr>
-        <w:t xml:space="preserve">• </w:t>
-      </w:r>
-      <w:r>
-        <w:rPr>
-          <w:sz w:val="21"/>
-        </w:rPr>
-        <w:t>慈：如来禅修学体系81（）</w:t>
+      <w:r>
+        <w:rPr>
+          <w:b/>
+          <w:color w:val="1E4620"/>
+          <w:sz w:val="23"/>
+        </w:rPr>
+        <w:t>扩展一：补充原文段落</w:t>
       </w:r>
     </w:p>
     <w:p>
-      <w:pPr>
-        <w:ind w:left="340"/>
-      </w:pPr>
-      <w:r>
-        <w:rPr>
-          <w:color w:val="1E5631"/>
-          <w:sz w:val="21"/>
-        </w:rPr>
-        <w:t xml:space="preserve">• </w:t>
-      </w:r>
-      <w:r>
-        <w:rPr>
-          <w:sz w:val="21"/>
-        </w:rPr>
-        <w:t>悲：第91讲·悲（）</w:t>
+      <w:r>
+        <w:rPr>
+          <w:b/>
+        </w:rPr>
+        <w:t>段落1：慈心一百次不如实际行动关爱一次</w:t>
       </w:r>
     </w:p>
     <w:p>
       <w:pPr>
-        <w:ind w:left="340"/>
-      </w:pPr>
-      <w:r>
-        <w:rPr>
-          <w:color w:val="1E5631"/>
-          <w:sz w:val="21"/>
-        </w:rPr>
-        <w:t xml:space="preserve">• </w:t>
-      </w:r>
-      <w:r>
-        <w:rPr>
-          <w:sz w:val="21"/>
-        </w:rPr>
-        <w:t>喜：第60课·随喜（）</w:t>
+        <w:pStyle w:val="ListBullet"/>
+      </w:pPr>
+      <w:r>
+        <w:rPr>
+          <w:b/>
+        </w:rPr>
+        <w:t>出处</w:t>
+      </w:r>
+      <w:r>
+        <w:rPr>
+          <w:b w:val="0"/>
+        </w:rPr>
+        <w:t>：《原文全集》第四部分（第90讲 命根2&amp;慈）·慈的日常部分</w:t>
       </w:r>
     </w:p>
     <w:p>
       <w:pPr>
-        <w:ind w:left="340"/>
-      </w:pPr>
-      <w:r>
-        <w:rPr>
-          <w:color w:val="1E5631"/>
-          <w:sz w:val="21"/>
-        </w:rPr>
-        <w:t xml:space="preserve">• </w:t>
-      </w:r>
-      <w:r>
-        <w:rPr>
-          <w:sz w:val="21"/>
+        <w:ind w:left="170"/>
+        <w:pBdr>
+          <w:left w:val="single" w:sz="18" w:space="4" w:color="1E4620"/>
+        </w:pBdr>
+        <w:shd w:val="clear" w:fill="F2F5FA"/>
+      </w:pPr>
+      <w:r>
+        <w:rPr>
+          <w:b w:val="0"/>
+        </w:rPr>
+        <w:t>那什么是慈心呢？当孩子跟你顶牛的时候，你能不能够看到他的苦？"我先生脾气非常的暴躁"，暴躁的人多苦啊，能不能对他生起慈心。天天修慈心，就是慈心永远不入心，慈心永远不能成为我们心流里面的素质，那就不叫修慈心，那也是自欺欺人，骗自己一下。但能解决问题吗？能短暂解决问题。因为你修慈心了，当下就柔软。我希望大家能够培养把它变成我们内心的一个素质。</w:t>
+      </w:r>
+    </w:p>
+    <w:p>
+      <w:pPr>
+        <w:ind w:left="170"/>
+        <w:pBdr>
+          <w:left w:val="single" w:sz="18" w:space="4" w:color="1E4620"/>
+        </w:pBdr>
+        <w:shd w:val="clear" w:fill="F2F5FA"/>
+      </w:pPr>
+      <w:r>
+        <w:rPr>
+          <w:b w:val="0"/>
+        </w:rPr>
+        <w:t>因为慈心是属于给利益，即使他没有生气，但是因为他给利益这个素质连排斥都没有了，所以这种对嗔心的调服是非常有利的（慈心一百次不如实际行动关爱一次）。</w:t>
+      </w:r>
+    </w:p>
+    <w:p>
+      <w:r>
+        <w:rPr>
+          <w:b/>
+        </w:rPr>
+        <w:t>段落2：把慈心变成内心素质（继续上文）</w:t>
+      </w:r>
+    </w:p>
+    <w:p>
+      <w:pPr>
+        <w:pStyle w:val="ListBullet"/>
+      </w:pPr>
+      <w:r>
+        <w:rPr>
+          <w:b/>
+        </w:rPr>
+        <w:t>出处</w:t>
+      </w:r>
+      <w:r>
+        <w:rPr>
+          <w:b w:val="0"/>
+        </w:rPr>
+        <w:t>：《原文全集》第四部分（第90讲）·慈的日常部分</w:t>
+      </w:r>
+    </w:p>
+    <w:p>
+      <w:pPr>
+        <w:ind w:left="170"/>
+        <w:pBdr>
+          <w:left w:val="single" w:sz="18" w:space="4" w:color="1E4620"/>
+        </w:pBdr>
+        <w:shd w:val="clear" w:fill="F2F5FA"/>
+      </w:pPr>
+      <w:r>
+        <w:rPr>
+          <w:b w:val="0"/>
+        </w:rPr>
+        <w:t>天天修慈心，就是慈心永远不入心，慈心永远不能成为我们心流里面的素质，那就不叫修慈心，那也是自欺欺人，骗自己一下。但能解决问题吗？能短暂解决问题。因为你修慈心了，当下就柔软。我希望大家能够培养把它变成我们内心的一个素质。</w:t>
+      </w:r>
+    </w:p>
+    <w:p>
+      <w:r>
+        <w:rPr>
+          <w:b/>
+        </w:rPr>
+        <w:t>段落3：慈心禅与入出息念的配合（◈选读）</w:t>
+      </w:r>
+    </w:p>
+    <w:p>
+      <w:pPr>
+        <w:pStyle w:val="ListBullet"/>
+      </w:pPr>
+      <w:r>
+        <w:rPr>
+          <w:b/>
+        </w:rPr>
+        <w:t>出处</w:t>
+      </w:r>
+      <w:r>
+        <w:rPr>
+          <w:b w:val="0"/>
+        </w:rPr>
+        <w:t>：古源尊者开示《慈心&amp;入出息念》（2024-05-21）· 依据录音转写整理</w:t>
+      </w:r>
+    </w:p>
+    <w:p>
+      <w:pPr>
+        <w:pStyle w:val="ListBullet"/>
+      </w:pPr>
+      <w:r>
+        <w:rPr>
+          <w:b/>
+        </w:rPr>
+        <w:t>📌 系列分工</w:t>
+      </w:r>
+      <w:r>
+        <w:rPr>
+          <w:b w:val="0"/>
+        </w:rPr>
+        <w:t>：入出息念的</w:t>
+      </w:r>
+      <w:r>
+        <w:rPr>
+          <w:b/>
+        </w:rPr>
+        <w:t>详细方法归读书会01《禅修入门与基础》第3–5周</w:t>
+      </w:r>
+      <w:r>
+        <w:rPr>
+          <w:b w:val="0"/>
+        </w:rPr>
+        <w:t>，此处只读"两者如何配合"的段落</w:t>
+      </w:r>
+    </w:p>
+    <w:p>
+      <w:pPr>
+        <w:ind w:left="170"/>
+        <w:pBdr>
+          <w:left w:val="single" w:sz="18" w:space="4" w:color="1E4620"/>
+        </w:pBdr>
+        <w:shd w:val="clear" w:fill="F2F5FA"/>
+      </w:pPr>
+      <w:r>
+        <w:rPr>
+          <w:b w:val="0"/>
+        </w:rPr>
+        <w:t>学一个呢，我们就坚持一个，不要像狗熊掰棒子，抓一个扔一个。慈心呢，你每一座之前至少花个十来分钟，给自己散播一下慈爱心。身心都柔软了、平静下来了，我们再来修（入出息念）。</w:t>
+      </w:r>
+    </w:p>
+    <w:p>
+      <w:pPr>
+        <w:ind w:left="170"/>
+        <w:pBdr>
+          <w:left w:val="single" w:sz="18" w:space="4" w:color="1E4620"/>
+        </w:pBdr>
+        <w:shd w:val="clear" w:fill="F2F5FA"/>
+      </w:pPr>
+      <w:r>
+        <w:rPr>
+          <w:b w:val="0"/>
+        </w:rPr>
+        <w:t>禅修对于在家人大部分来讲呢，是滋养你的身心，让你的心变得能够平静下来，能够敏锐，能够有觉察，能够去驱除烦恼。今天呢，大家可以继续练习慈心禅——不管是祝福自己，祝福他人，心平静下来，然后呢，就让那个入出息念自然地呈现。</w:t>
+      </w:r>
+    </w:p>
+    <w:p>
+      <w:pPr>
+        <w:ind w:left="170"/>
+        <w:pBdr>
+          <w:left w:val="single" w:sz="18" w:space="4" w:color="1E4620"/>
+        </w:pBdr>
+        <w:shd w:val="clear" w:fill="F2F5FA"/>
+      </w:pPr>
+      <w:r>
+        <w:rPr>
+          <w:b w:val="0"/>
+        </w:rPr>
+        <w:t>（注：原话中"让心平静后转入观察呼吸"为尊者对该次禅修营学员的具体指导；尊者同时建议：每天睡前对自己的身体一部分一部分地散播慈爱、感恩、道歉、忏悔，愿它没有痛苦，然后放松——这对入睡困难的人尤其适合。）</w:t>
+      </w:r>
+    </w:p>
+    <w:p>
+      <w:r>
+        <w:rPr>
+          <w:b/>
+          <w:color w:val="1E4620"/>
+          <w:sz w:val="23"/>
+        </w:rPr>
+        <w:t>扩展二：深入讨论问题</w:t>
+      </w:r>
+    </w:p>
+    <w:p>
+      <w:pPr>
+        <w:pStyle w:val="ListNumber"/>
+      </w:pPr>
+      <w:r>
+        <w:rPr>
+          <w:b w:val="0"/>
+        </w:rPr>
+        <w:t>材料说"慈心一百次不如实际行动关爱一次"——你觉得"在心里祝福"和"实际做一件关爱的事"（比如帮家人倒杯水、给同事一句真诚的问候），哪一个更难？哪一个你更常做？</w:t>
+      </w:r>
+    </w:p>
+    <w:p>
+      <w:pPr>
+        <w:pStyle w:val="ListNumber"/>
+      </w:pPr>
+      <w:r>
+        <w:rPr>
+          <w:b w:val="0"/>
+        </w:rPr>
+        <w:t>材料还说"当孩子跟你顶牛的时候，你能不能够看到他的苦"——在你最亲近的人"惹你生气"时，你能看到他的苦吗？如果能看到，你的反应会有什么不同？</w:t>
+      </w:r>
+    </w:p>
+    <w:p>
+      <w:r>
+        <w:rPr>
+          <w:b/>
+          <w:color w:val="1E4620"/>
+          <w:sz w:val="23"/>
+        </w:rPr>
+        <w:t>扩展三：延伸小练习</w:t>
+      </w:r>
+    </w:p>
+    <w:p>
+      <w:pPr>
+        <w:pStyle w:val="ListBullet"/>
+      </w:pPr>
+      <w:r>
+        <w:rPr>
+          <w:b/>
+        </w:rPr>
+        <w:t>"睡前30秒慈心"（约3分钟）</w:t>
+      </w:r>
+      <w:r>
+        <w:rPr>
+          <w:b w:val="0"/>
+        </w:rPr>
+        <w:t>：请大家现在当场试一遍引导词的开头几句——闭眼，默念："愿我安稳，愿我没有危难；愿我内心平静，没有痛苦；愿我身体放松，没有病痛；愿我今夜安眠，保有快乐。"感受一下身体的变化。今晚睡前再完整地做一遍。</w:t>
+      </w:r>
+    </w:p>
+    <w:p>
+      <w:r>
+        <w:rPr>
+          <w:b/>
+          <w:color w:val="1E4620"/>
+          <w:sz w:val="23"/>
+        </w:rPr>
+        <w:t>扩展四：8周回顾素材（时间富余时重读）</w:t>
+      </w:r>
+    </w:p>
+    <w:p>
+      <w:r>
+        <w:rPr>
+          <w:b/>
+        </w:rPr>
+        <w:t>回顾段落①：慈心禅那的十一种利益（第1周共读，第189讲）</w:t>
+      </w:r>
+    </w:p>
+    <w:p>
+      <w:pPr>
+        <w:ind w:left="170"/>
+        <w:pBdr>
+          <w:left w:val="single" w:sz="18" w:space="4" w:color="1E4620"/>
+        </w:pBdr>
+        <w:shd w:val="clear" w:fill="F2F5FA"/>
+      </w:pPr>
+      <w:r>
+        <w:rPr>
+          <w:b w:val="0"/>
+        </w:rPr>
+        <w:t>如果能够获得慈心禅那，就会有十一种利益。在《增支部·慈爱经》里，佛陀说：『诸比库，当慈心解脱被培育、开展、勤习、驾御、作为基础、建立、稳固与正确地修行时，可望得到十一种利益。』……</w:t>
+      </w:r>
+    </w:p>
+    <w:p>
+      <w:pPr>
+        <w:ind w:left="170"/>
+        <w:pBdr>
+          <w:left w:val="single" w:sz="18" w:space="4" w:color="1E4620"/>
+        </w:pBdr>
+        <w:shd w:val="clear" w:fill="F2F5FA"/>
+      </w:pPr>
+      <w:r>
+        <w:rPr>
+          <w:b w:val="0"/>
+        </w:rPr>
+        <w:t>一、睡眠安稳；二、不做恶梦；三、醒觉安稳；四、为人所爱；五、为非人所爱；六、天神守护；七、不被火、毒药与武器所伤害；八、心易得定；九、相貌安祥；十、临终不迷惑；十一、若未能证得更高的成就，他将投生到梵天界。</w:t>
+      </w:r>
+    </w:p>
+    <w:p>
+      <w:r>
+        <w:rPr>
+          <w:b/>
+        </w:rPr>
+        <w:t>回顾段落②：四无量心特相总表（第6周共读，四份课件）</w:t>
+      </w:r>
+    </w:p>
+    <w:p>
+      <w:pPr>
+        <w:pStyle w:val="ListBullet"/>
+      </w:pPr>
+      <w:r>
+        <w:rPr>
+          <w:b w:val="0"/>
+        </w:rPr>
+        <w:t>慈：如来禅修学体系81（）</w:t>
+      </w:r>
+    </w:p>
+    <w:p>
+      <w:pPr>
+        <w:pStyle w:val="ListBullet"/>
+      </w:pPr>
+      <w:r>
+        <w:rPr>
+          <w:b w:val="0"/>
+        </w:rPr>
+        <w:t>悲：第91讲·悲（）</w:t>
+      </w:r>
+    </w:p>
+    <w:p>
+      <w:pPr>
+        <w:pStyle w:val="ListBullet"/>
+      </w:pPr>
+      <w:r>
+        <w:rPr>
+          <w:b w:val="0"/>
+        </w:rPr>
+        <w:t>喜：第60课·随喜（）</w:t>
+      </w:r>
+    </w:p>
+    <w:p>
+      <w:pPr>
+        <w:pStyle w:val="ListBullet"/>
+      </w:pPr>
+      <w:r>
+        <w:rPr>
+          <w:b w:val="0"/>
         </w:rPr>
         <w:t>舍：如来禅修学体系73·梵住舍（）</w:t>
       </w:r>
@@ -3074,7 +3770,6 @@
       <w:tblPr>
         <w:tblStyle w:val="TableGrid"/>
         <w:tblW w:type="auto" w:w="0"/>
-        <w:jc w:val="center"/>
         <w:tblLook w:firstColumn="1" w:firstRow="1" w:lastColumn="0" w:lastRow="0" w:noHBand="0" w:noVBand="1" w:val="04A0"/>
       </w:tblPr>
       <w:tblGrid>
@@ -3086,17 +3781,20 @@
         <w:tc>
           <w:tcPr>
             <w:tcW w:type="dxa" w:w="3213"/>
-            <w:shd w:val="clear" w:color="auto" w:fill="1E5631"/>
+            <w:shd w:val="clear" w:fill="1E4620"/>
           </w:tcPr>
           <w:p>
-            <w:pPr>
-              <w:spacing w:after="20"/>
-            </w:pPr>
             <w:r>
               <w:rPr>
-                <w:b/>
                 <w:color w:val="FFFFFF"/>
-                <w:sz w:val="19"/>
+                <w:sz w:val="18"/>
+              </w:rPr>
+            </w:r>
+            <w:r>
+              <w:rPr>
+                <w:b w:val="0"/>
+                <w:color w:val="FFFFFF"/>
+                <w:sz w:val="18"/>
               </w:rPr>
               <w:t>四无量心</w:t>
             </w:r>
@@ -3105,17 +3803,20 @@
         <w:tc>
           <w:tcPr>
             <w:tcW w:type="dxa" w:w="3213"/>
-            <w:shd w:val="clear" w:color="auto" w:fill="1E5631"/>
+            <w:shd w:val="clear" w:fill="1E4620"/>
           </w:tcPr>
           <w:p>
-            <w:pPr>
-              <w:spacing w:after="20"/>
-            </w:pPr>
             <w:r>
               <w:rPr>
-                <w:b/>
                 <w:color w:val="FFFFFF"/>
-                <w:sz w:val="19"/>
+                <w:sz w:val="18"/>
+              </w:rPr>
+            </w:r>
+            <w:r>
+              <w:rPr>
+                <w:b w:val="0"/>
+                <w:color w:val="FFFFFF"/>
+                <w:sz w:val="18"/>
               </w:rPr>
               <w:t>特相</w:t>
             </w:r>
@@ -3124,17 +3825,20 @@
         <w:tc>
           <w:tcPr>
             <w:tcW w:type="dxa" w:w="3213"/>
-            <w:shd w:val="clear" w:color="auto" w:fill="1E5631"/>
+            <w:shd w:val="clear" w:fill="1E4620"/>
           </w:tcPr>
           <w:p>
-            <w:pPr>
-              <w:spacing w:after="20"/>
-            </w:pPr>
             <w:r>
               <w:rPr>
-                <w:b/>
                 <w:color w:val="FFFFFF"/>
-                <w:sz w:val="19"/>
+                <w:sz w:val="18"/>
+              </w:rPr>
+            </w:r>
+            <w:r>
+              <w:rPr>
+                <w:b w:val="0"/>
+                <w:color w:val="FFFFFF"/>
+                <w:sz w:val="18"/>
               </w:rPr>
               <w:t>现起</w:t>
             </w:r>
@@ -3147,13 +3851,15 @@
             <w:tcW w:type="dxa" w:w="3213"/>
           </w:tcPr>
           <w:p>
-            <w:pPr>
-              <w:spacing w:after="20"/>
-            </w:pPr>
+            <w:r>
+              <w:rPr>
+                <w:sz w:val="18"/>
+              </w:rPr>
+            </w:r>
             <w:r>
               <w:rPr>
                 <w:b/>
-                <w:sz w:val="19"/>
+                <w:sz w:val="18"/>
               </w:rPr>
               <w:t>慈（mettā）</w:t>
             </w:r>
@@ -3164,12 +3870,15 @@
             <w:tcW w:type="dxa" w:w="3213"/>
           </w:tcPr>
           <w:p>
-            <w:pPr>
-              <w:spacing w:after="20"/>
-            </w:pPr>
             <w:r>
               <w:rPr>
-                <w:sz w:val="19"/>
+                <w:sz w:val="18"/>
+              </w:rPr>
+            </w:r>
+            <w:r>
+              <w:rPr>
+                <w:b w:val="0"/>
+                <w:sz w:val="18"/>
               </w:rPr>
               <w:t>希望及致力于诸有情的福利</w:t>
             </w:r>
@@ -3180,12 +3889,15 @@
             <w:tcW w:type="dxa" w:w="3213"/>
           </w:tcPr>
           <w:p>
-            <w:pPr>
-              <w:spacing w:after="20"/>
-            </w:pPr>
             <w:r>
               <w:rPr>
-                <w:sz w:val="19"/>
+                <w:sz w:val="18"/>
+              </w:rPr>
+            </w:r>
+            <w:r>
+              <w:rPr>
+                <w:b w:val="0"/>
+                <w:sz w:val="18"/>
               </w:rPr>
               <w:t>去除瞋恨</w:t>
             </w:r>
@@ -3196,16 +3908,18 @@
         <w:tc>
           <w:tcPr>
             <w:tcW w:type="dxa" w:w="3213"/>
-            <w:shd w:val="clear" w:color="auto" w:fill="F2F2F2"/>
+            <w:shd w:val="clear" w:fill="F2F5FA"/>
           </w:tcPr>
           <w:p>
-            <w:pPr>
-              <w:spacing w:after="20"/>
-            </w:pPr>
+            <w:r>
+              <w:rPr>
+                <w:sz w:val="18"/>
+              </w:rPr>
+            </w:r>
             <w:r>
               <w:rPr>
                 <w:b/>
-                <w:sz w:val="19"/>
+                <w:sz w:val="18"/>
               </w:rPr>
               <w:t>悲（karuṇā）</w:t>
             </w:r>
@@ -3214,15 +3928,18 @@
         <w:tc>
           <w:tcPr>
             <w:tcW w:type="dxa" w:w="3213"/>
-            <w:shd w:val="clear" w:color="auto" w:fill="F2F2F2"/>
+            <w:shd w:val="clear" w:fill="F2F5FA"/>
           </w:tcPr>
           <w:p>
-            <w:pPr>
-              <w:spacing w:after="20"/>
-            </w:pPr>
             <w:r>
               <w:rPr>
-                <w:sz w:val="19"/>
+                <w:sz w:val="18"/>
+              </w:rPr>
+            </w:r>
+            <w:r>
+              <w:rPr>
+                <w:b w:val="0"/>
+                <w:sz w:val="18"/>
               </w:rPr>
               <w:t>拔除众生的苦</w:t>
             </w:r>
@@ -3231,15 +3948,18 @@
         <w:tc>
           <w:tcPr>
             <w:tcW w:type="dxa" w:w="3213"/>
-            <w:shd w:val="clear" w:color="auto" w:fill="F2F2F2"/>
+            <w:shd w:val="clear" w:fill="F2F5FA"/>
           </w:tcPr>
           <w:p>
-            <w:pPr>
-              <w:spacing w:after="20"/>
-            </w:pPr>
             <w:r>
               <w:rPr>
-                <w:sz w:val="19"/>
+                <w:sz w:val="18"/>
+              </w:rPr>
+            </w:r>
+            <w:r>
+              <w:rPr>
+                <w:b w:val="0"/>
+                <w:sz w:val="18"/>
               </w:rPr>
               <w:t>没有害心</w:t>
             </w:r>
@@ -3252,13 +3972,15 @@
             <w:tcW w:type="dxa" w:w="3213"/>
           </w:tcPr>
           <w:p>
-            <w:pPr>
-              <w:spacing w:after="20"/>
-            </w:pPr>
+            <w:r>
+              <w:rPr>
+                <w:sz w:val="18"/>
+              </w:rPr>
+            </w:r>
             <w:r>
               <w:rPr>
                 <w:b/>
-                <w:sz w:val="19"/>
+                <w:sz w:val="18"/>
               </w:rPr>
               <w:t>喜（muditā）</w:t>
             </w:r>
@@ -3269,12 +3991,15 @@
             <w:tcW w:type="dxa" w:w="3213"/>
           </w:tcPr>
           <w:p>
-            <w:pPr>
-              <w:spacing w:after="20"/>
-            </w:pPr>
             <w:r>
               <w:rPr>
-                <w:sz w:val="19"/>
+                <w:sz w:val="18"/>
+              </w:rPr>
+            </w:r>
+            <w:r>
+              <w:rPr>
+                <w:b w:val="0"/>
+                <w:sz w:val="18"/>
               </w:rPr>
               <w:t>对他人成就随喜</w:t>
             </w:r>
@@ -3285,12 +4010,15 @@
             <w:tcW w:type="dxa" w:w="3213"/>
           </w:tcPr>
           <w:p>
-            <w:pPr>
-              <w:spacing w:after="20"/>
-            </w:pPr>
             <w:r>
               <w:rPr>
-                <w:sz w:val="19"/>
+                <w:sz w:val="18"/>
+              </w:rPr>
+            </w:r>
+            <w:r>
+              <w:rPr>
+                <w:b w:val="0"/>
+                <w:sz w:val="18"/>
               </w:rPr>
               <w:t>内心没有厌恶感</w:t>
             </w:r>
@@ -3301,16 +4029,18 @@
         <w:tc>
           <w:tcPr>
             <w:tcW w:type="dxa" w:w="3213"/>
-            <w:shd w:val="clear" w:color="auto" w:fill="F2F2F2"/>
+            <w:shd w:val="clear" w:fill="F2F5FA"/>
           </w:tcPr>
           <w:p>
-            <w:pPr>
-              <w:spacing w:after="20"/>
-            </w:pPr>
+            <w:r>
+              <w:rPr>
+                <w:sz w:val="18"/>
+              </w:rPr>
+            </w:r>
             <w:r>
               <w:rPr>
                 <w:b/>
-                <w:sz w:val="19"/>
+                <w:sz w:val="18"/>
               </w:rPr>
               <w:t>舍（upekkhā，梵住舍）</w:t>
             </w:r>
@@ -3319,15 +4049,18 @@
         <w:tc>
           <w:tcPr>
             <w:tcW w:type="dxa" w:w="3213"/>
-            <w:shd w:val="clear" w:color="auto" w:fill="F2F2F2"/>
+            <w:shd w:val="clear" w:fill="F2F5FA"/>
           </w:tcPr>
           <w:p>
-            <w:pPr>
-              <w:spacing w:after="20"/>
-            </w:pPr>
             <w:r>
               <w:rPr>
-                <w:sz w:val="19"/>
+                <w:sz w:val="18"/>
+              </w:rPr>
+            </w:r>
+            <w:r>
+              <w:rPr>
+                <w:b w:val="0"/>
+                <w:sz w:val="18"/>
               </w:rPr>
               <w:t>对有情中舍</w:t>
             </w:r>
@@ -3336,15 +4069,18 @@
         <w:tc>
           <w:tcPr>
             <w:tcW w:type="dxa" w:w="3213"/>
-            <w:shd w:val="clear" w:color="auto" w:fill="F2F2F2"/>
+            <w:shd w:val="clear" w:fill="F2F5FA"/>
           </w:tcPr>
           <w:p>
-            <w:pPr>
-              <w:spacing w:after="20"/>
-            </w:pPr>
             <w:r>
               <w:rPr>
-                <w:sz w:val="19"/>
+                <w:sz w:val="18"/>
+              </w:rPr>
+            </w:r>
+            <w:r>
+              <w:rPr>
+                <w:b w:val="0"/>
+                <w:sz w:val="18"/>
               </w:rPr>
               <w:t>止息对有情的嗔恚和爱著</w:t>
             </w:r>
@@ -3354,29 +4090,27 @@
     </w:tbl>
     <w:p>
       <w:pPr>
-        <w:spacing w:before="40" w:after="80"/>
-        <w:ind w:left="283"/>
-        <w:shd w:val="clear" w:color="auto" w:fill="EDF6EF"/>
+        <w:ind w:left="170"/>
         <w:pBdr>
-          <w:left w:val="single" w:sz="20" w:space="6" w:color="1E5631"/>
+          <w:left w:val="single" w:sz="18" w:space="4" w:color="1E4620"/>
         </w:pBdr>
-      </w:pPr>
-      <w:r>
-        <w:rPr>
-          <w:sz w:val="20"/>
+        <w:shd w:val="clear" w:fill="F2F5FA"/>
+      </w:pPr>
+      <w:r>
+        <w:rPr>
+          <w:b w:val="0"/>
         </w:rPr>
         <w:t xml:space="preserve">💡 </w:t>
       </w:r>
       <w:r>
         <w:rPr>
           <w:b/>
-          <w:sz w:val="20"/>
         </w:rPr>
         <w:t>回顾提示</w:t>
       </w:r>
       <w:r>
         <w:rPr>
-          <w:sz w:val="20"/>
+          <w:b w:val="0"/>
         </w:rPr>
         <w:t>：这个表把第6周"四无量心"的内容浓缩成一张表——慈对治嗔恨、悲对治加害心、喜对治嫉妒、舍对治偏执（嗔恚与爱著的两极）。回想你8周的练习，哪一个最触动你？</w:t>
       </w:r>
@@ -3385,471 +4119,355 @@
       <w:r>
         <w:rPr>
           <w:b/>
-          <w:sz w:val="21"/>
         </w:rPr>
         <w:t>◈重读提示</w:t>
       </w:r>
       <w:r>
         <w:rPr>
-          <w:sz w:val="21"/>
+          <w:b w:val="0"/>
         </w:rPr>
         <w:t>（均直接引自《原文全集》原文）：</w:t>
       </w:r>
     </w:p>
     <w:p>
       <w:pPr>
-        <w:spacing w:before="40" w:after="80"/>
-        <w:ind w:left="283"/>
-        <w:shd w:val="clear" w:color="auto" w:fill="EDF6EF"/>
+        <w:ind w:left="170"/>
         <w:pBdr>
-          <w:left w:val="single" w:sz="20" w:space="6" w:color="1E5631"/>
+          <w:left w:val="single" w:sz="18" w:space="4" w:color="1E4620"/>
         </w:pBdr>
-      </w:pPr>
-      <w:r>
-        <w:rPr>
-          <w:sz w:val="20"/>
-        </w:rPr>
-        <w:t>- "愿一切有情幸福、安稳！自有其乐！""站立、行走、坐着或躺卧，只要他离开睡眠，皆应确立如此之念，这是他们于此所说的梵住。"（应作慈爱经——第2、7周共读过全文） - "慈心所——特相：希望及致力于诸有情的福利；作用：带给诸有情利益；现起：去除瞋恨。"（如来禅修学体系81——第2周共读）</w:t>
+        <w:shd w:val="clear" w:fill="F2F5FA"/>
+      </w:pPr>
+      <w:r>
+        <w:rPr>
+          <w:b w:val="0"/>
+        </w:rPr>
+        <w:t>- "愿一切有情幸福、安稳！自有其乐！""站立、行走、坐着或躺卧，只要他离开睡眠，皆应确立如此之念，这是他们于此所说的梵住。"（应作慈爱经——第2、7周共读过全文）</w:t>
       </w:r>
     </w:p>
     <w:p>
       <w:pPr>
-        <w:spacing w:before="120" w:after="80"/>
-      </w:pPr>
-      <w:r>
-        <w:rPr>
-          <w:rFonts w:ascii="Microsoft YaHei" w:hAnsi="Microsoft YaHei" w:eastAsia="Microsoft YaHei"/>
-          <w:b/>
-          <w:color w:val="1E5631"/>
-          <w:sz w:val="25"/>
-        </w:rPr>
-        <w:t>扩展五：深入讨论问题</w:t>
+        <w:ind w:left="170"/>
+        <w:pBdr>
+          <w:left w:val="single" w:sz="18" w:space="4" w:color="1E4620"/>
+        </w:pBdr>
+        <w:shd w:val="clear" w:fill="F2F5FA"/>
+      </w:pPr>
+      <w:r>
+        <w:rPr>
+          <w:b w:val="0"/>
+        </w:rPr>
+        <w:t>- "慈心所——特相：希望及致力于诸有情的福利；作用：带给诸有情利益；现起：去除瞋恨。"（如来禅修学体系81——第2周共读）</w:t>
       </w:r>
     </w:p>
     <w:p>
-      <w:pPr>
-        <w:ind w:left="340"/>
-      </w:pPr>
       <w:r>
         <w:rPr>
           <w:b/>
-          <w:sz w:val="21"/>
-        </w:rPr>
-        <w:t xml:space="preserve">1. </w:t>
-      </w:r>
-      <w:r>
-        <w:rPr>
-          <w:sz w:val="21"/>
-        </w:rPr>
-        <w:t>8周里，最触动你的一句话或一个比喻是什么？（比如"慈心像温暖又坚实的手""我们都是生命轮回中的旅伴"）为什么偏偏是它？</w:t>
+          <w:color w:val="1E4620"/>
+          <w:sz w:val="23"/>
+        </w:rPr>
+        <w:t>扩展五：深入讨论问题</w:t>
       </w:r>
     </w:p>
     <w:p>
       <w:pPr>
-        <w:ind w:left="340"/>
-      </w:pPr>
-      <w:r>
-        <w:rPr>
-          <w:b/>
-          <w:sz w:val="21"/>
-        </w:rPr>
-        <w:t xml:space="preserve">2. </w:t>
-      </w:r>
-      <w:r>
-        <w:rPr>
-          <w:sz w:val="21"/>
-        </w:rPr>
-        <w:t>如果要把慈心变成"一生的功课"，你打算给自己定一个什么样的可持续小习惯？（呼应"收尾与展望"里"睡前5分钟""21天"的提议）</w:t>
+        <w:pStyle w:val="ListNumber"/>
+      </w:pPr>
+      <w:r>
+        <w:rPr>
+          <w:b w:val="0"/>
+        </w:rPr>
+        <w:t>8周里，最触动你的一句话或一个比喻是什么？（比如"慈心像温暖又坚实的手""我们都是生命轮回中的旅伴"）为什么偏偏是它？</w:t>
       </w:r>
     </w:p>
     <w:p>
       <w:pPr>
-        <w:spacing w:before="120" w:after="80"/>
-      </w:pPr>
-      <w:r>
-        <w:rPr>
-          <w:rFonts w:ascii="Microsoft YaHei" w:hAnsi="Microsoft YaHei" w:eastAsia="Microsoft YaHei"/>
-          <w:b/>
-          <w:color w:val="1E5631"/>
-          <w:sz w:val="25"/>
-        </w:rPr>
-        <w:t>扩展六：延伸小练习</w:t>
+        <w:pStyle w:val="ListNumber"/>
+      </w:pPr>
+      <w:r>
+        <w:rPr>
+          <w:b w:val="0"/>
+        </w:rPr>
+        <w:t>如果要把慈心变成"一生的功课"，你打算给自己定一个什么样的可持续小习惯？（呼应"收尾与展望"里"睡前5分钟""21天"的提议）</w:t>
       </w:r>
     </w:p>
     <w:p>
-      <w:pPr>
-        <w:ind w:left="340"/>
-      </w:pPr>
-      <w:r>
-        <w:rPr>
-          <w:color w:val="1E5631"/>
-          <w:sz w:val="21"/>
-        </w:rPr>
-        <w:t xml:space="preserve">• </w:t>
-      </w:r>
       <w:r>
         <w:rPr>
           <w:b/>
-          <w:sz w:val="21"/>
-        </w:rPr>
-        <w:t>"我的慈心清单"卡片（5-8分钟）</w:t>
-      </w:r>
-      <w:r>
-        <w:rPr>
-          <w:sz w:val="21"/>
-        </w:rPr>
-        <w:t>：请大家在一张卡片（或手机备忘录）上写下三行字：①这8周我最想保留的一个练习是______；②接下来21天我打算每天做的一件事是______；③我想祝福的一个人是______。写好后可以互相分享，也可以带回家贴在每天能看到的地方。8周的旅程结束了，这张卡片就是"接下来怎么继续"的起点。</w:t>
+          <w:color w:val="1E4620"/>
+          <w:sz w:val="23"/>
+        </w:rPr>
+        <w:t>扩展六：延伸小练习</w:t>
       </w:r>
     </w:p>
     <w:p>
       <w:pPr>
-        <w:spacing w:before="160" w:after="80"/>
-      </w:pPr>
-      <w:r>
-        <w:rPr>
-          <w:rFonts w:ascii="Microsoft YaHei" w:hAnsi="Microsoft YaHei" w:eastAsia="Microsoft YaHei"/>
+        <w:pStyle w:val="ListBullet"/>
+      </w:pPr>
+      <w:r>
+        <w:rPr>
           <w:b/>
-          <w:color w:val="1E5631"/>
-          <w:sz w:val="28"/>
-        </w:rPr>
-        <w:t>🔚 收尾与回向（15 min）</w:t>
+        </w:rPr>
+        <w:t>"我的慈心清单"卡片（5-8分钟）</w:t>
+      </w:r>
+      <w:r>
+        <w:rPr>
+          <w:b w:val="0"/>
+        </w:rPr>
+        <w:t>：请大家在一张卡片（或手机备忘录）上写下三行字：①这8周我最想保留的一个练习是______；②接下来21天我打算每天做的一件事是______；③我想祝福的一个人是______。写好后可以互相分享，也可以带回家贴在每天能看到的地方。8周的旅程结束了，这张卡片就是"接下来怎么继续"的起点。</w:t>
       </w:r>
     </w:p>
     <w:p>
-      <w:pPr>
-        <w:ind w:left="340"/>
-      </w:pPr>
       <w:r>
         <w:rPr>
           <w:b/>
-          <w:sz w:val="21"/>
-        </w:rPr>
-        <w:t xml:space="preserve">1. </w:t>
-      </w:r>
-      <w:r>
-        <w:rPr>
-          <w:b/>
-          <w:sz w:val="21"/>
-        </w:rPr>
-        <w:t>每人一句话</w:t>
-      </w:r>
-      <w:r>
-        <w:rPr>
-          <w:sz w:val="21"/>
-        </w:rPr>
-        <w:t>：你打算把慈心用在哪个生活场景里？</w:t>
+          <w:color w:val="1E4620"/>
+          <w:sz w:val="26"/>
+        </w:rPr>
+        <w:t>🔚 收尾与回向（15 min）</w:t>
       </w:r>
     </w:p>
     <w:p>
       <w:pPr>
-        <w:ind w:left="340"/>
+        <w:pStyle w:val="ListNumber"/>
       </w:pPr>
       <w:r>
         <w:rPr>
           <w:b/>
-          <w:sz w:val="21"/>
-        </w:rPr>
-        <w:t xml:space="preserve">2. </w:t>
-      </w:r>
-      <w:r>
-        <w:rPr>
-          <w:b/>
-          <w:sz w:val="21"/>
-        </w:rPr>
-        <w:t>下周预告</w:t>
-      </w:r>
-      <w:r>
-        <w:rPr>
-          <w:sz w:val="21"/>
-        </w:rPr>
-        <w:t>：下周是最后一次相聚——我们将一起读《慈经》中的十五种素质与慈巴拉密，并做整个课程的总结回向。</w:t>
+        </w:rPr>
+        <w:t>每人一句话</w:t>
+      </w:r>
+      <w:r>
+        <w:rPr>
+          <w:b w:val="0"/>
+        </w:rPr>
+        <w:t>：你打算把慈心用在哪个生活场景里？</w:t>
       </w:r>
     </w:p>
     <w:p>
       <w:pPr>
-        <w:ind w:left="340"/>
+        <w:pStyle w:val="ListNumber"/>
       </w:pPr>
       <w:r>
         <w:rPr>
           <w:b/>
-          <w:sz w:val="21"/>
-        </w:rPr>
-        <w:t xml:space="preserve">3. </w:t>
-      </w:r>
-      <w:r>
-        <w:rPr>
-          <w:b/>
-          <w:sz w:val="21"/>
-        </w:rPr>
-        <w:t>本周作业</w:t>
-      </w:r>
-      <w:r>
-        <w:rPr>
-          <w:sz w:val="21"/>
-        </w:rPr>
-        <w:t>：实践本周选定的生活场景（睡前/见人前/生气时/禅修前），下周回来分享体验。</w:t>
+        </w:rPr>
+        <w:t>下周预告</w:t>
+      </w:r>
+      <w:r>
+        <w:rPr>
+          <w:b w:val="0"/>
+        </w:rPr>
+        <w:t>：下周是最后一次相聚——我们将一起读《慈经》中的十五种素质与慈巴拉密，并做整个课程的总结回向。</w:t>
       </w:r>
     </w:p>
     <w:p>
       <w:pPr>
-        <w:ind w:left="340"/>
+        <w:pStyle w:val="ListNumber"/>
       </w:pPr>
       <w:r>
         <w:rPr>
           <w:b/>
-          <w:sz w:val="21"/>
-        </w:rPr>
-        <w:t xml:space="preserve">4. </w:t>
-      </w:r>
-      <w:r>
-        <w:rPr>
-          <w:b/>
-          <w:sz w:val="21"/>
-        </w:rPr>
-        <w:t>回向</w:t>
-      </w:r>
-      <w:r>
-        <w:rPr>
-          <w:sz w:val="21"/>
-        </w:rPr>
-        <w:t>（一起念）：</w:t>
+        </w:rPr>
+        <w:t>本周作业</w:t>
+      </w:r>
+      <w:r>
+        <w:rPr>
+          <w:b w:val="0"/>
+        </w:rPr>
+        <w:t>：实践本周选定的生活场景（睡前/见人前/生气时/禅修前），下周回来分享体验。</w:t>
       </w:r>
     </w:p>
     <w:p>
       <w:pPr>
-        <w:ind w:left="340"/>
+        <w:pStyle w:val="ListNumber"/>
       </w:pPr>
       <w:r>
         <w:rPr>
           <w:b/>
-          <w:sz w:val="21"/>
-        </w:rPr>
-        <w:t xml:space="preserve">1. </w:t>
-      </w:r>
-      <w:r>
-        <w:rPr>
-          <w:b/>
-          <w:sz w:val="21"/>
-        </w:rPr>
-        <w:t>每人一句话</w:t>
-      </w:r>
-      <w:r>
-        <w:rPr>
-          <w:sz w:val="21"/>
-        </w:rPr>
-        <w:t>：这8周你最大的收获是什么？</w:t>
+        </w:rPr>
+        <w:t>回向</w:t>
+      </w:r>
+      <w:r>
+        <w:rPr>
+          <w:b w:val="0"/>
+        </w:rPr>
+        <w:t>（一起念）：</w:t>
       </w:r>
     </w:p>
     <w:p>
       <w:pPr>
-        <w:ind w:left="340"/>
+        <w:pStyle w:val="ListNumber"/>
       </w:pPr>
       <w:r>
         <w:rPr>
           <w:b/>
-          <w:sz w:val="21"/>
-        </w:rPr>
-        <w:t xml:space="preserve">2. </w:t>
-      </w:r>
-      <w:r>
-        <w:rPr>
-          <w:b/>
-          <w:sz w:val="21"/>
-        </w:rPr>
-        <w:t>展望</w:t>
-      </w:r>
-      <w:r>
-        <w:rPr>
-          <w:sz w:val="21"/>
-        </w:rPr>
-        <w:t>：接下来怎么继续？</w:t>
+        </w:rPr>
+        <w:t>每人一句话</w:t>
+      </w:r>
+      <w:r>
+        <w:rPr>
+          <w:b w:val="0"/>
+        </w:rPr>
+        <w:t>：这8周你最大的收获是什么？</w:t>
       </w:r>
     </w:p>
     <w:p>
       <w:pPr>
-        <w:ind w:left="340"/>
-      </w:pPr>
-      <w:r>
-        <w:rPr>
-          <w:color w:val="1E5631"/>
-          <w:sz w:val="21"/>
-        </w:rPr>
-        <w:t xml:space="preserve">• </w:t>
-      </w:r>
-      <w:r>
-        <w:rPr>
-          <w:sz w:val="21"/>
-        </w:rPr>
-        <w:t>可以自发组织"慈心共修小组"，每周一起修一次；</w:t>
+        <w:pStyle w:val="ListNumber"/>
+      </w:pPr>
+      <w:r>
+        <w:rPr>
+          <w:b/>
+        </w:rPr>
+        <w:t>展望</w:t>
+      </w:r>
+      <w:r>
+        <w:rPr>
+          <w:b w:val="0"/>
+        </w:rPr>
+        <w:t>：接下来怎么继续？</w:t>
       </w:r>
     </w:p>
     <w:p>
-      <w:pPr>
-        <w:ind w:left="340"/>
-      </w:pPr>
-      <w:r>
-        <w:rPr>
-          <w:color w:val="1E5631"/>
-          <w:sz w:val="21"/>
-        </w:rPr>
-        <w:t xml:space="preserve">• </w:t>
-      </w:r>
-      <w:r>
-        <w:rPr>
-          <w:sz w:val="21"/>
-        </w:rPr>
-        <w:t>可以进入下一个读书会（如"四护卫禅实修"或"禅修入门与基础"）；</w:t>
+      <w:r>
+        <w:rPr>
+          <w:b w:val="0"/>
+        </w:rPr>
+        <w:t xml:space="preserve">   - 可以自发组织"慈心共修小组"，每周一起修一次；</w:t>
       </w:r>
     </w:p>
     <w:p>
-      <w:pPr>
-        <w:ind w:left="340"/>
-      </w:pPr>
-      <w:r>
-        <w:rPr>
-          <w:color w:val="1E5631"/>
-          <w:sz w:val="21"/>
-        </w:rPr>
-        <w:t xml:space="preserve">• </w:t>
-      </w:r>
-      <w:r>
-        <w:rPr>
-          <w:sz w:val="21"/>
-        </w:rPr>
-        <w:t>也可以自己每天睡前修5分钟慈心，坚持21天。</w:t>
+      <w:r>
+        <w:rPr>
+          <w:b w:val="0"/>
+        </w:rPr>
+        <w:t xml:space="preserve">   - 可以进入下一个读书会（如"四护卫禅实修"或"禅修入门与基础"）；</w:t>
       </w:r>
     </w:p>
     <w:p>
-      <w:pPr>
-        <w:ind w:left="340"/>
-      </w:pPr>
-      <w:r>
-        <w:rPr>
-          <w:b/>
-          <w:sz w:val="21"/>
-        </w:rPr>
-        <w:t xml:space="preserve">3. </w:t>
-      </w:r>
-      <w:r>
-        <w:rPr>
-          <w:b/>
-          <w:sz w:val="21"/>
-        </w:rPr>
-        <w:t>互道祝福</w:t>
-      </w:r>
-      <w:r>
-        <w:rPr>
-          <w:sz w:val="21"/>
-        </w:rPr>
-        <w:t>：每人顺时针给右边的人一句祝福："愿你远离危难，愿你内心愉悦，愿你身体健康，愿你保有快乐。"</w:t>
+      <w:r>
+        <w:rPr>
+          <w:b w:val="0"/>
+        </w:rPr>
+        <w:t xml:space="preserve">   - 也可以自己每天睡前修5分钟慈心，坚持21天。</w:t>
       </w:r>
     </w:p>
     <w:p>
       <w:pPr>
-        <w:ind w:left="340"/>
+        <w:pStyle w:val="ListNumber"/>
       </w:pPr>
       <w:r>
         <w:rPr>
           <w:b/>
-          <w:sz w:val="21"/>
-        </w:rPr>
-        <w:t xml:space="preserve">4. </w:t>
-      </w:r>
-      <w:r>
-        <w:rPr>
-          <w:b/>
-          <w:sz w:val="21"/>
-        </w:rPr>
-        <w:t>大回向</w:t>
-      </w:r>
-      <w:r>
-        <w:rPr>
-          <w:sz w:val="21"/>
-        </w:rPr>
-        <w:t>（一起念，作为8周的圆满收尾）：</w:t>
+        </w:rPr>
+        <w:t>互道祝福</w:t>
+      </w:r>
+      <w:r>
+        <w:rPr>
+          <w:b w:val="0"/>
+        </w:rPr>
+        <w:t>：每人顺时针给右边的人一句祝福："愿你远离危难，愿你内心愉悦，愿你身体健康，愿你保有快乐。"</w:t>
       </w:r>
     </w:p>
     <w:p>
+      <w:pPr>
+        <w:pStyle w:val="ListNumber"/>
+      </w:pPr>
       <w:r>
         <w:rPr>
           <w:b/>
-          <w:sz w:val="21"/>
-        </w:rPr>
-        <w:t>回向（一起念）</w:t>
-      </w:r>
-      <w:r>
-        <w:rPr>
-          <w:sz w:val="21"/>
-        </w:rPr>
-        <w:t>：</w:t>
+        </w:rPr>
+        <w:t>大回向</w:t>
+      </w:r>
+      <w:r>
+        <w:rPr>
+          <w:b w:val="0"/>
+        </w:rPr>
+        <w:t>（一起念，作为8周的圆满收尾）：</w:t>
       </w:r>
     </w:p>
     <w:p>
-      <w:pPr>
-        <w:spacing w:before="40" w:after="80"/>
-        <w:ind w:left="283"/>
-        <w:shd w:val="clear" w:color="auto" w:fill="EDF6EF"/>
-        <w:pBdr>
-          <w:left w:val="single" w:sz="20" w:space="6" w:color="1E5631"/>
-        </w:pBdr>
-      </w:pPr>
       <w:r>
         <w:rPr>
           <w:b/>
-          <w:sz w:val="20"/>
-        </w:rPr>
-        <w:t>愿我此功德，导向诸漏尽！</w:t>
-      </w:r>
-      <w:r>
-        <w:rPr>
-          <w:sz w:val="20"/>
-        </w:rPr>
-        <w:t xml:space="preserve"> </w:t>
-      </w:r>
-      <w:r>
-        <w:rPr>
-          <w:b/>
-          <w:sz w:val="20"/>
-        </w:rPr>
-        <w:t>愿我此功德，为证涅槃缘！</w:t>
-      </w:r>
-      <w:r>
-        <w:rPr>
-          <w:sz w:val="20"/>
-        </w:rPr>
-        <w:t xml:space="preserve"> </w:t>
-      </w:r>
-      <w:r>
-        <w:rPr>
-          <w:b/>
-          <w:sz w:val="20"/>
-        </w:rPr>
-        <w:t>我此功德分，回向诸有情！</w:t>
-      </w:r>
-      <w:r>
-        <w:rPr>
-          <w:sz w:val="20"/>
-        </w:rPr>
-        <w:t xml:space="preserve"> </w:t>
-      </w:r>
-      <w:r>
-        <w:rPr>
-          <w:b/>
-          <w:sz w:val="20"/>
-        </w:rPr>
-        <w:t>愿彼等一切，同得功德分！</w:t>
+        </w:rPr>
+        <w:t>回向（一起念）</w:t>
+      </w:r>
+      <w:r>
+        <w:rPr>
+          <w:b w:val="0"/>
+        </w:rPr>
+        <w:t>：</w:t>
       </w:r>
     </w:p>
     <w:p>
       <w:pPr>
-        <w:spacing w:before="160" w:after="80"/>
-      </w:pPr>
-      <w:r>
-        <w:rPr>
-          <w:rFonts w:ascii="Microsoft YaHei" w:hAnsi="Microsoft YaHei" w:eastAsia="Microsoft YaHei"/>
+        <w:ind w:left="170"/>
+        <w:pBdr>
+          <w:left w:val="single" w:sz="18" w:space="4" w:color="1E4620"/>
+        </w:pBdr>
+        <w:shd w:val="clear" w:fill="F2F5FA"/>
+      </w:pPr>
+      <w:r>
+        <w:rPr>
           <w:b/>
-          <w:color w:val="1E5631"/>
-          <w:sz w:val="28"/>
+        </w:rPr>
+        <w:t>愿我此功德，导向诸漏尽！</w:t>
+      </w:r>
+    </w:p>
+    <w:p>
+      <w:pPr>
+        <w:ind w:left="170"/>
+        <w:pBdr>
+          <w:left w:val="single" w:sz="18" w:space="4" w:color="1E4620"/>
+        </w:pBdr>
+        <w:shd w:val="clear" w:fill="F2F5FA"/>
+      </w:pPr>
+      <w:r>
+        <w:rPr>
+          <w:b/>
+        </w:rPr>
+        <w:t>愿我此功德，为证涅槃缘！</w:t>
+      </w:r>
+    </w:p>
+    <w:p>
+      <w:pPr>
+        <w:ind w:left="170"/>
+        <w:pBdr>
+          <w:left w:val="single" w:sz="18" w:space="4" w:color="1E4620"/>
+        </w:pBdr>
+        <w:shd w:val="clear" w:fill="F2F5FA"/>
+      </w:pPr>
+      <w:r>
+        <w:rPr>
+          <w:b/>
+        </w:rPr>
+        <w:t>我此功德分，回向诸有情！</w:t>
+      </w:r>
+    </w:p>
+    <w:p>
+      <w:pPr>
+        <w:ind w:left="170"/>
+        <w:pBdr>
+          <w:left w:val="single" w:sz="18" w:space="4" w:color="1E4620"/>
+        </w:pBdr>
+        <w:shd w:val="clear" w:fill="F2F5FA"/>
+      </w:pPr>
+      <w:r>
+        <w:rPr>
+          <w:b/>
+        </w:rPr>
+        <w:t>愿彼等一切，同得功德分！</w:t>
+      </w:r>
+    </w:p>
+    <w:p>
+      <w:r>
+        <w:rPr>
+          <w:b/>
+          <w:color w:val="1E4620"/>
+          <w:sz w:val="26"/>
         </w:rPr>
         <w:t>📚 延伸阅读（课后自由选读，均为文字版）</w:t>
       </w:r>
@@ -3858,7 +4476,6 @@
       <w:tblPr>
         <w:tblStyle w:val="TableGrid"/>
         <w:tblW w:type="auto" w:w="0"/>
-        <w:jc w:val="center"/>
         <w:tblLook w:firstColumn="1" w:firstRow="1" w:lastColumn="0" w:lastRow="0" w:noHBand="0" w:noVBand="1" w:val="04A0"/>
       </w:tblPr>
       <w:tblGrid>
@@ -3872,17 +4489,20 @@
         <w:tc>
           <w:tcPr>
             <w:tcW w:type="dxa" w:w="1928"/>
-            <w:shd w:val="clear" w:color="auto" w:fill="1E5631"/>
+            <w:shd w:val="clear" w:fill="1E4620"/>
           </w:tcPr>
           <w:p>
-            <w:pPr>
-              <w:spacing w:after="20"/>
-            </w:pPr>
             <w:r>
               <w:rPr>
-                <w:b/>
                 <w:color w:val="FFFFFF"/>
-                <w:sz w:val="19"/>
+                <w:sz w:val="18"/>
+              </w:rPr>
+            </w:r>
+            <w:r>
+              <w:rPr>
+                <w:b w:val="0"/>
+                <w:color w:val="FFFFFF"/>
+                <w:sz w:val="18"/>
               </w:rPr>
               <w:t>标题</w:t>
             </w:r>
@@ -3891,17 +4511,20 @@
         <w:tc>
           <w:tcPr>
             <w:tcW w:type="dxa" w:w="1928"/>
-            <w:shd w:val="clear" w:color="auto" w:fill="1E5631"/>
+            <w:shd w:val="clear" w:fill="1E4620"/>
           </w:tcPr>
           <w:p>
-            <w:pPr>
-              <w:spacing w:after="20"/>
-            </w:pPr>
             <w:r>
               <w:rPr>
-                <w:b/>
                 <w:color w:val="FFFFFF"/>
-                <w:sz w:val="19"/>
+                <w:sz w:val="18"/>
+              </w:rPr>
+            </w:r>
+            <w:r>
+              <w:rPr>
+                <w:b w:val="0"/>
+                <w:color w:val="FFFFFF"/>
+                <w:sz w:val="18"/>
               </w:rPr>
               <w:t>media_id</w:t>
             </w:r>
@@ -3910,17 +4533,20 @@
         <w:tc>
           <w:tcPr>
             <w:tcW w:type="dxa" w:w="1928"/>
-            <w:shd w:val="clear" w:color="auto" w:fill="1E5631"/>
+            <w:shd w:val="clear" w:fill="1E4620"/>
           </w:tcPr>
           <w:p>
-            <w:pPr>
-              <w:spacing w:after="20"/>
-            </w:pPr>
             <w:r>
               <w:rPr>
-                <w:b/>
                 <w:color w:val="FFFFFF"/>
-                <w:sz w:val="19"/>
+                <w:sz w:val="18"/>
+              </w:rPr>
+            </w:r>
+            <w:r>
+              <w:rPr>
+                <w:b w:val="0"/>
+                <w:color w:val="FFFFFF"/>
+                <w:sz w:val="18"/>
               </w:rPr>
               <w:t>打开方式</w:t>
             </w:r>
@@ -3929,23 +4555,29 @@
         <w:tc>
           <w:tcPr>
             <w:tcW w:type="dxa" w:w="1928"/>
-            <w:shd w:val="clear" w:color="auto" w:fill="1E5631"/>
+            <w:shd w:val="clear" w:fill="1E4620"/>
           </w:tcPr>
           <w:p>
-            <w:pPr>
-              <w:spacing w:after="20"/>
-            </w:pPr>
+            <w:r>
+              <w:rPr>
+                <w:color w:val="FFFFFF"/>
+                <w:sz w:val="18"/>
+              </w:rPr>
+            </w:r>
           </w:p>
         </w:tc>
         <w:tc>
           <w:tcPr>
             <w:tcW w:type="dxa" w:w="1928"/>
-            <w:shd w:val="clear" w:color="auto" w:fill="1E5631"/>
+            <w:shd w:val="clear" w:fill="1E4620"/>
           </w:tcPr>
           <w:p>
-            <w:pPr>
-              <w:spacing w:after="20"/>
-            </w:pPr>
+            <w:r>
+              <w:rPr>
+                <w:color w:val="FFFFFF"/>
+                <w:sz w:val="18"/>
+              </w:rPr>
+            </w:r>
           </w:p>
         </w:tc>
       </w:tr>
@@ -3955,12 +4587,15 @@
             <w:tcW w:type="dxa" w:w="1928"/>
           </w:tcPr>
           <w:p>
-            <w:pPr>
-              <w:spacing w:after="20"/>
-            </w:pPr>
             <w:r>
               <w:rPr>
-                <w:sz w:val="19"/>
+                <w:sz w:val="18"/>
+              </w:rPr>
+            </w:r>
+            <w:r>
+              <w:rPr>
+                <w:b w:val="0"/>
+                <w:sz w:val="18"/>
               </w:rPr>
               <w:t>慈经中的十五种素质10-古源尊者（课件PDF）</w:t>
             </w:r>
@@ -3971,14 +4606,17 @@
             <w:tcW w:type="dxa" w:w="1928"/>
           </w:tcPr>
           <w:p>
-            <w:pPr>
-              <w:spacing w:after="20"/>
-            </w:pPr>
             <w:r>
               <w:rPr>
-                <w:sz w:val="19"/>
+                <w:sz w:val="18"/>
               </w:rPr>
-              <w:t>`pdf_d0dd1c0cd17209afe241ece24bf6b7b4_547626f82b0a3a9421a5e18e119ca3457439961422831605`</w:t>
+            </w:r>
+            <w:r>
+              <w:rPr>
+                <w:b w:val="0"/>
+                <w:sz w:val="18"/>
+              </w:rPr>
+              <w:t>pdf_d0dd1c0cd17209afe241ece24bf6b7b4_547626f82b0a3a9421a5e18e119ca3457439961422831605</w:t>
             </w:r>
           </w:p>
         </w:tc>
@@ -3987,12 +4625,15 @@
             <w:tcW w:type="dxa" w:w="1928"/>
           </w:tcPr>
           <w:p>
-            <w:pPr>
-              <w:spacing w:after="20"/>
-            </w:pPr>
             <w:r>
               <w:rPr>
-                <w:sz w:val="19"/>
+                <w:sz w:val="18"/>
+              </w:rPr>
+            </w:r>
+            <w:r>
+              <w:rPr>
+                <w:b w:val="0"/>
+                <w:sz w:val="18"/>
               </w:rPr>
               <w:t>ima知识库搜索「慈经中的十五种素质10」</w:t>
             </w:r>
@@ -4003,9 +4644,11 @@
             <w:tcW w:type="dxa" w:w="1928"/>
           </w:tcPr>
           <w:p>
-            <w:pPr>
-              <w:spacing w:after="20"/>
-            </w:pPr>
+            <w:r>
+              <w:rPr>
+                <w:sz w:val="18"/>
+              </w:rPr>
+            </w:r>
           </w:p>
         </w:tc>
         <w:tc>
@@ -4013,9 +4656,11 @@
             <w:tcW w:type="dxa" w:w="1928"/>
           </w:tcPr>
           <w:p>
-            <w:pPr>
-              <w:spacing w:after="20"/>
-            </w:pPr>
+            <w:r>
+              <w:rPr>
+                <w:sz w:val="18"/>
+              </w:rPr>
+            </w:r>
           </w:p>
         </w:tc>
       </w:tr>
@@ -4023,15 +4668,18 @@
         <w:tc>
           <w:tcPr>
             <w:tcW w:type="dxa" w:w="1928"/>
-            <w:shd w:val="clear" w:color="auto" w:fill="F2F2F2"/>
+            <w:shd w:val="clear" w:fill="F2F5FA"/>
           </w:tcPr>
           <w:p>
-            <w:pPr>
-              <w:spacing w:after="20"/>
-            </w:pPr>
             <w:r>
               <w:rPr>
-                <w:sz w:val="19"/>
+                <w:sz w:val="18"/>
+              </w:rPr>
+            </w:r>
+            <w:r>
+              <w:rPr>
+                <w:b w:val="0"/>
+                <w:sz w:val="18"/>
               </w:rPr>
               <w:t>天湖寺早晚课诵本（PDF，应作慈爱经全文）</w:t>
             </w:r>
@@ -4040,32 +4688,38 @@
         <w:tc>
           <w:tcPr>
             <w:tcW w:type="dxa" w:w="1928"/>
-            <w:shd w:val="clear" w:color="auto" w:fill="F2F2F2"/>
+            <w:shd w:val="clear" w:fill="F2F5FA"/>
           </w:tcPr>
           <w:p>
-            <w:pPr>
-              <w:spacing w:after="20"/>
-            </w:pPr>
             <w:r>
               <w:rPr>
-                <w:sz w:val="19"/>
+                <w:sz w:val="18"/>
               </w:rPr>
-              <w:t>`pdf_d0dd1c0cd17209afe241ece24bf6b7b4_6f25861a789aee54d314c7169431cab57439961422831605`</w:t>
+            </w:r>
+            <w:r>
+              <w:rPr>
+                <w:b w:val="0"/>
+                <w:sz w:val="18"/>
+              </w:rPr>
+              <w:t>pdf_d0dd1c0cd17209afe241ece24bf6b7b4_6f25861a789aee54d314c7169431cab57439961422831605</w:t>
             </w:r>
           </w:p>
         </w:tc>
         <w:tc>
           <w:tcPr>
             <w:tcW w:type="dxa" w:w="1928"/>
-            <w:shd w:val="clear" w:color="auto" w:fill="F2F2F2"/>
+            <w:shd w:val="clear" w:fill="F2F5FA"/>
           </w:tcPr>
           <w:p>
-            <w:pPr>
-              <w:spacing w:after="20"/>
-            </w:pPr>
             <w:r>
               <w:rPr>
-                <w:sz w:val="19"/>
+                <w:sz w:val="18"/>
+              </w:rPr>
+            </w:r>
+            <w:r>
+              <w:rPr>
+                <w:b w:val="0"/>
+                <w:sz w:val="18"/>
               </w:rPr>
               <w:t>ima知识库搜索「天湖寺早晚课诵本」</w:t>
             </w:r>
@@ -4074,23 +4728,27 @@
         <w:tc>
           <w:tcPr>
             <w:tcW w:type="dxa" w:w="1928"/>
-            <w:shd w:val="clear" w:color="auto" w:fill="F2F2F2"/>
+            <w:shd w:val="clear" w:fill="F2F5FA"/>
           </w:tcPr>
           <w:p>
-            <w:pPr>
-              <w:spacing w:after="20"/>
-            </w:pPr>
+            <w:r>
+              <w:rPr>
+                <w:sz w:val="18"/>
+              </w:rPr>
+            </w:r>
           </w:p>
         </w:tc>
         <w:tc>
           <w:tcPr>
             <w:tcW w:type="dxa" w:w="1928"/>
-            <w:shd w:val="clear" w:color="auto" w:fill="F2F2F2"/>
+            <w:shd w:val="clear" w:fill="F2F5FA"/>
           </w:tcPr>
           <w:p>
-            <w:pPr>
-              <w:spacing w:after="20"/>
-            </w:pPr>
+            <w:r>
+              <w:rPr>
+                <w:sz w:val="18"/>
+              </w:rPr>
+            </w:r>
           </w:p>
         </w:tc>
       </w:tr>
@@ -4100,12 +4758,15 @@
             <w:tcW w:type="dxa" w:w="1928"/>
           </w:tcPr>
           <w:p>
-            <w:pPr>
-              <w:spacing w:after="20"/>
-            </w:pPr>
             <w:r>
               <w:rPr>
-                <w:sz w:val="19"/>
+                <w:sz w:val="18"/>
+              </w:rPr>
+            </w:r>
+            <w:r>
+              <w:rPr>
+                <w:b w:val="0"/>
+                <w:sz w:val="18"/>
               </w:rPr>
               <w:t>1</w:t>
             </w:r>
@@ -4116,12 +4777,15 @@
             <w:tcW w:type="dxa" w:w="1928"/>
           </w:tcPr>
           <w:p>
-            <w:pPr>
-              <w:spacing w:after="20"/>
-            </w:pPr>
             <w:r>
               <w:rPr>
-                <w:sz w:val="19"/>
+                <w:sz w:val="18"/>
+              </w:rPr>
+            </w:r>
+            <w:r>
+              <w:rPr>
+                <w:b w:val="0"/>
+                <w:sz w:val="18"/>
               </w:rPr>
               <w:t>第189讲 法念处·五盖(三)（PDF课件：慈心十一种利益、遍满慈）</w:t>
             </w:r>
@@ -4132,14 +4796,17 @@
             <w:tcW w:type="dxa" w:w="1928"/>
           </w:tcPr>
           <w:p>
-            <w:pPr>
-              <w:spacing w:after="20"/>
-            </w:pPr>
             <w:r>
               <w:rPr>
-                <w:sz w:val="19"/>
+                <w:sz w:val="18"/>
               </w:rPr>
-              <w:t>`pdf_d0dd1c0cd17209afe241ece24bf6b7b4_419cd8739b5ee0c5a59942283ed6ecc27439961422831605`</w:t>
+            </w:r>
+            <w:r>
+              <w:rPr>
+                <w:b w:val="0"/>
+                <w:sz w:val="18"/>
+              </w:rPr>
+              <w:t>pdf_d0dd1c0cd17209afe241ece24bf6b7b4_419cd8739b5ee0c5a59942283ed6ecc27439961422831605</w:t>
             </w:r>
           </w:p>
         </w:tc>
@@ -4148,12 +4815,15 @@
             <w:tcW w:type="dxa" w:w="1928"/>
           </w:tcPr>
           <w:p>
-            <w:pPr>
-              <w:spacing w:after="20"/>
-            </w:pPr>
             <w:r>
               <w:rPr>
-                <w:sz w:val="19"/>
+                <w:sz w:val="18"/>
+              </w:rPr>
+            </w:r>
+            <w:r>
+              <w:rPr>
+                <w:b w:val="0"/>
+                <w:sz w:val="18"/>
               </w:rPr>
               <w:t>ima知识库搜索「第189讲 五盖」</w:t>
             </w:r>
@@ -4164,12 +4834,15 @@
             <w:tcW w:type="dxa" w:w="1928"/>
           </w:tcPr>
           <w:p>
-            <w:pPr>
-              <w:spacing w:after="20"/>
-            </w:pPr>
             <w:r>
               <w:rPr>
-                <w:sz w:val="19"/>
+                <w:sz w:val="18"/>
+              </w:rPr>
+            </w:r>
+            <w:r>
+              <w:rPr>
+                <w:b w:val="0"/>
+                <w:sz w:val="18"/>
               </w:rPr>
               <w:t>第二部分</w:t>
             </w:r>
@@ -4180,15 +4853,18 @@
         <w:tc>
           <w:tcPr>
             <w:tcW w:type="dxa" w:w="1928"/>
-            <w:shd w:val="clear" w:color="auto" w:fill="F2F2F2"/>
+            <w:shd w:val="clear" w:fill="F2F5FA"/>
           </w:tcPr>
           <w:p>
-            <w:pPr>
-              <w:spacing w:after="20"/>
-            </w:pPr>
             <w:r>
               <w:rPr>
-                <w:sz w:val="19"/>
+                <w:sz w:val="18"/>
+              </w:rPr>
+            </w:r>
+            <w:r>
+              <w:rPr>
+                <w:b w:val="0"/>
+                <w:sz w:val="18"/>
               </w:rPr>
               <w:t>2</w:t>
             </w:r>
@@ -4197,15 +4873,18 @@
         <w:tc>
           <w:tcPr>
             <w:tcW w:type="dxa" w:w="1928"/>
-            <w:shd w:val="clear" w:color="auto" w:fill="F2F2F2"/>
+            <w:shd w:val="clear" w:fill="F2F5FA"/>
           </w:tcPr>
           <w:p>
-            <w:pPr>
-              <w:spacing w:after="20"/>
-            </w:pPr>
             <w:r>
               <w:rPr>
-                <w:sz w:val="19"/>
+                <w:sz w:val="18"/>
+              </w:rPr>
+            </w:r>
+            <w:r>
+              <w:rPr>
+                <w:b w:val="0"/>
+                <w:sz w:val="18"/>
               </w:rPr>
               <w:t>第189讲 五盖3（docx文字版，与PDF重复）</w:t>
             </w:r>
@@ -4214,32 +4893,38 @@
         <w:tc>
           <w:tcPr>
             <w:tcW w:type="dxa" w:w="1928"/>
-            <w:shd w:val="clear" w:color="auto" w:fill="F2F2F2"/>
+            <w:shd w:val="clear" w:fill="F2F5FA"/>
           </w:tcPr>
           <w:p>
-            <w:pPr>
-              <w:spacing w:after="20"/>
-            </w:pPr>
             <w:r>
               <w:rPr>
-                <w:sz w:val="19"/>
+                <w:sz w:val="18"/>
               </w:rPr>
-              <w:t>`word_d0dd1c0cd17209afe241ece24bf6b7b4_d03b0c87881adbd141fd68f2dc9947ca7439961422831605`</w:t>
+            </w:r>
+            <w:r>
+              <w:rPr>
+                <w:b w:val="0"/>
+                <w:sz w:val="18"/>
+              </w:rPr>
+              <w:t>word_d0dd1c0cd17209afe241ece24bf6b7b4_d03b0c87881adbd141fd68f2dc9947ca7439961422831605</w:t>
             </w:r>
           </w:p>
         </w:tc>
         <w:tc>
           <w:tcPr>
             <w:tcW w:type="dxa" w:w="1928"/>
-            <w:shd w:val="clear" w:color="auto" w:fill="F2F2F2"/>
+            <w:shd w:val="clear" w:fill="F2F5FA"/>
           </w:tcPr>
           <w:p>
-            <w:pPr>
-              <w:spacing w:after="20"/>
-            </w:pPr>
             <w:r>
               <w:rPr>
-                <w:sz w:val="19"/>
+                <w:sz w:val="18"/>
+              </w:rPr>
+            </w:r>
+            <w:r>
+              <w:rPr>
+                <w:b w:val="0"/>
+                <w:sz w:val="18"/>
               </w:rPr>
               <w:t>ima知识库搜索「189讲 五盖3」</w:t>
             </w:r>
@@ -4248,15 +4933,18 @@
         <w:tc>
           <w:tcPr>
             <w:tcW w:type="dxa" w:w="1928"/>
-            <w:shd w:val="clear" w:color="auto" w:fill="F2F2F2"/>
+            <w:shd w:val="clear" w:fill="F2F5FA"/>
           </w:tcPr>
           <w:p>
-            <w:pPr>
-              <w:spacing w:after="20"/>
-            </w:pPr>
             <w:r>
               <w:rPr>
-                <w:sz w:val="19"/>
+                <w:sz w:val="18"/>
+              </w:rPr>
+            </w:r>
+            <w:r>
+              <w:rPr>
+                <w:b w:val="0"/>
+                <w:sz w:val="18"/>
               </w:rPr>
               <w:t>第三部分</w:t>
             </w:r>
@@ -4269,12 +4957,15 @@
             <w:tcW w:type="dxa" w:w="1928"/>
           </w:tcPr>
           <w:p>
-            <w:pPr>
-              <w:spacing w:after="20"/>
-            </w:pPr>
             <w:r>
               <w:rPr>
-                <w:sz w:val="19"/>
+                <w:sz w:val="18"/>
+              </w:rPr>
+            </w:r>
+            <w:r>
+              <w:rPr>
+                <w:b w:val="0"/>
+                <w:sz w:val="18"/>
               </w:rPr>
               <w:t>3</w:t>
             </w:r>
@@ -4285,12 +4976,15 @@
             <w:tcW w:type="dxa" w:w="1928"/>
           </w:tcPr>
           <w:p>
-            <w:pPr>
-              <w:spacing w:after="20"/>
-            </w:pPr>
             <w:r>
               <w:rPr>
-                <w:sz w:val="19"/>
+                <w:sz w:val="18"/>
+              </w:rPr>
+            </w:r>
+            <w:r>
+              <w:rPr>
+                <w:b w:val="0"/>
+                <w:sz w:val="18"/>
               </w:rPr>
               <w:t>第188讲 法念处·五盖(二)（PDF课件：嗔恚成因与六种对治）</w:t>
             </w:r>
@@ -4301,14 +4995,17 @@
             <w:tcW w:type="dxa" w:w="1928"/>
           </w:tcPr>
           <w:p>
-            <w:pPr>
-              <w:spacing w:after="20"/>
-            </w:pPr>
             <w:r>
               <w:rPr>
-                <w:sz w:val="19"/>
+                <w:sz w:val="18"/>
               </w:rPr>
-              <w:t>`pdf_d0dd1c0cd17209afe241ece24bf6b7b4_8756345fd0a00413a8492cfe6029a60e7439961422831605`</w:t>
+            </w:r>
+            <w:r>
+              <w:rPr>
+                <w:b w:val="0"/>
+                <w:sz w:val="18"/>
+              </w:rPr>
+              <w:t>pdf_d0dd1c0cd17209afe241ece24bf6b7b4_8756345fd0a00413a8492cfe6029a60e7439961422831605</w:t>
             </w:r>
           </w:p>
         </w:tc>
@@ -4317,12 +5014,15 @@
             <w:tcW w:type="dxa" w:w="1928"/>
           </w:tcPr>
           <w:p>
-            <w:pPr>
-              <w:spacing w:after="20"/>
-            </w:pPr>
             <w:r>
               <w:rPr>
-                <w:sz w:val="19"/>
+                <w:sz w:val="18"/>
+              </w:rPr>
+            </w:r>
+            <w:r>
+              <w:rPr>
+                <w:b w:val="0"/>
+                <w:sz w:val="18"/>
               </w:rPr>
               <w:t>ima知识库搜索「第188讲 五盖」</w:t>
             </w:r>
@@ -4333,12 +5033,15 @@
             <w:tcW w:type="dxa" w:w="1928"/>
           </w:tcPr>
           <w:p>
-            <w:pPr>
-              <w:spacing w:after="20"/>
-            </w:pPr>
             <w:r>
               <w:rPr>
-                <w:sz w:val="19"/>
+                <w:sz w:val="18"/>
+              </w:rPr>
+            </w:r>
+            <w:r>
+              <w:rPr>
+                <w:b w:val="0"/>
+                <w:sz w:val="18"/>
               </w:rPr>
               <w:t>第一部分</w:t>
             </w:r>
@@ -4349,15 +5052,18 @@
         <w:tc>
           <w:tcPr>
             <w:tcW w:type="dxa" w:w="1928"/>
-            <w:shd w:val="clear" w:color="auto" w:fill="F2F2F2"/>
+            <w:shd w:val="clear" w:fill="F2F5FA"/>
           </w:tcPr>
           <w:p>
-            <w:pPr>
-              <w:spacing w:after="20"/>
-            </w:pPr>
             <w:r>
               <w:rPr>
-                <w:sz w:val="19"/>
+                <w:sz w:val="18"/>
+              </w:rPr>
+            </w:r>
+            <w:r>
+              <w:rPr>
+                <w:b w:val="0"/>
+                <w:sz w:val="18"/>
               </w:rPr>
               <w:t>4</w:t>
             </w:r>
@@ -4366,15 +5072,18 @@
         <w:tc>
           <w:tcPr>
             <w:tcW w:type="dxa" w:w="1928"/>
-            <w:shd w:val="clear" w:color="auto" w:fill="F2F2F2"/>
+            <w:shd w:val="clear" w:fill="F2F5FA"/>
           </w:tcPr>
           <w:p>
-            <w:pPr>
-              <w:spacing w:after="20"/>
-            </w:pPr>
             <w:r>
               <w:rPr>
-                <w:sz w:val="19"/>
+                <w:sz w:val="18"/>
+              </w:rPr>
+            </w:r>
+            <w:r>
+              <w:rPr>
+                <w:b w:val="0"/>
+                <w:sz w:val="18"/>
               </w:rPr>
               <w:t>第90讲 命根2-慈1（PDF课件：四梵住）</w:t>
             </w:r>
@@ -4383,32 +5092,38 @@
         <w:tc>
           <w:tcPr>
             <w:tcW w:type="dxa" w:w="1928"/>
-            <w:shd w:val="clear" w:color="auto" w:fill="F2F2F2"/>
+            <w:shd w:val="clear" w:fill="F2F5FA"/>
           </w:tcPr>
           <w:p>
-            <w:pPr>
-              <w:spacing w:after="20"/>
-            </w:pPr>
             <w:r>
               <w:rPr>
-                <w:sz w:val="19"/>
+                <w:sz w:val="18"/>
               </w:rPr>
-              <w:t>`pdf_d0dd1c0cd17209afe241ece24bf6b7b4_cb3f88559d5185b079e299b66a22b05c7439961422831605`</w:t>
+            </w:r>
+            <w:r>
+              <w:rPr>
+                <w:b w:val="0"/>
+                <w:sz w:val="18"/>
+              </w:rPr>
+              <w:t>pdf_d0dd1c0cd17209afe241ece24bf6b7b4_cb3f88559d5185b079e299b66a22b05c7439961422831605</w:t>
             </w:r>
           </w:p>
         </w:tc>
         <w:tc>
           <w:tcPr>
             <w:tcW w:type="dxa" w:w="1928"/>
-            <w:shd w:val="clear" w:color="auto" w:fill="F2F2F2"/>
+            <w:shd w:val="clear" w:fill="F2F5FA"/>
           </w:tcPr>
           <w:p>
-            <w:pPr>
-              <w:spacing w:after="20"/>
-            </w:pPr>
             <w:r>
               <w:rPr>
-                <w:sz w:val="19"/>
+                <w:sz w:val="18"/>
+              </w:rPr>
+            </w:r>
+            <w:r>
+              <w:rPr>
+                <w:b w:val="0"/>
+                <w:sz w:val="18"/>
               </w:rPr>
               <w:t>ima知识库搜索「第90讲 命根2」</w:t>
             </w:r>
@@ -4417,15 +5132,18 @@
         <w:tc>
           <w:tcPr>
             <w:tcW w:type="dxa" w:w="1928"/>
-            <w:shd w:val="clear" w:color="auto" w:fill="F2F2F2"/>
+            <w:shd w:val="clear" w:fill="F2F5FA"/>
           </w:tcPr>
           <w:p>
-            <w:pPr>
-              <w:spacing w:after="20"/>
-            </w:pPr>
             <w:r>
               <w:rPr>
-                <w:sz w:val="19"/>
+                <w:sz w:val="18"/>
+              </w:rPr>
+            </w:r>
+            <w:r>
+              <w:rPr>
+                <w:b w:val="0"/>
+                <w:sz w:val="18"/>
               </w:rPr>
               <w:t>第四部分</w:t>
             </w:r>
@@ -4438,12 +5156,15 @@
             <w:tcW w:type="dxa" w:w="1928"/>
           </w:tcPr>
           <w:p>
-            <w:pPr>
-              <w:spacing w:after="20"/>
-            </w:pPr>
             <w:r>
               <w:rPr>
-                <w:sz w:val="19"/>
+                <w:sz w:val="18"/>
+              </w:rPr>
+            </w:r>
+            <w:r>
+              <w:rPr>
+                <w:b w:val="0"/>
+                <w:sz w:val="18"/>
               </w:rPr>
               <w:t>5</w:t>
             </w:r>
@@ -4454,12 +5175,15 @@
             <w:tcW w:type="dxa" w:w="1928"/>
           </w:tcPr>
           <w:p>
-            <w:pPr>
-              <w:spacing w:after="20"/>
-            </w:pPr>
             <w:r>
               <w:rPr>
-                <w:sz w:val="19"/>
+                <w:sz w:val="18"/>
+              </w:rPr>
+            </w:r>
+            <w:r>
+              <w:rPr>
+                <w:b w:val="0"/>
+                <w:sz w:val="18"/>
               </w:rPr>
               <w:t>如来禅修学体系81-正命&amp;悲&amp;慈（PDF课件：慈心所、散播慈爱文）</w:t>
             </w:r>
@@ -4470,14 +5194,17 @@
             <w:tcW w:type="dxa" w:w="1928"/>
           </w:tcPr>
           <w:p>
-            <w:pPr>
-              <w:spacing w:after="20"/>
-            </w:pPr>
             <w:r>
               <w:rPr>
-                <w:sz w:val="19"/>
+                <w:sz w:val="18"/>
               </w:rPr>
-              <w:t>`pdf_d0dd1c0cd17209afe241ece24bf6b7b4_697b9a684c6cbfe3f5f6a17ae60a4c957439961422831605`</w:t>
+            </w:r>
+            <w:r>
+              <w:rPr>
+                <w:b w:val="0"/>
+                <w:sz w:val="18"/>
+              </w:rPr>
+              <w:t>pdf_d0dd1c0cd17209afe241ece24bf6b7b4_697b9a684c6cbfe3f5f6a17ae60a4c957439961422831605</w:t>
             </w:r>
           </w:p>
         </w:tc>
@@ -4486,12 +5213,15 @@
             <w:tcW w:type="dxa" w:w="1928"/>
           </w:tcPr>
           <w:p>
-            <w:pPr>
-              <w:spacing w:after="20"/>
-            </w:pPr>
             <w:r>
               <w:rPr>
-                <w:sz w:val="19"/>
+                <w:sz w:val="18"/>
+              </w:rPr>
+            </w:r>
+            <w:r>
+              <w:rPr>
+                <w:b w:val="0"/>
+                <w:sz w:val="18"/>
               </w:rPr>
               <w:t>ima知识库搜索「如来禅修学体系81」</w:t>
             </w:r>
@@ -4502,12 +5232,15 @@
             <w:tcW w:type="dxa" w:w="1928"/>
           </w:tcPr>
           <w:p>
-            <w:pPr>
-              <w:spacing w:after="20"/>
-            </w:pPr>
             <w:r>
               <w:rPr>
-                <w:sz w:val="19"/>
+                <w:sz w:val="18"/>
+              </w:rPr>
+            </w:r>
+            <w:r>
+              <w:rPr>
+                <w:b w:val="0"/>
+                <w:sz w:val="18"/>
               </w:rPr>
               <w:t>第五部分</w:t>
             </w:r>
@@ -4518,15 +5251,18 @@
         <w:tc>
           <w:tcPr>
             <w:tcW w:type="dxa" w:w="1928"/>
-            <w:shd w:val="clear" w:color="auto" w:fill="F2F2F2"/>
+            <w:shd w:val="clear" w:fill="F2F5FA"/>
           </w:tcPr>
           <w:p>
-            <w:pPr>
-              <w:spacing w:after="20"/>
-            </w:pPr>
             <w:r>
               <w:rPr>
-                <w:sz w:val="19"/>
+                <w:sz w:val="18"/>
+              </w:rPr>
+            </w:r>
+            <w:r>
+              <w:rPr>
+                <w:b w:val="0"/>
+                <w:sz w:val="18"/>
               </w:rPr>
               <w:t>6</w:t>
             </w:r>
@@ -4535,15 +5271,18 @@
         <w:tc>
           <w:tcPr>
             <w:tcW w:type="dxa" w:w="1928"/>
-            <w:shd w:val="clear" w:color="auto" w:fill="F2F2F2"/>
+            <w:shd w:val="clear" w:fill="F2F5FA"/>
           </w:tcPr>
           <w:p>
-            <w:pPr>
-              <w:spacing w:after="20"/>
-            </w:pPr>
             <w:r>
               <w:rPr>
-                <w:sz w:val="19"/>
+                <w:sz w:val="18"/>
+              </w:rPr>
+            </w:r>
+            <w:r>
+              <w:rPr>
+                <w:b w:val="0"/>
+                <w:sz w:val="18"/>
               </w:rPr>
               <w:t>应作慈爱经（慈经全文，PDF课件）</w:t>
             </w:r>
@@ -4552,32 +5291,38 @@
         <w:tc>
           <w:tcPr>
             <w:tcW w:type="dxa" w:w="1928"/>
-            <w:shd w:val="clear" w:color="auto" w:fill="F2F2F2"/>
+            <w:shd w:val="clear" w:fill="F2F5FA"/>
           </w:tcPr>
           <w:p>
-            <w:pPr>
-              <w:spacing w:after="20"/>
-            </w:pPr>
             <w:r>
               <w:rPr>
-                <w:sz w:val="19"/>
+                <w:sz w:val="18"/>
               </w:rPr>
-              <w:t>`pdf_d0dd1c0cd17209afe241ece24bf6b7b4_5282549719bf41f4d6b93862db188e657439961422831605`</w:t>
+            </w:r>
+            <w:r>
+              <w:rPr>
+                <w:b w:val="0"/>
+                <w:sz w:val="18"/>
+              </w:rPr>
+              <w:t>pdf_d0dd1c0cd17209afe241ece24bf6b7b4_5282549719bf41f4d6b93862db188e657439961422831605</w:t>
             </w:r>
           </w:p>
         </w:tc>
         <w:tc>
           <w:tcPr>
             <w:tcW w:type="dxa" w:w="1928"/>
-            <w:shd w:val="clear" w:color="auto" w:fill="F2F2F2"/>
+            <w:shd w:val="clear" w:fill="F2F5FA"/>
           </w:tcPr>
           <w:p>
-            <w:pPr>
-              <w:spacing w:after="20"/>
-            </w:pPr>
             <w:r>
               <w:rPr>
-                <w:sz w:val="19"/>
+                <w:sz w:val="18"/>
+              </w:rPr>
+            </w:r>
+            <w:r>
+              <w:rPr>
+                <w:b w:val="0"/>
+                <w:sz w:val="18"/>
               </w:rPr>
               <w:t>ima知识库搜索「慈经中的十五种素质1」</w:t>
             </w:r>
@@ -4586,15 +5331,18 @@
         <w:tc>
           <w:tcPr>
             <w:tcW w:type="dxa" w:w="1928"/>
-            <w:shd w:val="clear" w:color="auto" w:fill="F2F2F2"/>
+            <w:shd w:val="clear" w:fill="F2F5FA"/>
           </w:tcPr>
           <w:p>
-            <w:pPr>
-              <w:spacing w:after="20"/>
-            </w:pPr>
             <w:r>
               <w:rPr>
-                <w:sz w:val="19"/>
+                <w:sz w:val="18"/>
+              </w:rPr>
+            </w:r>
+            <w:r>
+              <w:rPr>
+                <w:b w:val="0"/>
+                <w:sz w:val="18"/>
               </w:rPr>
               <w:t>第六部分</w:t>
             </w:r>
@@ -4607,12 +5355,15 @@
             <w:tcW w:type="dxa" w:w="1928"/>
           </w:tcPr>
           <w:p>
-            <w:pPr>
-              <w:spacing w:after="20"/>
-            </w:pPr>
             <w:r>
               <w:rPr>
-                <w:sz w:val="19"/>
+                <w:sz w:val="18"/>
+              </w:rPr>
+            </w:r>
+            <w:r>
+              <w:rPr>
+                <w:b w:val="0"/>
+                <w:sz w:val="18"/>
               </w:rPr>
               <w:t>7</w:t>
             </w:r>
@@ -4623,12 +5374,15 @@
             <w:tcW w:type="dxa" w:w="1928"/>
           </w:tcPr>
           <w:p>
-            <w:pPr>
-              <w:spacing w:after="20"/>
-            </w:pPr>
             <w:r>
               <w:rPr>
-                <w:sz w:val="19"/>
+                <w:sz w:val="18"/>
+              </w:rPr>
+            </w:r>
+            <w:r>
+              <w:rPr>
+                <w:b w:val="0"/>
+                <w:sz w:val="18"/>
               </w:rPr>
               <w:t>慈经中的十五种素质10（PDF课件）</w:t>
             </w:r>
@@ -4639,14 +5393,17 @@
             <w:tcW w:type="dxa" w:w="1928"/>
           </w:tcPr>
           <w:p>
-            <w:pPr>
-              <w:spacing w:after="20"/>
-            </w:pPr>
             <w:r>
               <w:rPr>
-                <w:sz w:val="19"/>
+                <w:sz w:val="18"/>
               </w:rPr>
-              <w:t>`pdf_d0dd1c0cd17209afe241ece24bf6b7b4_547626f82b0a3a9421a5e18e119ca3457439961422831605`</w:t>
+            </w:r>
+            <w:r>
+              <w:rPr>
+                <w:b w:val="0"/>
+                <w:sz w:val="18"/>
+              </w:rPr>
+              <w:t>pdf_d0dd1c0cd17209afe241ece24bf6b7b4_547626f82b0a3a9421a5e18e119ca3457439961422831605</w:t>
             </w:r>
           </w:p>
         </w:tc>
@@ -4655,12 +5412,15 @@
             <w:tcW w:type="dxa" w:w="1928"/>
           </w:tcPr>
           <w:p>
-            <w:pPr>
-              <w:spacing w:after="20"/>
-            </w:pPr>
             <w:r>
               <w:rPr>
-                <w:sz w:val="19"/>
+                <w:sz w:val="18"/>
+              </w:rPr>
+            </w:r>
+            <w:r>
+              <w:rPr>
+                <w:b w:val="0"/>
+                <w:sz w:val="18"/>
               </w:rPr>
               <w:t>ima知识库搜索「慈经中的十五种素质10」</w:t>
             </w:r>
@@ -4671,12 +5431,15 @@
             <w:tcW w:type="dxa" w:w="1928"/>
           </w:tcPr>
           <w:p>
-            <w:pPr>
-              <w:spacing w:after="20"/>
-            </w:pPr>
             <w:r>
               <w:rPr>
-                <w:sz w:val="19"/>
+                <w:sz w:val="18"/>
+              </w:rPr>
+            </w:r>
+            <w:r>
+              <w:rPr>
+                <w:b w:val="0"/>
+                <w:sz w:val="18"/>
               </w:rPr>
               <w:t>第七部分</w:t>
             </w:r>
@@ -4687,15 +5450,18 @@
         <w:tc>
           <w:tcPr>
             <w:tcW w:type="dxa" w:w="1928"/>
-            <w:shd w:val="clear" w:color="auto" w:fill="F2F2F2"/>
+            <w:shd w:val="clear" w:fill="F2F5FA"/>
           </w:tcPr>
           <w:p>
-            <w:pPr>
-              <w:spacing w:after="20"/>
-            </w:pPr>
             <w:r>
               <w:rPr>
-                <w:sz w:val="19"/>
+                <w:sz w:val="18"/>
+              </w:rPr>
+            </w:r>
+            <w:r>
+              <w:rPr>
+                <w:b w:val="0"/>
+                <w:sz w:val="18"/>
               </w:rPr>
               <w:t>8</w:t>
             </w:r>
@@ -4704,15 +5470,18 @@
         <w:tc>
           <w:tcPr>
             <w:tcW w:type="dxa" w:w="1928"/>
-            <w:shd w:val="clear" w:color="auto" w:fill="F2F2F2"/>
+            <w:shd w:val="clear" w:fill="F2F5FA"/>
           </w:tcPr>
           <w:p>
-            <w:pPr>
-              <w:spacing w:after="20"/>
-            </w:pPr>
             <w:r>
               <w:rPr>
-                <w:sz w:val="19"/>
+                <w:sz w:val="18"/>
+              </w:rPr>
+            </w:r>
+            <w:r>
+              <w:rPr>
+                <w:b w:val="0"/>
+                <w:sz w:val="18"/>
               </w:rPr>
               <w:t>十一集·增支部（PDF经文：慈心解脱十一种果报）</w:t>
             </w:r>
@@ -4721,32 +5490,38 @@
         <w:tc>
           <w:tcPr>
             <w:tcW w:type="dxa" w:w="1928"/>
-            <w:shd w:val="clear" w:color="auto" w:fill="F2F2F2"/>
+            <w:shd w:val="clear" w:fill="F2F5FA"/>
           </w:tcPr>
           <w:p>
-            <w:pPr>
-              <w:spacing w:after="20"/>
-            </w:pPr>
             <w:r>
               <w:rPr>
-                <w:sz w:val="19"/>
+                <w:sz w:val="18"/>
               </w:rPr>
-              <w:t>`pdf_d0dd1c0cd17209afe241ece24bf6b7b4_7dd7f986d02cb8adec0fdb7615321f9d7439961422831605`</w:t>
+            </w:r>
+            <w:r>
+              <w:rPr>
+                <w:b w:val="0"/>
+                <w:sz w:val="18"/>
+              </w:rPr>
+              <w:t>pdf_d0dd1c0cd17209afe241ece24bf6b7b4_7dd7f986d02cb8adec0fdb7615321f9d7439961422831605</w:t>
             </w:r>
           </w:p>
         </w:tc>
         <w:tc>
           <w:tcPr>
             <w:tcW w:type="dxa" w:w="1928"/>
-            <w:shd w:val="clear" w:color="auto" w:fill="F2F2F2"/>
+            <w:shd w:val="clear" w:fill="F2F5FA"/>
           </w:tcPr>
           <w:p>
-            <w:pPr>
-              <w:spacing w:after="20"/>
-            </w:pPr>
             <w:r>
               <w:rPr>
-                <w:sz w:val="19"/>
+                <w:sz w:val="18"/>
+              </w:rPr>
+            </w:r>
+            <w:r>
+              <w:rPr>
+                <w:b w:val="0"/>
+                <w:sz w:val="18"/>
               </w:rPr>
               <w:t>ima知识库搜索「十一集」</w:t>
             </w:r>
@@ -4755,15 +5530,18 @@
         <w:tc>
           <w:tcPr>
             <w:tcW w:type="dxa" w:w="1928"/>
-            <w:shd w:val="clear" w:color="auto" w:fill="F2F2F2"/>
+            <w:shd w:val="clear" w:fill="F2F5FA"/>
           </w:tcPr>
           <w:p>
-            <w:pPr>
-              <w:spacing w:after="20"/>
-            </w:pPr>
             <w:r>
               <w:rPr>
-                <w:sz w:val="19"/>
+                <w:sz w:val="18"/>
+              </w:rPr>
+            </w:r>
+            <w:r>
+              <w:rPr>
+                <w:b w:val="0"/>
+                <w:sz w:val="18"/>
               </w:rPr>
               <w:t>第八部分</w:t>
             </w:r>
@@ -4776,12 +5554,15 @@
             <w:tcW w:type="dxa" w:w="1928"/>
           </w:tcPr>
           <w:p>
-            <w:pPr>
-              <w:spacing w:after="20"/>
-            </w:pPr>
             <w:r>
               <w:rPr>
-                <w:sz w:val="19"/>
+                <w:sz w:val="18"/>
+              </w:rPr>
+            </w:r>
+            <w:r>
+              <w:rPr>
+                <w:b w:val="0"/>
+                <w:sz w:val="18"/>
               </w:rPr>
               <w:t>9</w:t>
             </w:r>
@@ -4792,12 +5573,15 @@
             <w:tcW w:type="dxa" w:w="1928"/>
           </w:tcPr>
           <w:p>
-            <w:pPr>
-              <w:spacing w:after="20"/>
-            </w:pPr>
             <w:r>
               <w:rPr>
-                <w:sz w:val="19"/>
+                <w:sz w:val="18"/>
+              </w:rPr>
+            </w:r>
+            <w:r>
+              <w:rPr>
+                <w:b w:val="0"/>
+                <w:sz w:val="18"/>
               </w:rPr>
               <w:t>天湖寺早晚课诵本（PDF，慈爱散播、应作慈爱经）</w:t>
             </w:r>
@@ -4808,14 +5592,17 @@
             <w:tcW w:type="dxa" w:w="1928"/>
           </w:tcPr>
           <w:p>
-            <w:pPr>
-              <w:spacing w:after="20"/>
-            </w:pPr>
             <w:r>
               <w:rPr>
-                <w:sz w:val="19"/>
+                <w:sz w:val="18"/>
               </w:rPr>
-              <w:t>`pdf_d0dd1c0cd17209afe241ece24bf6b7b4_6f25861a789aee54d314c7169431cab57439961422831605`</w:t>
+            </w:r>
+            <w:r>
+              <w:rPr>
+                <w:b w:val="0"/>
+                <w:sz w:val="18"/>
+              </w:rPr>
+              <w:t>pdf_d0dd1c0cd17209afe241ece24bf6b7b4_6f25861a789aee54d314c7169431cab57439961422831605</w:t>
             </w:r>
           </w:p>
         </w:tc>
@@ -4824,12 +5611,15 @@
             <w:tcW w:type="dxa" w:w="1928"/>
           </w:tcPr>
           <w:p>
-            <w:pPr>
-              <w:spacing w:after="20"/>
-            </w:pPr>
             <w:r>
               <w:rPr>
-                <w:sz w:val="19"/>
+                <w:sz w:val="18"/>
+              </w:rPr>
+            </w:r>
+            <w:r>
+              <w:rPr>
+                <w:b w:val="0"/>
+                <w:sz w:val="18"/>
               </w:rPr>
               <w:t>ima知识库搜索「天湖寺早晚课诵本」</w:t>
             </w:r>
@@ -4840,12 +5630,15 @@
             <w:tcW w:type="dxa" w:w="1928"/>
           </w:tcPr>
           <w:p>
-            <w:pPr>
-              <w:spacing w:after="20"/>
-            </w:pPr>
             <w:r>
               <w:rPr>
-                <w:sz w:val="19"/>
+                <w:sz w:val="18"/>
+              </w:rPr>
+            </w:r>
+            <w:r>
+              <w:rPr>
+                <w:b w:val="0"/>
+                <w:sz w:val="18"/>
               </w:rPr>
               <w:t>第九部分</w:t>
             </w:r>
@@ -4855,142 +5648,153 @@
     </w:tbl>
     <w:p>
       <w:pPr>
-        <w:spacing w:before="40" w:after="80"/>
-        <w:ind w:left="283"/>
-        <w:shd w:val="clear" w:color="auto" w:fill="EDF6EF"/>
+        <w:ind w:left="170"/>
         <w:pBdr>
-          <w:left w:val="single" w:sz="20" w:space="6" w:color="1E5631"/>
+          <w:left w:val="single" w:sz="18" w:space="4" w:color="1E4620"/>
         </w:pBdr>
-      </w:pPr>
-      <w:r>
-        <w:rPr>
-          <w:sz w:val="20"/>
+        <w:shd w:val="clear" w:fill="F2F5FA"/>
+      </w:pPr>
+      <w:r>
+        <w:rPr>
+          <w:b w:val="0"/>
         </w:rPr>
         <w:t>📌 以上均为文字版资料 media_id（与《原文全集》附录资料清单一致）；完整原文文字已全部嵌入本文档上文「共读原文」部分，无需再去知识库查阅。</w:t>
       </w:r>
     </w:p>
     <w:p>
       <w:pPr>
-        <w:spacing w:before="40" w:after="80"/>
-        <w:ind w:left="283"/>
-        <w:shd w:val="clear" w:color="auto" w:fill="EDF6EF"/>
+        <w:ind w:left="170"/>
         <w:pBdr>
-          <w:left w:val="single" w:sz="20" w:space="6" w:color="1E5631"/>
+          <w:left w:val="single" w:sz="18" w:space="4" w:color="1E4620"/>
         </w:pBdr>
-      </w:pPr>
-      <w:r>
-        <w:rPr>
-          <w:sz w:val="20"/>
+        <w:shd w:val="clear" w:fill="F2F5FA"/>
+      </w:pPr>
+      <w:r>
+        <w:rPr>
+          <w:b w:val="0"/>
         </w:rPr>
         <w:t xml:space="preserve">📚 </w:t>
       </w:r>
       <w:r>
         <w:rPr>
           <w:b/>
-          <w:sz w:val="20"/>
         </w:rPr>
         <w:t>下一份文档</w:t>
       </w:r>
       <w:r>
         <w:rPr>
-          <w:sz w:val="20"/>
-        </w:rPr>
-        <w:t>：`第8周_慈经十五素质、慈巴拉密与总结回向_学员版.md`</w:t>
+          <w:b w:val="0"/>
+        </w:rPr>
+        <w:t>：第8周_慈经十五素质、慈巴拉密与总结回向_学员版.md</w:t>
       </w:r>
     </w:p>
     <w:p>
       <w:pPr>
-        <w:spacing w:before="40" w:after="80"/>
-        <w:ind w:left="283"/>
-        <w:shd w:val="clear" w:color="auto" w:fill="EDF6EF"/>
+        <w:ind w:left="170"/>
         <w:pBdr>
-          <w:left w:val="single" w:sz="20" w:space="6" w:color="1E5631"/>
+          <w:left w:val="single" w:sz="18" w:space="4" w:color="1E4620"/>
         </w:pBdr>
-      </w:pPr>
-      <w:r>
-        <w:rPr>
-          <w:sz w:val="20"/>
+        <w:shd w:val="clear" w:fill="F2F5FA"/>
+      </w:pPr>
+      <w:r>
+        <w:rPr>
+          <w:b w:val="0"/>
         </w:rPr>
         <w:t>📌 下表 media_id 均为</w:t>
       </w:r>
       <w:r>
         <w:rPr>
           <w:b/>
-          <w:sz w:val="20"/>
         </w:rPr>
         <w:t>文字版资料</w:t>
       </w:r>
       <w:r>
         <w:rPr>
-          <w:sz w:val="20"/>
+          <w:b w:val="0"/>
         </w:rPr>
         <w:t>（PDF 提取文字版 / Word 文字版），与《原文全集》附录资料清单一致；完整原文文字全部收录于《原文全集》对应部分，无需再去知识库查阅。</w:t>
       </w:r>
     </w:p>
     <w:p>
-      <w:pPr>
-        <w:spacing w:before="160" w:after="80"/>
-      </w:pPr>
-      <w:r>
-        <w:rPr>
-          <w:rFonts w:ascii="Microsoft YaHei" w:hAnsi="Microsoft YaHei" w:eastAsia="Microsoft YaHei"/>
+      <w:r>
+        <w:rPr>
           <w:b/>
-          <w:color w:val="1E5631"/>
-          <w:sz w:val="28"/>
+          <w:color w:val="1E4620"/>
+          <w:sz w:val="26"/>
         </w:rPr>
         <w:t>🎉 结语</w:t>
       </w:r>
     </w:p>
     <w:p>
       <w:pPr>
-        <w:spacing w:before="40" w:after="80"/>
-        <w:ind w:left="283"/>
-        <w:shd w:val="clear" w:color="auto" w:fill="EDF6EF"/>
+        <w:ind w:left="170"/>
         <w:pBdr>
-          <w:left w:val="single" w:sz="20" w:space="6" w:color="1E5631"/>
+          <w:left w:val="single" w:sz="18" w:space="4" w:color="1E4620"/>
         </w:pBdr>
-      </w:pPr>
-      <w:r>
-        <w:rPr>
-          <w:sz w:val="20"/>
-        </w:rPr>
-        <w:t xml:space="preserve">8周的慈心之旅结束了，但慈心的培育是一生的功课。 愿你将这份"愿一切众生快乐"的心，带入生活的每一天。 </w:t>
-      </w:r>
-      <w:r>
-        <w:rPr>
-          <w:b/>
-          <w:sz w:val="20"/>
-        </w:rPr>
-        <w:t>愿一切众生远离危难，愿一切众生内心愉悦，愿一切众生身体健康，愿一切众生保有快乐。</w:t>
+        <w:shd w:val="clear" w:fill="F2F5FA"/>
+      </w:pPr>
+      <w:r>
+        <w:rPr>
+          <w:b w:val="0"/>
+        </w:rPr>
+        <w:t>8周的慈心之旅结束了，但慈心的培育是一生的功课。</w:t>
       </w:r>
     </w:p>
     <w:p>
       <w:pPr>
-        <w:spacing w:before="40" w:after="80"/>
-        <w:ind w:left="283"/>
-        <w:shd w:val="clear" w:color="auto" w:fill="EDF6EF"/>
+        <w:ind w:left="170"/>
         <w:pBdr>
-          <w:left w:val="single" w:sz="20" w:space="6" w:color="1E5631"/>
+          <w:left w:val="single" w:sz="18" w:space="4" w:color="1E4620"/>
         </w:pBdr>
-      </w:pPr>
-      <w:r>
-        <w:rPr>
-          <w:sz w:val="20"/>
+        <w:shd w:val="clear" w:fill="F2F5FA"/>
+      </w:pPr>
+      <w:r>
+        <w:rPr>
+          <w:b w:val="0"/>
+        </w:rPr>
+        <w:t>愿你将这份"愿一切众生快乐"的心，带入生活的每一天。</w:t>
+      </w:r>
+    </w:p>
+    <w:p>
+      <w:pPr>
+        <w:ind w:left="170"/>
+        <w:pBdr>
+          <w:left w:val="single" w:sz="18" w:space="4" w:color="1E4620"/>
+        </w:pBdr>
+        <w:shd w:val="clear" w:fill="F2F5FA"/>
+      </w:pPr>
+      <w:r>
+        <w:rPr>
+          <w:b/>
+        </w:rPr>
+        <w:t>愿一切众生远离危难，愿一切众生内心愉悦，愿一切众生身体健康，愿一切众生保有快乐。</w:t>
+      </w:r>
+    </w:p>
+    <w:p>
+      <w:pPr>
+        <w:ind w:left="170"/>
+        <w:pBdr>
+          <w:left w:val="single" w:sz="18" w:space="4" w:color="1E4620"/>
+        </w:pBdr>
+        <w:shd w:val="clear" w:fill="F2F5FA"/>
+      </w:pPr>
+      <w:r>
+        <w:rPr>
+          <w:b w:val="0"/>
         </w:rPr>
         <w:t xml:space="preserve">📚 </w:t>
       </w:r>
       <w:r>
         <w:rPr>
           <w:b/>
-          <w:sz w:val="20"/>
         </w:rPr>
         <w:t>下一份文档</w:t>
       </w:r>
       <w:r>
         <w:rPr>
-          <w:sz w:val="20"/>
-        </w:rPr>
-        <w:t>：`00_主持人总指南.md`</w:t>
+          <w:b w:val="0"/>
+        </w:rPr>
+        <w:t>：00_主持人总指南.md</w:t>
       </w:r>
     </w:p>
     <w:sectPr>
@@ -5012,7 +5816,11 @@
       <w:pStyle w:val="Footer"/>
       <w:jc w:val="center"/>
     </w:pPr>
-    <w:fldSimple w:instr="PAGE"/>
+    <w:r>
+      <w:fldChar w:fldCharType="begin"/>
+      <w:instrText xml:space="preserve">PAGE</w:instrText>
+      <w:fldChar w:fldCharType="end"/>
+    </w:r>
   </w:p>
 </w:ftr>
 </file>
@@ -5026,10 +5834,10 @@
     </w:pPr>
     <w:r>
       <w:rPr>
-        <w:color w:val="808080"/>
+        <w:color w:val="1E4620"/>
         <w:sz w:val="16"/>
       </w:rPr>
-      <w:t>读书会02·第4周·慈心深化、慈巴拉密与总结回向（朗读优化版）</w:t>
+      <w:t>读书会02 · 第4周 · 朗读优化版（4周版） · 学员版</w:t>
     </w:r>
   </w:p>
 </w:hdr>
@@ -5398,11 +6206,8 @@
     <w:name w:val="Normal"/>
     <w:qFormat/>
     <w:rsid w:val="00FC693F"/>
-    <w:pPr>
-      <w:spacing w:line="324" w:lineRule="auto" w:after="60"/>
-    </w:pPr>
     <w:rPr>
-      <w:rFonts w:ascii="Microsoft YaHei" w:hAnsi="Microsoft YaHei" w:eastAsia="Microsoft YaHei"/>
+      <w:rFonts w:ascii="等线" w:hAnsi="等线" w:eastAsia="宋体"/>
       <w:sz w:val="21"/>
     </w:rPr>
   </w:style>
